--- a/docs/예창패 실제 제풀용/claudecode/2026년 예비창업패키지 사업계획서_페르소닉AI_수정중_SOM수정_cc_BM수정.docx
+++ b/docs/예창패 실제 제풀용/claudecode/2026년 예비창업패키지 사업계획서_페르소닉AI_수정중_SOM수정_cc_BM수정.docx
@@ -589,6 +589,7 @@
                 <w:shd w:val="clear" w:color="auto" w:fill="auto"/>
               </w:rPr>
             </w:pPr>
+            <w:proofErr w:type="spellStart"/>
             <w:r>
               <w:rPr>
                 <w:rFonts w:ascii="맑은 고딕" w:hint="eastAsia"/>
@@ -598,6 +599,7 @@
               </w:rPr>
               <w:t>호랑랩스</w:t>
             </w:r>
+            <w:proofErr w:type="spellEnd"/>
           </w:p>
         </w:tc>
       </w:tr>
@@ -635,7 +637,27 @@
                 <w:sz w:val="22"/>
                 <w:shd w:val="clear" w:color="auto" w:fill="auto"/>
               </w:rPr>
-              <w:t xml:space="preserve">(예비)창업팀 구성 현황 </w:t>
+              <w:t>(예비)</w:t>
+            </w:r>
+            <w:proofErr w:type="spellStart"/>
+            <w:r>
+              <w:rPr>
+                <w:rFonts w:ascii="맑은 고딕" w:eastAsia="맑은 고딕"/>
+                <w:b/>
+                <w:sz w:val="22"/>
+                <w:shd w:val="clear" w:color="auto" w:fill="auto"/>
+              </w:rPr>
+              <w:t>창업팀</w:t>
+            </w:r>
+            <w:proofErr w:type="spellEnd"/>
+            <w:r>
+              <w:rPr>
+                <w:rFonts w:ascii="맑은 고딕" w:eastAsia="맑은 고딕"/>
+                <w:b/>
+                <w:sz w:val="22"/>
+                <w:shd w:val="clear" w:color="auto" w:fill="auto"/>
+              </w:rPr>
+              <w:t xml:space="preserve"> 구성 현황 </w:t>
             </w:r>
             <w:r>
               <w:rPr>
@@ -1122,7 +1144,23 @@
                 <w:rFonts w:asciiTheme="majorEastAsia" w:eastAsiaTheme="majorEastAsia" w:hAnsiTheme="majorEastAsia"/>
                 <w:iCs/>
               </w:rPr>
-              <w:t>프론트·백엔드 개발, 리포트 UI, 서비스 기능 구현</w:t>
+              <w:t>프론트·</w:t>
+            </w:r>
+            <w:proofErr w:type="spellStart"/>
+            <w:r>
+              <w:rPr>
+                <w:rFonts w:asciiTheme="majorEastAsia" w:eastAsiaTheme="majorEastAsia" w:hAnsiTheme="majorEastAsia"/>
+                <w:iCs/>
+              </w:rPr>
+              <w:t>백엔드</w:t>
+            </w:r>
+            <w:proofErr w:type="spellEnd"/>
+            <w:r>
+              <w:rPr>
+                <w:rFonts w:asciiTheme="majorEastAsia" w:eastAsiaTheme="majorEastAsia" w:hAnsiTheme="majorEastAsia"/>
+                <w:iCs/>
+              </w:rPr>
+              <w:t xml:space="preserve"> 개발, 리포트 UI, 서비스 기능 구현</w:t>
             </w:r>
           </w:p>
         </w:tc>
@@ -1152,7 +1190,23 @@
                 <w:rFonts w:asciiTheme="majorEastAsia" w:eastAsiaTheme="majorEastAsia" w:hAnsiTheme="majorEastAsia"/>
                 <w:iCs/>
               </w:rPr>
-              <w:t>웹 서비스 풀스택 개발 경력 5년</w:t>
+              <w:t xml:space="preserve">웹 서비스 </w:t>
+            </w:r>
+            <w:proofErr w:type="spellStart"/>
+            <w:r>
+              <w:rPr>
+                <w:rFonts w:asciiTheme="majorEastAsia" w:eastAsiaTheme="majorEastAsia" w:hAnsiTheme="majorEastAsia"/>
+                <w:iCs/>
+              </w:rPr>
+              <w:t>풀스택</w:t>
+            </w:r>
+            <w:proofErr w:type="spellEnd"/>
+            <w:r>
+              <w:rPr>
+                <w:rFonts w:asciiTheme="majorEastAsia" w:eastAsiaTheme="majorEastAsia" w:hAnsiTheme="majorEastAsia"/>
+                <w:iCs/>
+              </w:rPr>
+              <w:t xml:space="preserve"> 개발 경력 5년</w:t>
             </w:r>
           </w:p>
         </w:tc>
@@ -1770,6 +1824,7 @@
                 <w:szCs w:val="20"/>
               </w:rPr>
             </w:pPr>
+            <w:proofErr w:type="spellStart"/>
             <w:r>
               <w:rPr>
                 <w:rFonts w:ascii="함초롬바탕" w:eastAsia="함초롬바탕" w:hAnsi="Times New Roman" w:cs="Times New Roman" w:hint="eastAsia"/>
@@ -1779,6 +1834,7 @@
               </w:rPr>
               <w:t>페르소닉</w:t>
             </w:r>
+            <w:proofErr w:type="spellEnd"/>
             <w:r>
               <w:rPr>
                 <w:rFonts w:ascii="함초롬바탕" w:eastAsia="함초롬바탕" w:hAnsi="Times New Roman" w:cs="Times New Roman" w:hint="eastAsia"/>
@@ -1978,6 +2034,7 @@
                 <w:szCs w:val="20"/>
               </w:rPr>
             </w:pPr>
+            <w:proofErr w:type="spellStart"/>
             <w:r>
               <w:rPr>
                 <w:rFonts w:asciiTheme="minorEastAsia" w:eastAsiaTheme="minorEastAsia" w:hAnsiTheme="minorEastAsia" w:cs="Times New Roman" w:hint="eastAsia"/>
@@ -1986,6 +2043,7 @@
               </w:rPr>
               <w:t>페르소닉</w:t>
             </w:r>
+            <w:proofErr w:type="spellEnd"/>
             <w:r>
               <w:rPr>
                 <w:rFonts w:asciiTheme="minorEastAsia" w:eastAsiaTheme="minorEastAsia" w:hAnsiTheme="minorEastAsia" w:cs="Times New Roman"/>
@@ -2040,7 +2098,25 @@
                 <w:sz w:val="20"/>
                 <w:szCs w:val="20"/>
               </w:rPr>
-              <w:t xml:space="preserve">기존 AI의 긍정 편향을 줄이고 실제 사용자에 가까운 반응을 제공한다. 서비스는 합성 서베이, UI·UX 리뷰, 제품 체험의 3개 </w:t>
+              <w:t xml:space="preserve">기존 AI의 긍정 편향을 줄이고 실제 사용자에 가까운 반응을 제공한다. 서비스는 합성 </w:t>
+            </w:r>
+            <w:proofErr w:type="spellStart"/>
+            <w:r>
+              <w:rPr>
+                <w:rFonts w:asciiTheme="minorEastAsia" w:eastAsiaTheme="minorEastAsia" w:hAnsiTheme="minorEastAsia" w:cs="Times New Roman"/>
+                <w:sz w:val="20"/>
+                <w:szCs w:val="20"/>
+              </w:rPr>
+              <w:t>서베이</w:t>
+            </w:r>
+            <w:proofErr w:type="spellEnd"/>
+            <w:r>
+              <w:rPr>
+                <w:rFonts w:asciiTheme="minorEastAsia" w:eastAsiaTheme="minorEastAsia" w:hAnsiTheme="minorEastAsia" w:cs="Times New Roman"/>
+                <w:sz w:val="20"/>
+                <w:szCs w:val="20"/>
+              </w:rPr>
+              <w:t xml:space="preserve">, UI·UX 리뷰, 제품 체험의 3개 </w:t>
             </w:r>
             <w:r>
               <w:rPr>
@@ -2432,7 +2508,27 @@
                 <w:sz w:val="20"/>
                 <w:szCs w:val="20"/>
               </w:rPr>
-              <w:t xml:space="preserve"> 시장은 빠르게 성장 중이지만, 감정 재현과 실제 제품 사용을 함께 제공하는 서비스는 드물다. 페르소닉 AI는 국내 1인 개발자와 스타트업 PM을 대상으로 초기 고객을 확보한 뒤 글로벌 채널로 확장하고, 건별 과금 모델로 빠른 시장 진입과 매출 성장을 추진한다.</w:t>
+              <w:t xml:space="preserve"> 시장은 빠르게 성장 중이지만, 감정 재현과 실제 제품 사용을 함께 제공하는 서비스는 드물다. </w:t>
+            </w:r>
+            <w:proofErr w:type="spellStart"/>
+            <w:r>
+              <w:rPr>
+                <w:rFonts w:asciiTheme="minorEastAsia" w:eastAsiaTheme="minorEastAsia" w:hAnsiTheme="minorEastAsia" w:cs="Times New Roman"/>
+                <w:color w:val="000000"/>
+                <w:sz w:val="20"/>
+                <w:szCs w:val="20"/>
+              </w:rPr>
+              <w:t>페르소닉</w:t>
+            </w:r>
+            <w:proofErr w:type="spellEnd"/>
+            <w:r>
+              <w:rPr>
+                <w:rFonts w:asciiTheme="minorEastAsia" w:eastAsiaTheme="minorEastAsia" w:hAnsiTheme="minorEastAsia" w:cs="Times New Roman"/>
+                <w:color w:val="000000"/>
+                <w:sz w:val="20"/>
+                <w:szCs w:val="20"/>
+              </w:rPr>
+              <w:t xml:space="preserve"> AI는 국내 1인 개발자와 스타트업 PM을 대상으로 초기 고객을 확보한 뒤 글로벌 채널로 확장하고, 건별 과금 모델로 빠른 시장 진입과 매출 성장을 추진한다.</w:t>
             </w:r>
           </w:p>
         </w:tc>
@@ -2868,8 +2964,20 @@
                 <w:sz w:val="20"/>
                 <w:szCs w:val="20"/>
               </w:rPr>
-              <w:t>웹 서비스 프토토타입</w:t>
-            </w:r>
+              <w:t xml:space="preserve">웹 서비스 </w:t>
+            </w:r>
+            <w:proofErr w:type="spellStart"/>
+            <w:r>
+              <w:rPr>
+                <w:rFonts w:ascii="HY헤드라인M" w:eastAsia="HY헤드라인M" w:hAnsi="Times New Roman" w:cs="Times New Roman" w:hint="eastAsia"/>
+                <w:b/>
+                <w:color w:val="000000"/>
+                <w:sz w:val="20"/>
+                <w:szCs w:val="20"/>
+              </w:rPr>
+              <w:t>프토토타입</w:t>
+            </w:r>
+            <w:proofErr w:type="spellEnd"/>
           </w:p>
         </w:tc>
         <w:tc>
@@ -3486,6 +3594,7 @@
                 <w:szCs w:val="20"/>
               </w:rPr>
             </w:pPr>
+            <w:proofErr w:type="spellStart"/>
             <w:r>
               <w:rPr>
                 <w:rFonts w:asciiTheme="minorEastAsia" w:eastAsiaTheme="minorEastAsia" w:hAnsiTheme="minorEastAsia" w:hint="eastAsia"/>
@@ -3496,6 +3605,7 @@
               </w:rPr>
               <w:t>비용·시간</w:t>
             </w:r>
+            <w:proofErr w:type="spellEnd"/>
           </w:p>
         </w:tc>
       </w:tr>
@@ -3723,13 +3833,23 @@
               </w:rPr>
               <w:t>”</w:t>
             </w:r>
+            <w:proofErr w:type="spellStart"/>
             <w:r>
               <w:rPr>
                 <w:rFonts w:asciiTheme="minorEastAsia" w:eastAsiaTheme="minorEastAsia" w:hAnsiTheme="minorEastAsia" w:hint="eastAsia"/>
                 <w:sz w:val="20"/>
                 <w:szCs w:val="20"/>
               </w:rPr>
-              <w:t>를 모름, 출시 후에만 가능</w:t>
+              <w:t>를</w:t>
+            </w:r>
+            <w:proofErr w:type="spellEnd"/>
+            <w:r>
+              <w:rPr>
+                <w:rFonts w:asciiTheme="minorEastAsia" w:eastAsiaTheme="minorEastAsia" w:hAnsiTheme="minorEastAsia" w:hint="eastAsia"/>
+                <w:sz w:val="20"/>
+                <w:szCs w:val="20"/>
+              </w:rPr>
+              <w:t xml:space="preserve"> 모름, 출시 후에만 가능</w:t>
             </w:r>
           </w:p>
         </w:tc>
@@ -3962,7 +4082,35 @@
         <w:rPr>
           <w:rFonts w:asciiTheme="minorEastAsia" w:eastAsiaTheme="minorEastAsia" w:hAnsiTheme="minorEastAsia"/>
         </w:rPr>
-        <w:t>이상의 투자가 집중되고 있다. 리서처의 48%가 "합성 유저"를 2026년 최대 트렌드로 선택하였고(Maze, 2026), 합성 응답을 사용한 기업의 87%가 높은 만족도를 보고하는 등(Qualtrics, 2024) 시장이 본격적으로 열리고 있다. 그러나 현재의 AI 합성 페르소</w:t>
+        <w:t xml:space="preserve">이상의 투자가 집중되고 있다. </w:t>
+      </w:r>
+      <w:proofErr w:type="spellStart"/>
+      <w:r>
+        <w:rPr>
+          <w:rFonts w:asciiTheme="minorEastAsia" w:eastAsiaTheme="minorEastAsia" w:hAnsiTheme="minorEastAsia"/>
+        </w:rPr>
+        <w:t>리서처의</w:t>
+      </w:r>
+      <w:proofErr w:type="spellEnd"/>
+      <w:r>
+        <w:rPr>
+          <w:rFonts w:asciiTheme="minorEastAsia" w:eastAsiaTheme="minorEastAsia" w:hAnsiTheme="minorEastAsia"/>
+        </w:rPr>
+        <w:t xml:space="preserve"> 48%가 "합성 유저"</w:t>
+      </w:r>
+      <w:proofErr w:type="spellStart"/>
+      <w:r>
+        <w:rPr>
+          <w:rFonts w:asciiTheme="minorEastAsia" w:eastAsiaTheme="minorEastAsia" w:hAnsiTheme="minorEastAsia"/>
+        </w:rPr>
+        <w:t>를</w:t>
+      </w:r>
+      <w:proofErr w:type="spellEnd"/>
+      <w:r>
+        <w:rPr>
+          <w:rFonts w:asciiTheme="minorEastAsia" w:eastAsiaTheme="minorEastAsia" w:hAnsiTheme="minorEastAsia"/>
+        </w:rPr>
+        <w:t xml:space="preserve"> 2026년 최대 트렌드로 선택하였고(Maze, 2026), 합성 응답을 사용한 기업의 87%가 높은 만족도를 보고하는 등(Qualtrics, 2024) 시장이 본격적으로 열리고 있다. 그러나 현재의 AI 합성 페르소</w:t>
       </w:r>
       <w:r>
         <w:rPr>
@@ -4114,7 +4262,43 @@
                 <w:sz w:val="20"/>
                 <w:szCs w:val="20"/>
               </w:rPr>
-              <w:t>AI 모델의 58%가 아부적 행동을 보이며, 불만을 느낄 상황에서도 "좋다"고 답한다 (TechPolicy.Press, 2025)</w:t>
+              <w:t xml:space="preserve">AI 모델의 58%가 </w:t>
+            </w:r>
+            <w:proofErr w:type="spellStart"/>
+            <w:r>
+              <w:rPr>
+                <w:rFonts w:asciiTheme="minorEastAsia" w:eastAsiaTheme="minorEastAsia" w:hAnsiTheme="minorEastAsia"/>
+                <w:sz w:val="20"/>
+                <w:szCs w:val="20"/>
+              </w:rPr>
+              <w:t>아부적</w:t>
+            </w:r>
+            <w:proofErr w:type="spellEnd"/>
+            <w:r>
+              <w:rPr>
+                <w:rFonts w:asciiTheme="minorEastAsia" w:eastAsiaTheme="minorEastAsia" w:hAnsiTheme="minorEastAsia"/>
+                <w:sz w:val="20"/>
+                <w:szCs w:val="20"/>
+              </w:rPr>
+              <w:t xml:space="preserve"> 행동을 보이며, 불만을 느낄 상황에서도 "좋다"고 답한다 (</w:t>
+            </w:r>
+            <w:proofErr w:type="spellStart"/>
+            <w:r>
+              <w:rPr>
+                <w:rFonts w:asciiTheme="minorEastAsia" w:eastAsiaTheme="minorEastAsia" w:hAnsiTheme="minorEastAsia"/>
+                <w:sz w:val="20"/>
+                <w:szCs w:val="20"/>
+              </w:rPr>
+              <w:t>TechPolicy.Press</w:t>
+            </w:r>
+            <w:proofErr w:type="spellEnd"/>
+            <w:r>
+              <w:rPr>
+                <w:rFonts w:asciiTheme="minorEastAsia" w:eastAsiaTheme="minorEastAsia" w:hAnsiTheme="minorEastAsia"/>
+                <w:sz w:val="20"/>
+                <w:szCs w:val="20"/>
+              </w:rPr>
+              <w:t>, 2025)</w:t>
             </w:r>
           </w:p>
         </w:tc>
@@ -4416,11 +4600,19 @@
         </w:rPr>
         <w:t xml:space="preserve">규모이며, 이 중 리서치 소프트웨어 영역은 연 11.5%로 성장하고 있다 (ESOMAR, 2025). </w:t>
       </w:r>
+      <w:proofErr w:type="spellStart"/>
       <w:r>
         <w:rPr>
           <w:rFonts w:asciiTheme="minorEastAsia" w:eastAsiaTheme="minorEastAsia" w:hAnsiTheme="minorEastAsia" w:hint="eastAsia"/>
         </w:rPr>
-        <w:t>페르소닉 AI</w:t>
+        <w:t>페르소닉</w:t>
+      </w:r>
+      <w:proofErr w:type="spellEnd"/>
+      <w:r>
+        <w:rPr>
+          <w:rFonts w:asciiTheme="minorEastAsia" w:eastAsiaTheme="minorEastAsia" w:hAnsiTheme="minorEastAsia" w:hint="eastAsia"/>
+        </w:rPr>
+        <w:t xml:space="preserve"> AI</w:t>
       </w:r>
       <w:r>
         <w:rPr>
@@ -4582,7 +4774,7 @@
                 <w:sz w:val="20"/>
                 <w:szCs w:val="20"/>
               </w:rPr>
-              <w:t>$5.2B~$5.9B</w:t>
+              <w:t>약 $5.5B</w:t>
             </w:r>
           </w:p>
         </w:tc>
@@ -4605,23 +4797,7 @@
                 <w:sz w:val="20"/>
                 <w:szCs w:val="20"/>
               </w:rPr>
-              <w:t>온라인 설문 SW $4.7</w:t>
-            </w:r>
-            <w:r>
-              <w:rPr>
-                <w:rFonts w:asciiTheme="minorEastAsia" w:eastAsiaTheme="minorEastAsia" w:hAnsiTheme="minorEastAsia" w:hint="eastAsia"/>
-                <w:sz w:val="20"/>
-                <w:szCs w:val="20"/>
-              </w:rPr>
-              <w:t>-$</w:t>
-            </w:r>
-            <w:r>
-              <w:rPr>
-                <w:rFonts w:asciiTheme="minorEastAsia" w:eastAsiaTheme="minorEastAsia" w:hAnsiTheme="minorEastAsia"/>
-                <w:sz w:val="20"/>
-                <w:szCs w:val="20"/>
-              </w:rPr>
-              <w:t>5.3B + UX 리서치 SW $0.5B</w:t>
+              <w:t>온라인 설문 SW 약 $5.0B + UX 리서치 SW $0.5B</w:t>
             </w:r>
           </w:p>
         </w:tc>
@@ -4674,7 +4850,7 @@
                 <w:sz w:val="20"/>
                 <w:szCs w:val="20"/>
               </w:rPr>
-              <w:t>$0.9B~$1.7B</w:t>
+              <w:t>약 $1.26B</w:t>
             </w:r>
           </w:p>
         </w:tc>
@@ -4697,15 +4873,7 @@
                 <w:sz w:val="20"/>
                 <w:szCs w:val="20"/>
               </w:rPr>
-              <w:t xml:space="preserve">온라인 </w:t>
-            </w:r>
-            <w:r>
-              <w:rPr>
-                <w:rFonts w:asciiTheme="minorEastAsia" w:eastAsiaTheme="minorEastAsia" w:hAnsiTheme="minorEastAsia"/>
-                <w:sz w:val="20"/>
-                <w:szCs w:val="20"/>
-              </w:rPr>
-              <w:t>설문 SW의 15-25% + UX SW의 40-60%</w:t>
+              <w:t>온라인 설문 SW의 약 20% + UX SW의 약 50%</w:t>
             </w:r>
           </w:p>
         </w:tc>
@@ -4757,7 +4925,7 @@
                 <w:sz w:val="20"/>
                 <w:szCs w:val="20"/>
               </w:rPr>
-              <w:t>$45M-$82M</w:t>
+              <w:t>약 $63M</w:t>
             </w:r>
           </w:p>
         </w:tc>
@@ -4802,7 +4970,7 @@
         <w:rPr>
           <w:rFonts w:asciiTheme="minorEastAsia" w:eastAsiaTheme="minorEastAsia" w:hAnsiTheme="minorEastAsia"/>
         </w:rPr>
-        <w:t>SAM 산정 근거 — 설문 SW는 규제·인구조사 등 AI 대체가 어려운 영역이 있어 15-25%만 침투 가능하고, UX 리서치 SW는 합성 페르소나가 직접 대체 가능한 영역이 넓어 40-60%를 적용하였다.</w:t>
+        <w:t>SAM 산정 근거 — 설문 SW는 규제·인구조사 등 AI 대체가 어려운 영역이 있어 약 20%만 침투 가능하고, UX 리서치 SW는 합성 페르소나가 직접 대체 가능한 영역이 넓어 약 50%를 적용하였다.</w:t>
       </w:r>
     </w:p>
     <w:p>
@@ -4822,7 +4990,7 @@
         <w:rPr>
           <w:rFonts w:asciiTheme="minorEastAsia" w:eastAsiaTheme="minorEastAsia" w:hAnsiTheme="minorEastAsia"/>
         </w:rPr>
-        <w:t>SOM 산정 근거 — 합성 페르소나 카테고리는 주요 4-5개사에 $163M 이상이 투자된 형성 초기 시장이다. 지배적 플레이어가 아직 없으므로, 당사는 SAM의 약 5%인 $45M-$82M을 3-5년 내 획득 가능 시장으로 설정하였다. 29년 $10.5M을 단기 매출 목표로 설정하고, 중장기적으로 SOM 달성을 지향한다.</w:t>
+        <w:t>SOM 산정 근거 — 합성 페르소나 카테고리는 주요 4-5개사에 $163M 이상이 투자된 형성 초기 시장이다. 지배적 플레이어가 아직 없으므로, 당사는 SAM의 약 5%인 약 $63M(약 882억원)을 3-5년 내 획득 가능 시장으로 설정하였다. 29년 $5M(약 70억원)을 단기 매출 목표로 설정하고, 중장기적으로 SOM 달성을 지향한다.</w:t>
       </w:r>
     </w:p>
     <w:p>
@@ -4871,12 +5039,14 @@
           <w:rFonts w:asciiTheme="minorEastAsia" w:eastAsiaTheme="minorEastAsia" w:hAnsiTheme="minorEastAsia"/>
         </w:rPr>
       </w:pPr>
+      <w:proofErr w:type="spellStart"/>
       <w:r>
         <w:rPr>
           <w:rFonts w:asciiTheme="minorEastAsia" w:eastAsiaTheme="minorEastAsia" w:hAnsiTheme="minorEastAsia" w:hint="eastAsia"/>
         </w:rPr>
         <w:t>리서처</w:t>
       </w:r>
+      <w:proofErr w:type="spellEnd"/>
       <w:r>
         <w:rPr>
           <w:rFonts w:asciiTheme="minorEastAsia" w:eastAsiaTheme="minorEastAsia" w:hAnsiTheme="minorEastAsia"/>
@@ -4928,11 +5098,19 @@
           <w:rFonts w:asciiTheme="minorEastAsia" w:eastAsiaTheme="minorEastAsia" w:hAnsiTheme="minorEastAsia"/>
         </w:rPr>
       </w:pPr>
+      <w:proofErr w:type="spellStart"/>
       <w:r>
         <w:rPr>
           <w:rFonts w:asciiTheme="minorEastAsia" w:eastAsiaTheme="minorEastAsia" w:hAnsiTheme="minorEastAsia" w:hint="eastAsia"/>
         </w:rPr>
-        <w:t>페르소닉 AI</w:t>
+        <w:t>페르소닉</w:t>
+      </w:r>
+      <w:proofErr w:type="spellEnd"/>
+      <w:r>
+        <w:rPr>
+          <w:rFonts w:asciiTheme="minorEastAsia" w:eastAsiaTheme="minorEastAsia" w:hAnsiTheme="minorEastAsia" w:hint="eastAsia"/>
+        </w:rPr>
+        <w:t xml:space="preserve"> AI</w:t>
       </w:r>
       <w:r>
         <w:rPr>
@@ -5037,6 +5215,7 @@
                 <w:szCs w:val="20"/>
               </w:rPr>
             </w:pPr>
+            <w:proofErr w:type="spellStart"/>
             <w:r>
               <w:rPr>
                 <w:rFonts w:asciiTheme="minorEastAsia" w:eastAsiaTheme="minorEastAsia" w:hAnsiTheme="minorEastAsia" w:hint="eastAsia"/>
@@ -5045,7 +5224,18 @@
                 <w:sz w:val="20"/>
                 <w:szCs w:val="20"/>
               </w:rPr>
-              <w:t>페르소닉 AI의 해결</w:t>
+              <w:t>페르소닉</w:t>
+            </w:r>
+            <w:proofErr w:type="spellEnd"/>
+            <w:r>
+              <w:rPr>
+                <w:rFonts w:asciiTheme="minorEastAsia" w:eastAsiaTheme="minorEastAsia" w:hAnsiTheme="minorEastAsia" w:hint="eastAsia"/>
+                <w:b/>
+                <w:bCs/>
+                <w:sz w:val="20"/>
+                <w:szCs w:val="20"/>
+              </w:rPr>
+              <w:t xml:space="preserve"> AI의 해결</w:t>
             </w:r>
           </w:p>
         </w:tc>
@@ -5823,6 +6013,7 @@
         </w:rPr>
         <w:t xml:space="preserve">최종 산출물은 </w:t>
       </w:r>
+      <w:proofErr w:type="spellStart"/>
       <w:r>
         <w:rPr>
           <w:rFonts w:asciiTheme="minorEastAsia" w:eastAsiaTheme="minorEastAsia" w:hAnsiTheme="minorEastAsia" w:hint="eastAsia"/>
@@ -5835,6 +6026,7 @@
         </w:rPr>
         <w:t>닉</w:t>
       </w:r>
+      <w:proofErr w:type="spellEnd"/>
       <w:r>
         <w:rPr>
           <w:rFonts w:asciiTheme="minorEastAsia" w:eastAsiaTheme="minorEastAsia" w:hAnsiTheme="minorEastAsia" w:hint="eastAsia"/>
@@ -5845,7 +6037,21 @@
         <w:rPr>
           <w:rFonts w:asciiTheme="minorEastAsia" w:eastAsiaTheme="minorEastAsia" w:hAnsiTheme="minorEastAsia"/>
         </w:rPr>
-        <w:t xml:space="preserve">웹서비스 1개이며, 입력 방식에 따라 합성 서베이·UI/UX 리뷰·제품 체험 3개 </w:t>
+        <w:t xml:space="preserve">웹서비스 1개이며, 입력 방식에 따라 합성 </w:t>
+      </w:r>
+      <w:proofErr w:type="spellStart"/>
+      <w:r>
+        <w:rPr>
+          <w:rFonts w:asciiTheme="minorEastAsia" w:eastAsiaTheme="minorEastAsia" w:hAnsiTheme="minorEastAsia"/>
+        </w:rPr>
+        <w:t>서베이</w:t>
+      </w:r>
+      <w:proofErr w:type="spellEnd"/>
+      <w:r>
+        <w:rPr>
+          <w:rFonts w:asciiTheme="minorEastAsia" w:eastAsiaTheme="minorEastAsia" w:hAnsiTheme="minorEastAsia"/>
+        </w:rPr>
+        <w:t xml:space="preserve">·UI/UX 리뷰·제품 체험 3개 </w:t>
       </w:r>
       <w:r>
         <w:rPr>
@@ -5881,7 +6087,21 @@
         <w:rPr>
           <w:rFonts w:asciiTheme="minorEastAsia" w:eastAsiaTheme="minorEastAsia" w:hAnsiTheme="minorEastAsia"/>
         </w:rPr>
-        <w:t>별 시뮬레이션을 실행한 뒤, 세그먼트별 교차 분석 리포트를 자동 생성한다. 합성 서베이는 수 분, 제품 체험(30명 기준)은 약 40분이 소요되며, 기존 리서치(2-4주)와 비교하면 크게 단축된다.</w:t>
+        <w:t xml:space="preserve">별 시뮬레이션을 실행한 뒤, 세그먼트별 교차 분석 리포트를 자동 생성한다. 합성 </w:t>
+      </w:r>
+      <w:proofErr w:type="spellStart"/>
+      <w:r>
+        <w:rPr>
+          <w:rFonts w:asciiTheme="minorEastAsia" w:eastAsiaTheme="minorEastAsia" w:hAnsiTheme="minorEastAsia"/>
+        </w:rPr>
+        <w:t>서베이는</w:t>
+      </w:r>
+      <w:proofErr w:type="spellEnd"/>
+      <w:r>
+        <w:rPr>
+          <w:rFonts w:asciiTheme="minorEastAsia" w:eastAsiaTheme="minorEastAsia" w:hAnsiTheme="minorEastAsia"/>
+        </w:rPr>
+        <w:t xml:space="preserve"> 수 분, 제품 체험(30명 기준)은 약 40분이 소요되며, 기존 리서치(2-4주)와 비교하면 크게 단축된다.</w:t>
       </w:r>
     </w:p>
     <w:tbl>
@@ -6010,8 +6230,18 @@
                 <w:sz w:val="20"/>
                 <w:szCs w:val="20"/>
               </w:rPr>
-              <w:t>합성 서베이</w:t>
-            </w:r>
+              <w:t xml:space="preserve">합성 </w:t>
+            </w:r>
+            <w:proofErr w:type="spellStart"/>
+            <w:r>
+              <w:rPr>
+                <w:rFonts w:asciiTheme="minorEastAsia" w:eastAsiaTheme="minorEastAsia" w:hAnsiTheme="minorEastAsia" w:hint="eastAsia"/>
+                <w:sz w:val="20"/>
+                <w:szCs w:val="20"/>
+              </w:rPr>
+              <w:t>서베이</w:t>
+            </w:r>
+            <w:proofErr w:type="spellEnd"/>
           </w:p>
         </w:tc>
         <w:tc>
@@ -6366,12 +6596,21 @@
         </w:rPr>
         <w:t xml:space="preserve"> AI 합성 페르소나가 "다 좋다"고 답하는 이유는 감정 판단을 AI(LLM) 스스로에게 맡기기 때문이다. </w:t>
       </w:r>
+      <w:proofErr w:type="spellStart"/>
       <w:r>
         <w:rPr>
           <w:rFonts w:asciiTheme="minorEastAsia" w:eastAsiaTheme="minorEastAsia" w:hAnsiTheme="minorEastAsia" w:hint="eastAsia"/>
           <w:bCs/>
         </w:rPr>
-        <w:t>페르소닉 AI</w:t>
+        <w:t>페르소닉</w:t>
+      </w:r>
+      <w:proofErr w:type="spellEnd"/>
+      <w:r>
+        <w:rPr>
+          <w:rFonts w:asciiTheme="minorEastAsia" w:eastAsiaTheme="minorEastAsia" w:hAnsiTheme="minorEastAsia" w:hint="eastAsia"/>
+          <w:bCs/>
+        </w:rPr>
+        <w:t xml:space="preserve"> AI</w:t>
       </w:r>
       <w:r>
         <w:rPr>
@@ -6803,8 +7042,18 @@
                 <w:sz w:val="20"/>
                 <w:szCs w:val="20"/>
               </w:rPr>
-              <w:t>좌절감 높음 → 뒤로가기</w:t>
-            </w:r>
+              <w:t xml:space="preserve">좌절감 높음 → </w:t>
+            </w:r>
+            <w:proofErr w:type="spellStart"/>
+            <w:r>
+              <w:rPr>
+                <w:rFonts w:asciiTheme="minorEastAsia" w:eastAsiaTheme="minorEastAsia" w:hAnsiTheme="minorEastAsia"/>
+                <w:sz w:val="20"/>
+                <w:szCs w:val="20"/>
+              </w:rPr>
+              <w:t>뒤로가기</w:t>
+            </w:r>
+            <w:proofErr w:type="spellEnd"/>
           </w:p>
         </w:tc>
       </w:tr>
@@ -7671,7 +7920,23 @@
           <w:rFonts w:asciiTheme="minorEastAsia" w:eastAsiaTheme="minorEastAsia" w:hAnsiTheme="minorEastAsia"/>
           <w:bCs/>
         </w:rPr>
-        <w:t>1장에서 분석한 세 가지 한계(긍정 편향·제품 미사용·분화 부족)에 대해, 일부 경쟁사가 감정 요소 도입(Synthetic Users)이나 제품 데이터 연동(Blok)을 시도하고 있지만, 세 가지를 동시에 해결하는 상용 서비스는 아직 없다. 학술적으로는 Amazon UXAgent(CHI 2025)와 Stanford Generative Agents(2023)가 방향을 검증하였으나, 이를 완전한 상용 서비스로 구현한 곳은 현재 없다</w:t>
+        <w:t xml:space="preserve">1장에서 분석한 세 가지 한계(긍정 편향·제품 미사용·분화 부족)에 대해, 일부 경쟁사가 감정 요소 도입(Synthetic Users)이나 제품 데이터 연동(Blok)을 시도하고 있지만, 세 가지를 동시에 해결하는 상용 서비스는 아직 없다. 학술적으로는 Amazon </w:t>
+      </w:r>
+      <w:proofErr w:type="spellStart"/>
+      <w:r>
+        <w:rPr>
+          <w:rFonts w:asciiTheme="minorEastAsia" w:eastAsiaTheme="minorEastAsia" w:hAnsiTheme="minorEastAsia"/>
+          <w:bCs/>
+        </w:rPr>
+        <w:t>UXAgent</w:t>
+      </w:r>
+      <w:proofErr w:type="spellEnd"/>
+      <w:r>
+        <w:rPr>
+          <w:rFonts w:asciiTheme="minorEastAsia" w:eastAsiaTheme="minorEastAsia" w:hAnsiTheme="minorEastAsia"/>
+          <w:bCs/>
+        </w:rPr>
+        <w:t>(CHI 2025)와 Stanford Generative Agents(2023)가 방향을 검증하였으나, 이를 완전한 상용 서비스로 구현한 곳은 현재 없다</w:t>
       </w:r>
       <w:r>
         <w:rPr>
@@ -7996,13 +8261,15 @@
             <w:tcBorders>
               <w:top w:val="double" w:sz="4" w:space="0" w:color="000000"/>
             </w:tcBorders>
+            <w:tcMar>
+              <w:left w:w="142" w:type="dxa"/>
+            </w:tcMar>
           </w:tcPr>
           <w:p>
             <w:pPr>
               <w:pStyle w:val="TableParagraph"/>
               <w:spacing w:before="26" w:line="303" w:lineRule="exact"/>
-              <w:ind w:left="238" w:right="227"/>
-              <w:jc w:val="center"/>
+              <w:ind w:right="227"/>
               <w:rPr>
                 <w:rFonts w:asciiTheme="minorEastAsia" w:eastAsiaTheme="minorEastAsia" w:hAnsiTheme="minorEastAsia"/>
                 <w:iCs/>
@@ -8191,13 +8458,15 @@
         <w:tc>
           <w:tcPr>
             <w:tcW w:w="3280" w:type="dxa"/>
+            <w:tcMar>
+              <w:left w:w="142" w:type="dxa"/>
+            </w:tcMar>
           </w:tcPr>
           <w:p>
             <w:pPr>
               <w:pStyle w:val="TableParagraph"/>
               <w:spacing w:before="36" w:line="303" w:lineRule="exact"/>
-              <w:ind w:left="238" w:right="227"/>
-              <w:jc w:val="center"/>
+              <w:ind w:right="227"/>
               <w:rPr>
                 <w:rFonts w:asciiTheme="minorEastAsia" w:eastAsiaTheme="minorEastAsia" w:hAnsiTheme="minorEastAsia"/>
                 <w:iCs/>
@@ -8317,23 +8586,35 @@
         <w:tc>
           <w:tcPr>
             <w:tcW w:w="3280" w:type="dxa"/>
-          </w:tcPr>
-          <w:p>
-            <w:pPr>
-              <w:jc w:val="center"/>
+            <w:tcMar>
+              <w:left w:w="142" w:type="dxa"/>
+            </w:tcMar>
+          </w:tcPr>
+          <w:p>
+            <w:pPr>
               <w:rPr>
                 <w:rFonts w:asciiTheme="minorEastAsia" w:eastAsiaTheme="minorEastAsia" w:hAnsiTheme="minorEastAsia" w:cs="Segoe UI"/>
                 <w:sz w:val="20"/>
                 <w:szCs w:val="20"/>
               </w:rPr>
             </w:pPr>
+            <w:proofErr w:type="spellStart"/>
             <w:r>
               <w:rPr>
                 <w:rFonts w:asciiTheme="minorEastAsia" w:eastAsiaTheme="minorEastAsia" w:hAnsiTheme="minorEastAsia" w:cs="Segoe UI" w:hint="eastAsia"/>
                 <w:sz w:val="20"/>
                 <w:szCs w:val="20"/>
               </w:rPr>
-              <w:t>웹어플리케이션 및 SaaS화</w:t>
+              <w:t>웹어플리케이션</w:t>
+            </w:r>
+            <w:proofErr w:type="spellEnd"/>
+            <w:r>
+              <w:rPr>
+                <w:rFonts w:asciiTheme="minorEastAsia" w:eastAsiaTheme="minorEastAsia" w:hAnsiTheme="minorEastAsia" w:cs="Segoe UI" w:hint="eastAsia"/>
+                <w:sz w:val="20"/>
+                <w:szCs w:val="20"/>
+              </w:rPr>
+              <w:t xml:space="preserve"> 및 SaaS화</w:t>
             </w:r>
           </w:p>
         </w:tc>
@@ -8434,7 +8715,27 @@
                 <w:sz w:val="20"/>
                 <w:szCs w:val="20"/>
               </w:rPr>
-              <w:t>리포트 등 웹어플리케이션 개발</w:t>
+              <w:t xml:space="preserve">리포트 등 </w:t>
+            </w:r>
+            <w:proofErr w:type="spellStart"/>
+            <w:r>
+              <w:rPr>
+                <w:rFonts w:asciiTheme="minorEastAsia" w:eastAsiaTheme="minorEastAsia" w:hAnsiTheme="minorEastAsia" w:hint="eastAsia"/>
+                <w:iCs/>
+                <w:sz w:val="20"/>
+                <w:szCs w:val="20"/>
+              </w:rPr>
+              <w:t>웹어플리케이션</w:t>
+            </w:r>
+            <w:proofErr w:type="spellEnd"/>
+            <w:r>
+              <w:rPr>
+                <w:rFonts w:asciiTheme="minorEastAsia" w:eastAsiaTheme="minorEastAsia" w:hAnsiTheme="minorEastAsia" w:hint="eastAsia"/>
+                <w:iCs/>
+                <w:sz w:val="20"/>
+                <w:szCs w:val="20"/>
+              </w:rPr>
+              <w:t xml:space="preserve"> 개발</w:t>
             </w:r>
           </w:p>
         </w:tc>
@@ -8474,11 +8775,13 @@
         <w:tc>
           <w:tcPr>
             <w:tcW w:w="3280" w:type="dxa"/>
+            <w:tcMar>
+              <w:left w:w="142" w:type="dxa"/>
+            </w:tcMar>
           </w:tcPr>
           <w:p>
             <w:pPr>
               <w:pStyle w:val="TableParagraph"/>
-              <w:jc w:val="center"/>
               <w:rPr>
                 <w:rFonts w:asciiTheme="minorEastAsia" w:eastAsiaTheme="minorEastAsia" w:hAnsiTheme="minorEastAsia"/>
                 <w:iCs/>
@@ -8603,10 +8906,12 @@
         <w:tc>
           <w:tcPr>
             <w:tcW w:w="3280" w:type="dxa"/>
-          </w:tcPr>
-          <w:p>
-            <w:pPr>
-              <w:jc w:val="center"/>
+            <w:tcMar>
+              <w:left w:w="142" w:type="dxa"/>
+            </w:tcMar>
+          </w:tcPr>
+          <w:p>
+            <w:pPr>
               <w:rPr>
                 <w:rFonts w:asciiTheme="minorEastAsia" w:eastAsiaTheme="minorEastAsia" w:hAnsiTheme="minorEastAsia" w:cs="Segoe UI"/>
                 <w:sz w:val="20"/>
@@ -8632,7 +8937,7 @@
               <w:pStyle w:val="TableParagraph"/>
               <w:jc w:val="center"/>
               <w:rPr>
-                <w:rFonts w:asciiTheme="minorEastAsia" w:eastAsiaTheme="minorEastAsia" w:hAnsiTheme="minorEastAsia" w:hint="eastAsia"/>
+                <w:rFonts w:asciiTheme="minorEastAsia" w:eastAsiaTheme="minorEastAsia" w:hAnsiTheme="minorEastAsia"/>
                 <w:iCs/>
                 <w:sz w:val="20"/>
                 <w:szCs w:val="20"/>
@@ -9500,8 +9805,18 @@
                 <w:sz w:val="20"/>
                 <w:szCs w:val="20"/>
               </w:rPr>
-              <w:t>특허권 등 무형자산 취득비</w:t>
-            </w:r>
+              <w:t xml:space="preserve">특허권 등 무형자산 </w:t>
+            </w:r>
+            <w:proofErr w:type="spellStart"/>
+            <w:r>
+              <w:rPr>
+                <w:rFonts w:asciiTheme="minorEastAsia" w:eastAsiaTheme="minorEastAsia" w:hAnsiTheme="minorEastAsia"/>
+                <w:sz w:val="20"/>
+                <w:szCs w:val="20"/>
+              </w:rPr>
+              <w:t>취득비</w:t>
+            </w:r>
+            <w:proofErr w:type="spellEnd"/>
           </w:p>
         </w:tc>
         <w:tc>
@@ -10439,7 +10754,7 @@
               <w:ind w:right="73"/>
               <w:jc w:val="right"/>
               <w:rPr>
-                <w:rFonts w:asciiTheme="minorEastAsia" w:eastAsiaTheme="minorEastAsia" w:hAnsiTheme="minorEastAsia" w:hint="eastAsia"/>
+                <w:rFonts w:asciiTheme="minorEastAsia" w:eastAsiaTheme="minorEastAsia" w:hAnsiTheme="minorEastAsia"/>
                 <w:sz w:val="20"/>
                 <w:szCs w:val="20"/>
               </w:rPr>
@@ -11140,7 +11455,7 @@
     <w:p>
       <w:pPr>
         <w:rPr>
-          <w:rFonts w:ascii="함초롬돋움" w:hint="eastAsia"/>
+          <w:rFonts w:ascii="함초롬돋움"/>
           <w:sz w:val="20"/>
         </w:rPr>
       </w:pPr>
@@ -11539,7 +11854,7 @@
               <w:pStyle w:val="a4"/>
               <w:jc w:val="center"/>
               <w:rPr>
-                <w:rFonts w:asciiTheme="minorEastAsia" w:eastAsiaTheme="minorEastAsia" w:hAnsiTheme="minorEastAsia" w:hint="eastAsia"/>
+                <w:rFonts w:asciiTheme="minorEastAsia" w:eastAsiaTheme="minorEastAsia" w:hAnsiTheme="minorEastAsia"/>
                 <w:b/>
                 <w:bCs/>
               </w:rPr>
@@ -11641,7 +11956,6 @@
           <w:p>
             <w:pPr>
               <w:pStyle w:val="a4"/>
-              <w:jc w:val="center"/>
               <w:rPr>
                 <w:rFonts w:asciiTheme="minorEastAsia" w:eastAsiaTheme="minorEastAsia" w:hAnsiTheme="minorEastAsia"/>
                 <w:sz w:val="20"/>
@@ -11712,7 +12026,6 @@
           </w:tcPr>
           <w:p>
             <w:pPr>
-              <w:jc w:val="center"/>
               <w:rPr>
                 <w:rFonts w:asciiTheme="minorEastAsia" w:eastAsiaTheme="minorEastAsia" w:hAnsiTheme="minorEastAsia" w:cs="Segoe UI"/>
                 <w:sz w:val="20"/>
@@ -11736,7 +12049,6 @@
           <w:p>
             <w:pPr>
               <w:pStyle w:val="a4"/>
-              <w:jc w:val="center"/>
               <w:rPr>
                 <w:rFonts w:asciiTheme="minorEastAsia" w:eastAsiaTheme="minorEastAsia" w:hAnsiTheme="minorEastAsia"/>
                 <w:sz w:val="20"/>
@@ -11776,7 +12088,6 @@
           <w:p>
             <w:pPr>
               <w:pStyle w:val="a4"/>
-              <w:jc w:val="center"/>
               <w:rPr>
                 <w:rFonts w:asciiTheme="minorEastAsia" w:eastAsiaTheme="minorEastAsia" w:hAnsiTheme="minorEastAsia"/>
                 <w:sz w:val="20"/>
@@ -11805,7 +12116,6 @@
           <w:p>
             <w:pPr>
               <w:pStyle w:val="a4"/>
-              <w:jc w:val="center"/>
               <w:rPr>
                 <w:rFonts w:asciiTheme="minorEastAsia" w:eastAsiaTheme="minorEastAsia" w:hAnsiTheme="minorEastAsia"/>
                 <w:sz w:val="20"/>
@@ -11860,7 +12170,6 @@
           </w:tcPr>
           <w:p>
             <w:pPr>
-              <w:jc w:val="center"/>
               <w:rPr>
                 <w:rFonts w:asciiTheme="minorEastAsia" w:eastAsiaTheme="minorEastAsia" w:hAnsiTheme="minorEastAsia" w:cs="Segoe UI"/>
                 <w:sz w:val="20"/>
@@ -11884,7 +12193,6 @@
           <w:p>
             <w:pPr>
               <w:pStyle w:val="a4"/>
-              <w:jc w:val="center"/>
               <w:rPr>
                 <w:rFonts w:asciiTheme="minorEastAsia" w:eastAsiaTheme="minorEastAsia" w:hAnsiTheme="minorEastAsia"/>
                 <w:sz w:val="20"/>
@@ -11924,21 +12232,30 @@
           <w:p>
             <w:pPr>
               <w:pStyle w:val="a4"/>
-              <w:jc w:val="center"/>
-              <w:rPr>
-                <w:rFonts w:asciiTheme="minorEastAsia" w:eastAsiaTheme="minorEastAsia" w:hAnsiTheme="minorEastAsia"/>
-                <w:sz w:val="20"/>
-                <w:szCs w:val="20"/>
-              </w:rPr>
-            </w:pPr>
-            <w:r>
-              <w:rPr>
-                <w:rFonts w:asciiTheme="minorEastAsia" w:eastAsiaTheme="minorEastAsia" w:hAnsiTheme="minorEastAsia"/>
-                <w:sz w:val="20"/>
-                <w:szCs w:val="20"/>
-              </w:rPr>
-              <w:t>설문 재현만 검증됨, 실제 행동 예측은 미검증</w:t>
-            </w:r>
+              <w:rPr>
+                <w:rFonts w:asciiTheme="minorEastAsia" w:eastAsiaTheme="minorEastAsia" w:hAnsiTheme="minorEastAsia"/>
+                <w:sz w:val="20"/>
+                <w:szCs w:val="20"/>
+              </w:rPr>
+            </w:pPr>
+            <w:r>
+              <w:rPr>
+                <w:rFonts w:asciiTheme="minorEastAsia" w:eastAsiaTheme="minorEastAsia" w:hAnsiTheme="minorEastAsia"/>
+                <w:sz w:val="20"/>
+                <w:szCs w:val="20"/>
+              </w:rPr>
+              <w:t xml:space="preserve">설문 재현만 검증됨, 실제 행동 예측은 </w:t>
+            </w:r>
+            <w:proofErr w:type="spellStart"/>
+            <w:r>
+              <w:rPr>
+                <w:rFonts w:asciiTheme="minorEastAsia" w:eastAsiaTheme="minorEastAsia" w:hAnsiTheme="minorEastAsia"/>
+                <w:sz w:val="20"/>
+                <w:szCs w:val="20"/>
+              </w:rPr>
+              <w:t>미검증</w:t>
+            </w:r>
+            <w:proofErr w:type="spellEnd"/>
           </w:p>
         </w:tc>
       </w:tr>
@@ -11953,7 +12270,6 @@
           <w:p>
             <w:pPr>
               <w:pStyle w:val="a4"/>
-              <w:jc w:val="center"/>
               <w:rPr>
                 <w:rFonts w:asciiTheme="minorEastAsia" w:eastAsiaTheme="minorEastAsia" w:hAnsiTheme="minorEastAsia"/>
                 <w:sz w:val="20"/>
@@ -12025,7 +12341,6 @@
           <w:p>
             <w:pPr>
               <w:pStyle w:val="a4"/>
-              <w:jc w:val="center"/>
               <w:rPr>
                 <w:rFonts w:asciiTheme="minorEastAsia" w:eastAsiaTheme="minorEastAsia" w:hAnsiTheme="minorEastAsia"/>
                 <w:sz w:val="20"/>
@@ -12057,7 +12372,6 @@
           <w:p>
             <w:pPr>
               <w:pStyle w:val="a4"/>
-              <w:jc w:val="center"/>
               <w:rPr>
                 <w:rFonts w:asciiTheme="minorEastAsia" w:eastAsiaTheme="minorEastAsia" w:hAnsiTheme="minorEastAsia"/>
                 <w:sz w:val="20"/>
@@ -12081,7 +12395,6 @@
           <w:p>
             <w:pPr>
               <w:pStyle w:val="a4"/>
-              <w:jc w:val="center"/>
               <w:rPr>
                 <w:rFonts w:asciiTheme="minorEastAsia" w:eastAsiaTheme="minorEastAsia" w:hAnsiTheme="minorEastAsia"/>
                 <w:sz w:val="20"/>
@@ -12110,35 +12423,34 @@
           <w:p>
             <w:pPr>
               <w:pStyle w:val="a4"/>
-              <w:jc w:val="center"/>
+              <w:rPr>
+                <w:rFonts w:asciiTheme="minorEastAsia" w:eastAsiaTheme="minorEastAsia" w:hAnsiTheme="minorEastAsia"/>
+                <w:sz w:val="20"/>
+                <w:szCs w:val="20"/>
+              </w:rPr>
+            </w:pPr>
+            <w:r>
+              <w:rPr>
+                <w:rFonts w:asciiTheme="minorEastAsia" w:eastAsiaTheme="minorEastAsia" w:hAnsiTheme="minorEastAsia"/>
+                <w:sz w:val="20"/>
+                <w:szCs w:val="20"/>
+              </w:rPr>
+              <w:t>Synthetic Users</w:t>
+            </w:r>
+            <w:r>
+              <w:rPr>
+                <w:rFonts w:asciiTheme="minorEastAsia" w:eastAsiaTheme="minorEastAsia" w:hAnsiTheme="minorEastAsia"/>
+                <w:sz w:val="20"/>
+                <w:szCs w:val="20"/>
+              </w:rPr>
+              <w:br/>
+            </w:r>
+            <w:r>
               <w:rPr>
                 <w:rFonts w:asciiTheme="minorEastAsia" w:eastAsiaTheme="minorEastAsia" w:hAnsiTheme="minorEastAsia" w:hint="eastAsia"/>
                 <w:sz w:val="20"/>
                 <w:szCs w:val="20"/>
               </w:rPr>
-            </w:pPr>
-            <w:r>
-              <w:rPr>
-                <w:rFonts w:asciiTheme="minorEastAsia" w:eastAsiaTheme="minorEastAsia" w:hAnsiTheme="minorEastAsia"/>
-                <w:sz w:val="20"/>
-                <w:szCs w:val="20"/>
-              </w:rPr>
-              <w:t>Synthetic Users</w:t>
-            </w:r>
-            <w:r>
-              <w:rPr>
-                <w:rFonts w:asciiTheme="minorEastAsia" w:eastAsiaTheme="minorEastAsia" w:hAnsiTheme="minorEastAsia"/>
-                <w:sz w:val="20"/>
-                <w:szCs w:val="20"/>
-              </w:rPr>
-              <w:br/>
-            </w:r>
-            <w:r>
-              <w:rPr>
-                <w:rFonts w:asciiTheme="minorEastAsia" w:eastAsiaTheme="minorEastAsia" w:hAnsiTheme="minorEastAsia" w:hint="eastAsia"/>
-                <w:sz w:val="20"/>
-                <w:szCs w:val="20"/>
-              </w:rPr>
               <w:t>(seed 투자)</w:t>
             </w:r>
           </w:p>
@@ -12149,7 +12461,6 @@
           </w:tcPr>
           <w:p>
             <w:pPr>
-              <w:jc w:val="center"/>
               <w:rPr>
                 <w:rFonts w:asciiTheme="minorEastAsia" w:eastAsiaTheme="minorEastAsia" w:hAnsiTheme="minorEastAsia" w:cs="Segoe UI"/>
                 <w:color w:val="4A4A48"/>
@@ -12193,7 +12504,6 @@
           <w:p>
             <w:pPr>
               <w:pStyle w:val="a4"/>
-              <w:jc w:val="center"/>
               <w:rPr>
                 <w:rFonts w:asciiTheme="minorEastAsia" w:eastAsiaTheme="minorEastAsia" w:hAnsiTheme="minorEastAsia"/>
                 <w:sz w:val="20"/>
@@ -12233,7 +12543,6 @@
           <w:p>
             <w:pPr>
               <w:pStyle w:val="a4"/>
-              <w:jc w:val="center"/>
               <w:rPr>
                 <w:rFonts w:asciiTheme="minorEastAsia" w:eastAsiaTheme="minorEastAsia" w:hAnsiTheme="minorEastAsia"/>
                 <w:sz w:val="20"/>
@@ -12556,7 +12865,6 @@
           <w:p>
             <w:pPr>
               <w:pStyle w:val="a4"/>
-              <w:jc w:val="center"/>
               <w:rPr>
                 <w:rFonts w:asciiTheme="minorEastAsia" w:eastAsiaTheme="minorEastAsia" w:hAnsiTheme="minorEastAsia"/>
                 <w:sz w:val="20"/>
@@ -12580,7 +12888,6 @@
           <w:p>
             <w:pPr>
               <w:pStyle w:val="a4"/>
-              <w:jc w:val="center"/>
               <w:rPr>
                 <w:rFonts w:asciiTheme="minorEastAsia" w:eastAsiaTheme="minorEastAsia" w:hAnsiTheme="minorEastAsia"/>
                 <w:sz w:val="20"/>
@@ -12604,7 +12911,6 @@
           <w:p>
             <w:pPr>
               <w:pStyle w:val="a4"/>
-              <w:jc w:val="center"/>
               <w:rPr>
                 <w:rFonts w:asciiTheme="minorEastAsia" w:eastAsiaTheme="minorEastAsia" w:hAnsiTheme="minorEastAsia"/>
                 <w:sz w:val="20"/>
@@ -12691,7 +12997,6 @@
           <w:p>
             <w:pPr>
               <w:pStyle w:val="a4"/>
-              <w:jc w:val="center"/>
               <w:rPr>
                 <w:rFonts w:asciiTheme="minorEastAsia" w:eastAsiaTheme="minorEastAsia" w:hAnsiTheme="minorEastAsia"/>
                 <w:sz w:val="20"/>
@@ -12749,7 +13054,6 @@
           <w:p>
             <w:pPr>
               <w:pStyle w:val="a4"/>
-              <w:jc w:val="center"/>
               <w:rPr>
                 <w:rFonts w:asciiTheme="minorEastAsia" w:eastAsiaTheme="minorEastAsia" w:hAnsiTheme="minorEastAsia"/>
                 <w:sz w:val="20"/>
@@ -12778,7 +13082,16 @@
                 <w:sz w:val="20"/>
                 <w:szCs w:val="20"/>
               </w:rPr>
-              <w:t>(Disquiet</w:t>
+              <w:t>(</w:t>
+            </w:r>
+            <w:proofErr w:type="spellStart"/>
+            <w:r>
+              <w:rPr>
+                <w:rFonts w:asciiTheme="minorEastAsia" w:eastAsiaTheme="minorEastAsia" w:hAnsiTheme="minorEastAsia" w:hint="eastAsia"/>
+                <w:sz w:val="20"/>
+                <w:szCs w:val="20"/>
+              </w:rPr>
+              <w:t>Disquiet</w:t>
             </w:r>
             <w:r>
               <w:rPr>
@@ -12794,7 +13107,16 @@
                 <w:sz w:val="20"/>
                 <w:szCs w:val="20"/>
               </w:rPr>
-              <w:t>GeekNews)</w:t>
+              <w:t>GeekNews</w:t>
+            </w:r>
+            <w:proofErr w:type="spellEnd"/>
+            <w:r>
+              <w:rPr>
+                <w:rFonts w:asciiTheme="minorEastAsia" w:eastAsiaTheme="minorEastAsia" w:hAnsiTheme="minorEastAsia" w:hint="eastAsia"/>
+                <w:sz w:val="20"/>
+                <w:szCs w:val="20"/>
+              </w:rPr>
+              <w:t>)</w:t>
             </w:r>
           </w:p>
         </w:tc>
@@ -12805,9 +13127,8 @@
           <w:p>
             <w:pPr>
               <w:pStyle w:val="a4"/>
-              <w:jc w:val="center"/>
-              <w:rPr>
-                <w:rFonts w:asciiTheme="minorEastAsia" w:eastAsiaTheme="minorEastAsia" w:hAnsiTheme="minorEastAsia" w:hint="eastAsia"/>
+              <w:rPr>
+                <w:rFonts w:asciiTheme="minorEastAsia" w:eastAsiaTheme="minorEastAsia" w:hAnsiTheme="minorEastAsia"/>
                 <w:sz w:val="20"/>
                 <w:szCs w:val="20"/>
               </w:rPr>
@@ -12898,7 +13219,6 @@
           <w:p>
             <w:pPr>
               <w:pStyle w:val="a4"/>
-              <w:jc w:val="center"/>
               <w:rPr>
                 <w:rFonts w:asciiTheme="minorEastAsia" w:eastAsiaTheme="minorEastAsia" w:hAnsiTheme="minorEastAsia"/>
                 <w:sz w:val="20"/>
@@ -12938,7 +13258,6 @@
           <w:p>
             <w:pPr>
               <w:pStyle w:val="a4"/>
-              <w:jc w:val="center"/>
               <w:rPr>
                 <w:rFonts w:asciiTheme="minorEastAsia" w:eastAsiaTheme="minorEastAsia" w:hAnsiTheme="minorEastAsia"/>
                 <w:sz w:val="20"/>
@@ -12978,9 +13297,8 @@
           <w:p>
             <w:pPr>
               <w:pStyle w:val="a4"/>
-              <w:jc w:val="center"/>
-              <w:rPr>
-                <w:rFonts w:asciiTheme="minorEastAsia" w:eastAsiaTheme="minorEastAsia" w:hAnsiTheme="minorEastAsia" w:hint="eastAsia"/>
+              <w:rPr>
+                <w:rFonts w:asciiTheme="minorEastAsia" w:eastAsiaTheme="minorEastAsia" w:hAnsiTheme="minorEastAsia"/>
                 <w:sz w:val="20"/>
                 <w:szCs w:val="20"/>
               </w:rPr>
@@ -13108,8 +13426,19 @@
                 <w:sz w:val="20"/>
                 <w:szCs w:val="20"/>
               </w:rPr>
-              <w:t>합성 서베이</w:t>
-            </w:r>
+              <w:t xml:space="preserve">합성 </w:t>
+            </w:r>
+            <w:proofErr w:type="spellStart"/>
+            <w:r>
+              <w:rPr>
+                <w:rFonts w:ascii="맑은 고딕" w:eastAsia="맑은 고딕" w:hAnsi="맑은 고딕"/>
+                <w:b/>
+                <w:sz w:val="20"/>
+                <w:szCs w:val="20"/>
+              </w:rPr>
+              <w:t>서베이</w:t>
+            </w:r>
+            <w:proofErr w:type="spellEnd"/>
           </w:p>
         </w:tc>
         <w:tc>
@@ -13367,6 +13696,7 @@
                 <w:szCs w:val="20"/>
               </w:rPr>
             </w:pPr>
+            <w:proofErr w:type="spellStart"/>
             <w:r>
               <w:rPr>
                 <w:rFonts w:ascii="맑은 고딕" w:eastAsia="맑은 고딕" w:hAnsi="맑은 고딕"/>
@@ -13375,6 +13705,7 @@
               </w:rPr>
               <w:t>매출총이익률</w:t>
             </w:r>
+            <w:proofErr w:type="spellEnd"/>
           </w:p>
         </w:tc>
         <w:tc>
@@ -13671,14 +14002,28 @@
         <w:rPr>
           <w:rFonts w:asciiTheme="minorEastAsia" w:eastAsiaTheme="minorEastAsia" w:hAnsiTheme="minorEastAsia"/>
         </w:rPr>
-        <w:t xml:space="preserve">위 건당 손익 구조를 기반으로, 27년 580명(ARPU $500), 28년 3,000명($1,000), 29년 7,000명($1,500)으로 고객을 확대하며, 건별 과금에서 구독·엔터프라이즈 계약으로 </w:t>
+        <w:t xml:space="preserve">위 건당 손익 구조를 기반으로, 27년 400명(ARPU $625), 28년 1,500명($833), 29년 4,000명($1,250)으로 고객을 확대하며, 건별 과금에서 구독·엔터프라이즈 계약으로 </w:t>
       </w:r>
       <w:r>
         <w:rPr>
           <w:rFonts w:asciiTheme="minorEastAsia" w:eastAsiaTheme="minorEastAsia" w:hAnsiTheme="minorEastAsia"/>
         </w:rPr>
         <w:lastRenderedPageBreak/>
-        <w:t>채널을 확장한다. 이에 더해 여론·시장반응 시뮬레이션, A/B 테스트, 전문가 리뷰 등 유형 확장과 모바일 앱 플랫폼 확장을 단계적으로 추진한다. 판관비를 반영한 3개년 영업이익 프로젝션은 다음과 같다.</w:t>
+        <w:t xml:space="preserve">채널을 확장한다. 이에 더해 여론·시장반응 시뮬레이션, A/B 테스트, 전문가 리뷰 등 유형 확장과 모바일 앱 플랫폼 확장을 단계적으로 추진한다. 판관비를 반영한 3개년 영업이익 </w:t>
+      </w:r>
+      <w:proofErr w:type="spellStart"/>
+      <w:r>
+        <w:rPr>
+          <w:rFonts w:asciiTheme="minorEastAsia" w:eastAsiaTheme="minorEastAsia" w:hAnsiTheme="minorEastAsia"/>
+        </w:rPr>
+        <w:t>프로젝션은</w:t>
+      </w:r>
+      <w:proofErr w:type="spellEnd"/>
+      <w:r>
+        <w:rPr>
+          <w:rFonts w:asciiTheme="minorEastAsia" w:eastAsiaTheme="minorEastAsia" w:hAnsiTheme="minorEastAsia"/>
+        </w:rPr>
+        <w:t xml:space="preserve"> 다음과 같다.</w:t>
       </w:r>
     </w:p>
     <w:tbl>
@@ -13838,6 +14183,7 @@
             <w:pPr>
               <w:jc w:val="center"/>
               <w:rPr>
+                <w:bCs/>
                 <w:sz w:val="20"/>
                 <w:szCs w:val="24"/>
               </w:rPr>
@@ -13845,11 +14191,11 @@
             <w:r>
               <w:rPr>
                 <w:rFonts w:ascii="맑은 고딕" w:eastAsia="맑은 고딕" w:hAnsi="맑은 고딕"/>
-                <w:b/>
+                <w:bCs/>
                 <w:sz w:val="20"/>
                 <w:szCs w:val="24"/>
               </w:rPr>
-              <w:t>$290K</w:t>
+              <w:t>$250K</w:t>
             </w:r>
           </w:p>
         </w:tc>
@@ -13861,6 +14207,7 @@
             <w:pPr>
               <w:jc w:val="center"/>
               <w:rPr>
+                <w:bCs/>
                 <w:sz w:val="20"/>
                 <w:szCs w:val="24"/>
               </w:rPr>
@@ -13868,11 +14215,11 @@
             <w:r>
               <w:rPr>
                 <w:rFonts w:ascii="맑은 고딕" w:eastAsia="맑은 고딕" w:hAnsi="맑은 고딕"/>
-                <w:b/>
+                <w:bCs/>
                 <w:sz w:val="20"/>
                 <w:szCs w:val="24"/>
               </w:rPr>
-              <w:t>$3,000K</w:t>
+              <w:t>$1,250K</w:t>
             </w:r>
           </w:p>
         </w:tc>
@@ -13884,6 +14231,7 @@
             <w:pPr>
               <w:jc w:val="center"/>
               <w:rPr>
+                <w:bCs/>
                 <w:sz w:val="20"/>
                 <w:szCs w:val="24"/>
               </w:rPr>
@@ -13891,11 +14239,11 @@
             <w:r>
               <w:rPr>
                 <w:rFonts w:ascii="맑은 고딕" w:eastAsia="맑은 고딕" w:hAnsi="맑은 고딕"/>
-                <w:b/>
+                <w:bCs/>
                 <w:sz w:val="20"/>
                 <w:szCs w:val="24"/>
               </w:rPr>
-              <w:t>$10,500K</w:t>
+              <w:t>$5,000K</w:t>
             </w:r>
           </w:p>
         </w:tc>
@@ -13916,13 +14264,23 @@
                 <w:szCs w:val="24"/>
               </w:rPr>
             </w:pPr>
+            <w:proofErr w:type="spellStart"/>
             <w:r>
               <w:rPr>
                 <w:rFonts w:ascii="맑은 고딕" w:eastAsia="맑은 고딕" w:hAnsi="맑은 고딕"/>
                 <w:sz w:val="20"/>
                 <w:szCs w:val="24"/>
               </w:rPr>
-              <w:t>셀프서브(건별)</w:t>
+              <w:t>셀프서브</w:t>
+            </w:r>
+            <w:proofErr w:type="spellEnd"/>
+            <w:r>
+              <w:rPr>
+                <w:rFonts w:ascii="맑은 고딕" w:eastAsia="맑은 고딕" w:hAnsi="맑은 고딕"/>
+                <w:sz w:val="20"/>
+                <w:szCs w:val="24"/>
+              </w:rPr>
+              <w:t>(건별)</w:t>
             </w:r>
           </w:p>
         </w:tc>
@@ -13934,6 +14292,7 @@
             <w:pPr>
               <w:jc w:val="center"/>
               <w:rPr>
+                <w:bCs/>
                 <w:sz w:val="20"/>
                 <w:szCs w:val="24"/>
               </w:rPr>
@@ -13941,10 +14300,11 @@
             <w:r>
               <w:rPr>
                 <w:rFonts w:ascii="맑은 고딕" w:eastAsia="맑은 고딕" w:hAnsi="맑은 고딕"/>
+                <w:bCs/>
                 <w:sz w:val="20"/>
                 <w:szCs w:val="24"/>
               </w:rPr>
-              <w:t>$260K</w:t>
+              <w:t>$213K</w:t>
             </w:r>
           </w:p>
         </w:tc>
@@ -13956,6 +14316,7 @@
             <w:pPr>
               <w:jc w:val="center"/>
               <w:rPr>
+                <w:bCs/>
                 <w:sz w:val="20"/>
                 <w:szCs w:val="24"/>
               </w:rPr>
@@ -13963,10 +14324,11 @@
             <w:r>
               <w:rPr>
                 <w:rFonts w:ascii="맑은 고딕" w:eastAsia="맑은 고딕" w:hAnsi="맑은 고딕"/>
+                <w:bCs/>
                 <w:sz w:val="20"/>
                 <w:szCs w:val="24"/>
               </w:rPr>
-              <w:t>$1,218K</w:t>
+              <w:t>$563K</w:t>
             </w:r>
           </w:p>
         </w:tc>
@@ -13978,6 +14340,7 @@
             <w:pPr>
               <w:jc w:val="center"/>
               <w:rPr>
+                <w:bCs/>
                 <w:sz w:val="20"/>
                 <w:szCs w:val="24"/>
               </w:rPr>
@@ -13985,10 +14348,11 @@
             <w:r>
               <w:rPr>
                 <w:rFonts w:ascii="맑은 고딕" w:eastAsia="맑은 고딕" w:hAnsi="맑은 고딕"/>
+                <w:bCs/>
                 <w:sz w:val="20"/>
                 <w:szCs w:val="24"/>
               </w:rPr>
-              <w:t>$2,443K</w:t>
+              <w:t>$1,500K</w:t>
             </w:r>
           </w:p>
         </w:tc>
@@ -14027,6 +14391,7 @@
             <w:pPr>
               <w:jc w:val="center"/>
               <w:rPr>
+                <w:bCs/>
                 <w:sz w:val="20"/>
                 <w:szCs w:val="24"/>
               </w:rPr>
@@ -14034,10 +14399,11 @@
             <w:r>
               <w:rPr>
                 <w:rFonts w:ascii="맑은 고딕" w:eastAsia="맑은 고딕" w:hAnsi="맑은 고딕"/>
+                <w:bCs/>
                 <w:sz w:val="20"/>
                 <w:szCs w:val="24"/>
               </w:rPr>
-              <w:t>$30K</w:t>
+              <w:t>$38K</w:t>
             </w:r>
           </w:p>
         </w:tc>
@@ -14049,6 +14415,7 @@
             <w:pPr>
               <w:jc w:val="center"/>
               <w:rPr>
+                <w:bCs/>
                 <w:sz w:val="20"/>
                 <w:szCs w:val="24"/>
               </w:rPr>
@@ -14056,10 +14423,11 @@
             <w:r>
               <w:rPr>
                 <w:rFonts w:ascii="맑은 고딕" w:eastAsia="맑은 고딕" w:hAnsi="맑은 고딕"/>
+                <w:bCs/>
                 <w:sz w:val="20"/>
                 <w:szCs w:val="24"/>
               </w:rPr>
-              <w:t>$1,050K</w:t>
+              <w:t>$437K</w:t>
             </w:r>
           </w:p>
         </w:tc>
@@ -14071,6 +14439,7 @@
             <w:pPr>
               <w:jc w:val="center"/>
               <w:rPr>
+                <w:bCs/>
                 <w:sz w:val="20"/>
                 <w:szCs w:val="24"/>
               </w:rPr>
@@ -14078,10 +14447,11 @@
             <w:r>
               <w:rPr>
                 <w:rFonts w:ascii="맑은 고딕" w:eastAsia="맑은 고딕" w:hAnsi="맑은 고딕"/>
+                <w:bCs/>
                 <w:sz w:val="20"/>
                 <w:szCs w:val="24"/>
               </w:rPr>
-              <w:t>$3,639K</w:t>
+              <w:t>$2,000K</w:t>
             </w:r>
           </w:p>
         </w:tc>
@@ -14120,6 +14490,7 @@
             <w:pPr>
               <w:jc w:val="center"/>
               <w:rPr>
+                <w:bCs/>
                 <w:sz w:val="20"/>
                 <w:szCs w:val="24"/>
               </w:rPr>
@@ -14127,6 +14498,7 @@
             <w:r>
               <w:rPr>
                 <w:rFonts w:ascii="맑은 고딕" w:eastAsia="맑은 고딕" w:hAnsi="맑은 고딕"/>
+                <w:bCs/>
                 <w:sz w:val="20"/>
                 <w:szCs w:val="24"/>
               </w:rPr>
@@ -14142,6 +14514,7 @@
             <w:pPr>
               <w:jc w:val="center"/>
               <w:rPr>
+                <w:bCs/>
                 <w:sz w:val="20"/>
                 <w:szCs w:val="24"/>
               </w:rPr>
@@ -14149,10 +14522,11 @@
             <w:r>
               <w:rPr>
                 <w:rFonts w:ascii="맑은 고딕" w:eastAsia="맑은 고딕" w:hAnsi="맑은 고딕"/>
+                <w:bCs/>
                 <w:sz w:val="20"/>
                 <w:szCs w:val="24"/>
               </w:rPr>
-              <w:t>$732K</w:t>
+              <w:t>$250K</w:t>
             </w:r>
           </w:p>
         </w:tc>
@@ -14164,6 +14538,7 @@
             <w:pPr>
               <w:jc w:val="center"/>
               <w:rPr>
+                <w:bCs/>
                 <w:sz w:val="20"/>
                 <w:szCs w:val="24"/>
               </w:rPr>
@@ -14171,10 +14546,11 @@
             <w:r>
               <w:rPr>
                 <w:rFonts w:ascii="맑은 고딕" w:eastAsia="맑은 고딕" w:hAnsi="맑은 고딕"/>
+                <w:bCs/>
                 <w:sz w:val="20"/>
                 <w:szCs w:val="24"/>
               </w:rPr>
-              <w:t>$4,418K</w:t>
+              <w:t>$1,500K</w:t>
             </w:r>
           </w:p>
         </w:tc>
@@ -14216,6 +14592,7 @@
             <w:pPr>
               <w:jc w:val="center"/>
               <w:rPr>
+                <w:bCs/>
                 <w:sz w:val="20"/>
                 <w:szCs w:val="24"/>
               </w:rPr>
@@ -14223,10 +14600,11 @@
             <w:r>
               <w:rPr>
                 <w:rFonts w:ascii="맑은 고딕" w:eastAsia="맑은 고딕" w:hAnsi="맑은 고딕"/>
+                <w:bCs/>
                 <w:sz w:val="20"/>
                 <w:szCs w:val="24"/>
               </w:rPr>
-              <w:t>-$67K (23%)</w:t>
+              <w:t>-$58K (23%)</w:t>
             </w:r>
           </w:p>
         </w:tc>
@@ -14238,6 +14616,7 @@
             <w:pPr>
               <w:jc w:val="center"/>
               <w:rPr>
+                <w:bCs/>
                 <w:sz w:val="20"/>
                 <w:szCs w:val="24"/>
               </w:rPr>
@@ -14245,10 +14624,11 @@
             <w:r>
               <w:rPr>
                 <w:rFonts w:ascii="맑은 고딕" w:eastAsia="맑은 고딕" w:hAnsi="맑은 고딕"/>
+                <w:bCs/>
                 <w:sz w:val="20"/>
                 <w:szCs w:val="24"/>
               </w:rPr>
-              <w:t>-$630K (21%)</w:t>
+              <w:t>-$263K (21%)</w:t>
             </w:r>
           </w:p>
         </w:tc>
@@ -14260,6 +14640,7 @@
             <w:pPr>
               <w:jc w:val="center"/>
               <w:rPr>
+                <w:bCs/>
                 <w:sz w:val="20"/>
                 <w:szCs w:val="24"/>
               </w:rPr>
@@ -14267,10 +14648,11 @@
             <w:r>
               <w:rPr>
                 <w:rFonts w:ascii="맑은 고딕" w:eastAsia="맑은 고딕" w:hAnsi="맑은 고딕"/>
+                <w:bCs/>
                 <w:sz w:val="20"/>
                 <w:szCs w:val="24"/>
               </w:rPr>
-              <w:t>-$1,890K (18%)</w:t>
+              <w:t>-$900K (18%)</w:t>
             </w:r>
           </w:p>
         </w:tc>
@@ -14315,6 +14697,7 @@
             <w:pPr>
               <w:jc w:val="center"/>
               <w:rPr>
+                <w:bCs/>
                 <w:sz w:val="20"/>
                 <w:szCs w:val="24"/>
               </w:rPr>
@@ -14322,11 +14705,11 @@
             <w:r>
               <w:rPr>
                 <w:rFonts w:ascii="맑은 고딕" w:eastAsia="맑은 고딕" w:hAnsi="맑은 고딕"/>
-                <w:b/>
+                <w:bCs/>
                 <w:sz w:val="20"/>
                 <w:szCs w:val="24"/>
               </w:rPr>
-              <w:t>$223K (77%)</w:t>
+              <w:t>$193K (77%)</w:t>
             </w:r>
           </w:p>
         </w:tc>
@@ -14338,6 +14721,7 @@
             <w:pPr>
               <w:jc w:val="center"/>
               <w:rPr>
+                <w:bCs/>
                 <w:sz w:val="20"/>
                 <w:szCs w:val="24"/>
               </w:rPr>
@@ -14345,11 +14729,11 @@
             <w:r>
               <w:rPr>
                 <w:rFonts w:ascii="맑은 고딕" w:eastAsia="맑은 고딕" w:hAnsi="맑은 고딕"/>
-                <w:b/>
+                <w:bCs/>
                 <w:sz w:val="20"/>
                 <w:szCs w:val="24"/>
               </w:rPr>
-              <w:t>$2,370K (79%)</w:t>
+              <w:t>$988K (79%)</w:t>
             </w:r>
           </w:p>
         </w:tc>
@@ -14361,6 +14745,7 @@
             <w:pPr>
               <w:jc w:val="center"/>
               <w:rPr>
+                <w:bCs/>
                 <w:sz w:val="20"/>
                 <w:szCs w:val="24"/>
               </w:rPr>
@@ -14368,11 +14753,11 @@
             <w:r>
               <w:rPr>
                 <w:rFonts w:ascii="맑은 고딕" w:eastAsia="맑은 고딕" w:hAnsi="맑은 고딕"/>
-                <w:b/>
+                <w:bCs/>
                 <w:sz w:val="20"/>
                 <w:szCs w:val="24"/>
               </w:rPr>
-              <w:t>$8,610K (82%)</w:t>
+              <w:t>$4,100K (82%)</w:t>
             </w:r>
           </w:p>
         </w:tc>
@@ -14419,6 +14804,7 @@
             <w:pPr>
               <w:jc w:val="center"/>
               <w:rPr>
+                <w:bCs/>
                 <w:sz w:val="20"/>
                 <w:szCs w:val="24"/>
               </w:rPr>
@@ -14426,10 +14812,11 @@
             <w:r>
               <w:rPr>
                 <w:rFonts w:ascii="맑은 고딕" w:eastAsia="맑은 고딕" w:hAnsi="맑은 고딕"/>
+                <w:bCs/>
                 <w:sz w:val="20"/>
                 <w:szCs w:val="24"/>
               </w:rPr>
-              <w:t>-$496K</w:t>
+              <w:t>-$184K</w:t>
             </w:r>
           </w:p>
         </w:tc>
@@ -14441,6 +14828,7 @@
             <w:pPr>
               <w:jc w:val="center"/>
               <w:rPr>
+                <w:bCs/>
                 <w:sz w:val="20"/>
                 <w:szCs w:val="24"/>
               </w:rPr>
@@ -14448,10 +14836,11 @@
             <w:r>
               <w:rPr>
                 <w:rFonts w:ascii="맑은 고딕" w:eastAsia="맑은 고딕" w:hAnsi="맑은 고딕"/>
+                <w:bCs/>
                 <w:sz w:val="20"/>
                 <w:szCs w:val="24"/>
               </w:rPr>
-              <w:t>-$1,395K</w:t>
+              <w:t>-$1,099K</w:t>
             </w:r>
           </w:p>
         </w:tc>
@@ -14463,6 +14852,7 @@
             <w:pPr>
               <w:jc w:val="center"/>
               <w:rPr>
+                <w:bCs/>
                 <w:sz w:val="20"/>
                 <w:szCs w:val="24"/>
               </w:rPr>
@@ -14470,10 +14860,11 @@
             <w:r>
               <w:rPr>
                 <w:rFonts w:ascii="맑은 고딕" w:eastAsia="맑은 고딕" w:hAnsi="맑은 고딕"/>
+                <w:bCs/>
                 <w:sz w:val="20"/>
                 <w:szCs w:val="24"/>
               </w:rPr>
-              <w:t>-$2,577K</w:t>
+              <w:t>-$1,884K</w:t>
             </w:r>
           </w:p>
         </w:tc>
@@ -14509,6 +14900,79 @@
             <w:pPr>
               <w:jc w:val="center"/>
               <w:rPr>
+                <w:bCs/>
+                <w:sz w:val="20"/>
+                <w:szCs w:val="24"/>
+              </w:rPr>
+            </w:pPr>
+            <w:r>
+              <w:rPr>
+                <w:rFonts w:ascii="맑은 고딕" w:eastAsia="맑은 고딕" w:hAnsi="맑은 고딕"/>
+                <w:bCs/>
+                <w:sz w:val="20"/>
+                <w:szCs w:val="24"/>
+              </w:rPr>
+              <w:t>+$9K</w:t>
+            </w:r>
+          </w:p>
+        </w:tc>
+        <w:tc>
+          <w:tcPr>
+            <w:tcW w:w="2126" w:type="dxa"/>
+          </w:tcPr>
+          <w:p>
+            <w:pPr>
+              <w:jc w:val="center"/>
+              <w:rPr>
+                <w:bCs/>
+                <w:sz w:val="20"/>
+                <w:szCs w:val="24"/>
+              </w:rPr>
+            </w:pPr>
+            <w:r>
+              <w:rPr>
+                <w:rFonts w:ascii="맑은 고딕" w:eastAsia="맑은 고딕" w:hAnsi="맑은 고딕"/>
+                <w:bCs/>
+                <w:sz w:val="20"/>
+                <w:szCs w:val="24"/>
+              </w:rPr>
+              <w:t>-$112K</w:t>
+            </w:r>
+          </w:p>
+        </w:tc>
+        <w:tc>
+          <w:tcPr>
+            <w:tcW w:w="3402" w:type="dxa"/>
+          </w:tcPr>
+          <w:p>
+            <w:pPr>
+              <w:jc w:val="center"/>
+              <w:rPr>
+                <w:bCs/>
+                <w:sz w:val="20"/>
+                <w:szCs w:val="24"/>
+              </w:rPr>
+            </w:pPr>
+            <w:r>
+              <w:rPr>
+                <w:rFonts w:ascii="맑은 고딕" w:eastAsia="맑은 고딕" w:hAnsi="맑은 고딕"/>
+                <w:bCs/>
+                <w:sz w:val="20"/>
+                <w:szCs w:val="24"/>
+              </w:rPr>
+              <w:t>+$2,216K</w:t>
+            </w:r>
+          </w:p>
+        </w:tc>
+      </w:tr>
+      <w:tr>
+        <w:tc>
+          <w:tcPr>
+            <w:tcW w:w="2836" w:type="dxa"/>
+          </w:tcPr>
+          <w:p>
+            <w:pPr>
+              <w:rPr>
                 <w:sz w:val="20"/>
                 <w:szCs w:val="24"/>
               </w:rPr>
@@ -14520,7 +14984,31 @@
                 <w:sz w:val="20"/>
                 <w:szCs w:val="24"/>
               </w:rPr>
-              <w:t>-$272K</w:t>
+              <w:t>영업이익률</w:t>
+            </w:r>
+          </w:p>
+        </w:tc>
+        <w:tc>
+          <w:tcPr>
+            <w:tcW w:w="2693" w:type="dxa"/>
+          </w:tcPr>
+          <w:p>
+            <w:pPr>
+              <w:jc w:val="center"/>
+              <w:rPr>
+                <w:bCs/>
+                <w:sz w:val="20"/>
+                <w:szCs w:val="24"/>
+              </w:rPr>
+            </w:pPr>
+            <w:r>
+              <w:rPr>
+                <w:rFonts w:ascii="맑은 고딕" w:eastAsia="맑은 고딕" w:hAnsi="맑은 고딕"/>
+                <w:bCs/>
+                <w:sz w:val="20"/>
+                <w:szCs w:val="24"/>
+              </w:rPr>
+              <w:t>+3%</w:t>
             </w:r>
           </w:p>
         </w:tc>
@@ -14532,6 +15020,7 @@
             <w:pPr>
               <w:jc w:val="center"/>
               <w:rPr>
+                <w:bCs/>
                 <w:sz w:val="20"/>
                 <w:szCs w:val="24"/>
               </w:rPr>
@@ -14539,11 +15028,11 @@
             <w:r>
               <w:rPr>
                 <w:rFonts w:ascii="맑은 고딕" w:eastAsia="맑은 고딕" w:hAnsi="맑은 고딕"/>
-                <w:b/>
+                <w:bCs/>
                 <w:sz w:val="20"/>
                 <w:szCs w:val="24"/>
               </w:rPr>
-              <w:t>+$975K</w:t>
+              <w:t>-9%</w:t>
             </w:r>
           </w:p>
         </w:tc>
@@ -14555,6 +15044,7 @@
             <w:pPr>
               <w:jc w:val="center"/>
               <w:rPr>
+                <w:bCs/>
                 <w:sz w:val="20"/>
                 <w:szCs w:val="24"/>
               </w:rPr>
@@ -14562,104 +15052,11 @@
             <w:r>
               <w:rPr>
                 <w:rFonts w:ascii="맑은 고딕" w:eastAsia="맑은 고딕" w:hAnsi="맑은 고딕"/>
-                <w:b/>
+                <w:bCs/>
                 <w:sz w:val="20"/>
                 <w:szCs w:val="24"/>
               </w:rPr>
-              <w:t>+$6,033K</w:t>
-            </w:r>
-          </w:p>
-        </w:tc>
-      </w:tr>
-      <w:tr>
-        <w:tc>
-          <w:tcPr>
-            <w:tcW w:w="2836" w:type="dxa"/>
-          </w:tcPr>
-          <w:p>
-            <w:pPr>
-              <w:rPr>
-                <w:sz w:val="20"/>
-                <w:szCs w:val="24"/>
-              </w:rPr>
-            </w:pPr>
-            <w:r>
-              <w:rPr>
-                <w:rFonts w:ascii="맑은 고딕" w:eastAsia="맑은 고딕" w:hAnsi="맑은 고딕"/>
-                <w:b/>
-                <w:sz w:val="20"/>
-                <w:szCs w:val="24"/>
-              </w:rPr>
-              <w:t>영업이익률</w:t>
-            </w:r>
-          </w:p>
-        </w:tc>
-        <w:tc>
-          <w:tcPr>
-            <w:tcW w:w="2693" w:type="dxa"/>
-          </w:tcPr>
-          <w:p>
-            <w:pPr>
-              <w:jc w:val="center"/>
-              <w:rPr>
-                <w:sz w:val="20"/>
-                <w:szCs w:val="24"/>
-              </w:rPr>
-            </w:pPr>
-            <w:r>
-              <w:rPr>
-                <w:rFonts w:ascii="맑은 고딕" w:eastAsia="맑은 고딕" w:hAnsi="맑은 고딕"/>
-                <w:b/>
-                <w:sz w:val="20"/>
-                <w:szCs w:val="24"/>
-              </w:rPr>
-              <w:t>-94%</w:t>
-            </w:r>
-          </w:p>
-        </w:tc>
-        <w:tc>
-          <w:tcPr>
-            <w:tcW w:w="2126" w:type="dxa"/>
-          </w:tcPr>
-          <w:p>
-            <w:pPr>
-              <w:jc w:val="center"/>
-              <w:rPr>
-                <w:sz w:val="20"/>
-                <w:szCs w:val="24"/>
-              </w:rPr>
-            </w:pPr>
-            <w:r>
-              <w:rPr>
-                <w:rFonts w:ascii="맑은 고딕" w:eastAsia="맑은 고딕" w:hAnsi="맑은 고딕"/>
-                <w:b/>
-                <w:sz w:val="20"/>
-                <w:szCs w:val="24"/>
-              </w:rPr>
-              <w:t>+33%</w:t>
-            </w:r>
-          </w:p>
-        </w:tc>
-        <w:tc>
-          <w:tcPr>
-            <w:tcW w:w="3402" w:type="dxa"/>
-          </w:tcPr>
-          <w:p>
-            <w:pPr>
-              <w:jc w:val="center"/>
-              <w:rPr>
-                <w:sz w:val="20"/>
-                <w:szCs w:val="24"/>
-              </w:rPr>
-            </w:pPr>
-            <w:r>
-              <w:rPr>
-                <w:rFonts w:ascii="맑은 고딕" w:eastAsia="맑은 고딕" w:hAnsi="맑은 고딕"/>
-                <w:b/>
-                <w:sz w:val="20"/>
-                <w:szCs w:val="24"/>
-              </w:rPr>
-              <w:t>+57%</w:t>
+              <w:t>+44%</w:t>
             </w:r>
           </w:p>
         </w:tc>
@@ -15060,29 +15457,23 @@
                 <w:szCs w:val="20"/>
               </w:rPr>
             </w:pPr>
+            <w:proofErr w:type="spellStart"/>
             <w:r>
               <w:rPr>
                 <w:rFonts w:ascii="맑은 고딕" w:eastAsia="맑은 고딕" w:hAnsi="맑은 고딕"/>
                 <w:sz w:val="20"/>
                 <w:szCs w:val="20"/>
               </w:rPr>
-              <w:t>투자</w:t>
-            </w:r>
-            <w:r>
-              <w:rPr>
-                <w:rFonts w:ascii="맑은 고딕" w:eastAsia="맑은 고딕" w:hAnsi="맑은 고딕" w:hint="eastAsia"/>
-                <w:sz w:val="20"/>
-                <w:szCs w:val="20"/>
-              </w:rPr>
-              <w:t>유치</w:t>
-            </w:r>
+              <w:t>초창패</w:t>
+            </w:r>
+            <w:proofErr w:type="spellEnd"/>
             <w:r>
               <w:rPr>
                 <w:rFonts w:ascii="맑은 고딕" w:eastAsia="맑은 고딕" w:hAnsi="맑은 고딕"/>
                 <w:sz w:val="20"/>
                 <w:szCs w:val="20"/>
               </w:rPr>
-              <w:t xml:space="preserve"> 및 팀 확장</w:t>
+              <w:t xml:space="preserve"> 기반 운영</w:t>
             </w:r>
           </w:p>
         </w:tc>
@@ -15128,7 +15519,25 @@
                 <w:sz w:val="20"/>
                 <w:szCs w:val="20"/>
               </w:rPr>
-              <w:t>6명으로 확장(+엔지니어, +CS)</w:t>
+              <w:t xml:space="preserve">4명 유지, </w:t>
+            </w:r>
+            <w:proofErr w:type="spellStart"/>
+            <w:r>
+              <w:rPr>
+                <w:rFonts w:ascii="맑은 고딕" w:eastAsia="맑은 고딕" w:hAnsi="맑은 고딕"/>
+                <w:sz w:val="20"/>
+                <w:szCs w:val="20"/>
+              </w:rPr>
+              <w:t>초창패</w:t>
+            </w:r>
+            <w:proofErr w:type="spellEnd"/>
+            <w:r>
+              <w:rPr>
+                <w:rFonts w:ascii="맑은 고딕" w:eastAsia="맑은 고딕" w:hAnsi="맑은 고딕"/>
+                <w:sz w:val="20"/>
+                <w:szCs w:val="20"/>
+              </w:rPr>
+              <w:t xml:space="preserve"> 기반 운영</w:t>
             </w:r>
           </w:p>
         </w:tc>
@@ -15179,7 +15588,7 @@
                 <w:sz w:val="20"/>
                 <w:szCs w:val="20"/>
               </w:rPr>
-              <w:t>구독 출시 및 엔터프라이즈 시작</w:t>
+              <w:t>투자유치 및 구독 출시</w:t>
             </w:r>
           </w:p>
         </w:tc>
@@ -15225,7 +15634,7 @@
                 <w:sz w:val="20"/>
                 <w:szCs w:val="20"/>
               </w:rPr>
-              <w:t>8명(+마케팅, +AM). 구독 모델 출시, 엔터프라이즈 파일럿</w:t>
+              <w:t>6명(+엔지니어, +마케팅/AM). TIPS 투자 유치, 구독 모델 출시</w:t>
             </w:r>
           </w:p>
         </w:tc>
@@ -15322,7 +15731,7 @@
                 <w:sz w:val="20"/>
                 <w:szCs w:val="20"/>
               </w:rPr>
-              <w:t>10명(+엔지니어, +AM). 기업 고객 계약 확대, 월·연간 계약 기반 객단가 상승</w:t>
+              <w:t>8명(+엔지니어, +AM). 엔터프라이즈 파일럿, 기업 고객 계약 확대</w:t>
             </w:r>
           </w:p>
         </w:tc>
@@ -15419,7 +15828,7 @@
                 <w:sz w:val="20"/>
                 <w:szCs w:val="20"/>
               </w:rPr>
-              <w:t>16명으로 확장(+엔지니어, +데이터, +세일즈, +AM×2, +CS). 엔터프라이즈 고객 확보, 해외 거점</w:t>
+              <w:t>12명으로 확장(+데이터, +세일즈, +AM, +엔지니어). 엔터프라이즈 고객 확보, 해외 거점</w:t>
             </w:r>
           </w:p>
         </w:tc>
@@ -15621,7 +16030,6 @@
             <w:pPr>
               <w:jc w:val="center"/>
               <w:rPr>
-                <w:rFonts w:hint="eastAsia"/>
                 <w:sz w:val="20"/>
                 <w:szCs w:val="20"/>
               </w:rPr>
@@ -15649,7 +16057,6 @@
           <w:p>
             <w:pPr>
               <w:rPr>
-                <w:rFonts w:hint="eastAsia"/>
                 <w:sz w:val="20"/>
                 <w:szCs w:val="20"/>
               </w:rPr>
@@ -15702,7 +16109,6 @@
           <w:p>
             <w:pPr>
               <w:rPr>
-                <w:rFonts w:hint="eastAsia"/>
                 <w:sz w:val="20"/>
                 <w:szCs w:val="20"/>
               </w:rPr>
@@ -15730,7 +16136,6 @@
             <w:pPr>
               <w:jc w:val="center"/>
               <w:rPr>
-                <w:rFonts w:hint="eastAsia"/>
                 <w:sz w:val="20"/>
                 <w:szCs w:val="20"/>
               </w:rPr>
@@ -15777,7 +16182,6 @@
             <w:pPr>
               <w:jc w:val="center"/>
               <w:rPr>
-                <w:rFonts w:hint="eastAsia"/>
                 <w:sz w:val="20"/>
                 <w:szCs w:val="20"/>
               </w:rPr>
@@ -15802,7 +16206,6 @@
           <w:p>
             <w:pPr>
               <w:rPr>
-                <w:rFonts w:hint="eastAsia"/>
                 <w:sz w:val="20"/>
                 <w:szCs w:val="20"/>
               </w:rPr>
@@ -15830,7 +16233,6 @@
             <w:pPr>
               <w:jc w:val="center"/>
               <w:rPr>
-                <w:rFonts w:hint="eastAsia"/>
                 <w:sz w:val="20"/>
                 <w:szCs w:val="20"/>
               </w:rPr>
@@ -15841,7 +16243,7 @@
                 <w:sz w:val="20"/>
                 <w:szCs w:val="20"/>
               </w:rPr>
-              <w:t>27년 하반기</w:t>
+              <w:t>28년 상반기</w:t>
             </w:r>
           </w:p>
         </w:tc>
@@ -15865,8 +16267,18 @@
                 <w:sz w:val="20"/>
                 <w:szCs w:val="20"/>
               </w:rPr>
-              <w:t>민간투자+정부매칭</w:t>
-            </w:r>
+              <w:t>민간투자+</w:t>
+            </w:r>
+            <w:proofErr w:type="spellStart"/>
+            <w:r>
+              <w:rPr>
+                <w:rFonts w:ascii="맑은 고딕" w:eastAsia="맑은 고딕" w:hAnsi="맑은 고딕" w:hint="eastAsia"/>
+                <w:sz w:val="20"/>
+                <w:szCs w:val="20"/>
+              </w:rPr>
+              <w:t>정부매칭</w:t>
+            </w:r>
+            <w:proofErr w:type="spellEnd"/>
           </w:p>
         </w:tc>
         <w:tc>
@@ -15877,7 +16289,6 @@
             <w:pPr>
               <w:jc w:val="center"/>
               <w:rPr>
-                <w:rFonts w:hint="eastAsia"/>
                 <w:sz w:val="20"/>
                 <w:szCs w:val="20"/>
               </w:rPr>
@@ -15888,7 +16299,7 @@
                 <w:sz w:val="20"/>
                 <w:szCs w:val="20"/>
               </w:rPr>
-              <w:t>TIPS(민간투자2억+정부최대11억)</w:t>
+              <w:t>TIPS(민간투자1억+정부최대6억)</w:t>
             </w:r>
           </w:p>
         </w:tc>
@@ -15902,7 +16313,6 @@
           <w:p>
             <w:pPr>
               <w:rPr>
-                <w:rFonts w:hint="eastAsia"/>
                 <w:sz w:val="20"/>
                 <w:szCs w:val="20"/>
               </w:rPr>
@@ -15913,7 +16323,7 @@
                 <w:sz w:val="20"/>
                 <w:szCs w:val="20"/>
               </w:rPr>
-              <w:t>최대 13억원</w:t>
+              <w:t>최대 7억원</w:t>
             </w:r>
           </w:p>
         </w:tc>
@@ -15947,9 +16357,6 @@
           <w:ilvl w:val="1"/>
           <w:numId w:val="23"/>
         </w:numPr>
-        <w:rPr>
-          <w:rFonts w:hint="eastAsia"/>
-        </w:rPr>
       </w:pPr>
       <w:r>
         <w:rPr>
@@ -16670,7 +17077,25 @@
                 <w:sz w:val="20"/>
                 <w:szCs w:val="20"/>
               </w:rPr>
-              <w:t xml:space="preserve">부문 최우수 리더상(2026), </w:t>
+              <w:t xml:space="preserve">부문 최우수 </w:t>
+            </w:r>
+            <w:proofErr w:type="spellStart"/>
+            <w:r>
+              <w:rPr>
+                <w:rFonts w:asciiTheme="minorEastAsia" w:eastAsiaTheme="minorEastAsia" w:hAnsiTheme="minorEastAsia" w:cs="굴림" w:hint="eastAsia"/>
+                <w:sz w:val="20"/>
+                <w:szCs w:val="20"/>
+              </w:rPr>
+              <w:t>리더상</w:t>
+            </w:r>
+            <w:proofErr w:type="spellEnd"/>
+            <w:r>
+              <w:rPr>
+                <w:rFonts w:asciiTheme="minorEastAsia" w:eastAsiaTheme="minorEastAsia" w:hAnsiTheme="minorEastAsia" w:cs="굴림" w:hint="eastAsia"/>
+                <w:sz w:val="20"/>
+                <w:szCs w:val="20"/>
+              </w:rPr>
+              <w:t xml:space="preserve">(2026), </w:t>
             </w:r>
             <w:r>
               <w:rPr>
@@ -17253,7 +17678,25 @@
                 <w:sz w:val="20"/>
                 <w:szCs w:val="20"/>
               </w:rPr>
-              <w:t xml:space="preserve"> 챗봇,</w:t>
+              <w:t xml:space="preserve"> </w:t>
+            </w:r>
+            <w:proofErr w:type="spellStart"/>
+            <w:r>
+              <w:rPr>
+                <w:rFonts w:asciiTheme="minorEastAsia" w:eastAsiaTheme="minorEastAsia" w:hAnsiTheme="minorEastAsia"/>
+                <w:sz w:val="20"/>
+                <w:szCs w:val="20"/>
+              </w:rPr>
+              <w:t>챗봇</w:t>
+            </w:r>
+            <w:proofErr w:type="spellEnd"/>
+            <w:r>
+              <w:rPr>
+                <w:rFonts w:asciiTheme="minorEastAsia" w:eastAsiaTheme="minorEastAsia" w:hAnsiTheme="minorEastAsia"/>
+                <w:sz w:val="20"/>
+                <w:szCs w:val="20"/>
+              </w:rPr>
+              <w:t>,</w:t>
             </w:r>
             <w:r>
               <w:rPr>
@@ -17261,8 +17704,18 @@
                 <w:sz w:val="20"/>
                 <w:szCs w:val="20"/>
               </w:rPr>
-              <w:t xml:space="preserve"> 상담사 어시스턴트 챗봇</w:t>
-            </w:r>
+              <w:t xml:space="preserve"> 상담사 어시스턴트 </w:t>
+            </w:r>
+            <w:proofErr w:type="spellStart"/>
+            <w:r>
+              <w:rPr>
+                <w:rFonts w:asciiTheme="minorEastAsia" w:eastAsiaTheme="minorEastAsia" w:hAnsiTheme="minorEastAsia" w:hint="eastAsia"/>
+                <w:sz w:val="20"/>
+                <w:szCs w:val="20"/>
+              </w:rPr>
+              <w:t>챗봇</w:t>
+            </w:r>
+            <w:proofErr w:type="spellEnd"/>
           </w:p>
         </w:tc>
       </w:tr>
@@ -17362,8 +17815,18 @@
                 <w:sz w:val="20"/>
                 <w:szCs w:val="20"/>
               </w:rPr>
-              <w:t>장보기 챗봇</w:t>
-            </w:r>
+              <w:t xml:space="preserve">장보기 </w:t>
+            </w:r>
+            <w:proofErr w:type="spellStart"/>
+            <w:r>
+              <w:rPr>
+                <w:rFonts w:asciiTheme="minorEastAsia" w:eastAsiaTheme="minorEastAsia" w:hAnsiTheme="minorEastAsia"/>
+                <w:sz w:val="20"/>
+                <w:szCs w:val="20"/>
+              </w:rPr>
+              <w:t>챗봇</w:t>
+            </w:r>
+            <w:proofErr w:type="spellEnd"/>
           </w:p>
         </w:tc>
       </w:tr>
@@ -17409,13 +17872,23 @@
                 <w:szCs w:val="20"/>
               </w:rPr>
             </w:pPr>
+            <w:proofErr w:type="spellStart"/>
             <w:r>
               <w:rPr>
                 <w:rFonts w:asciiTheme="minorEastAsia" w:eastAsiaTheme="minorEastAsia" w:hAnsiTheme="minorEastAsia" w:hint="eastAsia"/>
                 <w:sz w:val="20"/>
                 <w:szCs w:val="20"/>
               </w:rPr>
-              <w:t>풀스택 개발</w:t>
+              <w:t>풀스택</w:t>
+            </w:r>
+            <w:proofErr w:type="spellEnd"/>
+            <w:r>
+              <w:rPr>
+                <w:rFonts w:asciiTheme="minorEastAsia" w:eastAsiaTheme="minorEastAsia" w:hAnsiTheme="minorEastAsia" w:hint="eastAsia"/>
+                <w:sz w:val="20"/>
+                <w:szCs w:val="20"/>
+              </w:rPr>
+              <w:t xml:space="preserve"> 개발</w:t>
             </w:r>
           </w:p>
         </w:tc>
@@ -17439,7 +17912,25 @@
                 <w:sz w:val="20"/>
                 <w:szCs w:val="20"/>
               </w:rPr>
-              <w:t>금융권 CRM 패키지 풀스택 개발·운영</w:t>
+              <w:t xml:space="preserve">금융권 CRM 패키지 </w:t>
+            </w:r>
+            <w:proofErr w:type="spellStart"/>
+            <w:r>
+              <w:rPr>
+                <w:rFonts w:asciiTheme="minorEastAsia" w:eastAsiaTheme="minorEastAsia" w:hAnsiTheme="minorEastAsia"/>
+                <w:sz w:val="20"/>
+                <w:szCs w:val="20"/>
+              </w:rPr>
+              <w:t>풀스택</w:t>
+            </w:r>
+            <w:proofErr w:type="spellEnd"/>
+            <w:r>
+              <w:rPr>
+                <w:rFonts w:asciiTheme="minorEastAsia" w:eastAsiaTheme="minorEastAsia" w:hAnsiTheme="minorEastAsia"/>
+                <w:sz w:val="20"/>
+                <w:szCs w:val="20"/>
+              </w:rPr>
+              <w:t xml:space="preserve"> 개발·운영</w:t>
             </w:r>
           </w:p>
         </w:tc>
@@ -18192,7 +18683,27 @@
                 <w:sz w:val="20"/>
                 <w:szCs w:val="20"/>
               </w:rPr>
-              <w:t>프론트·백엔드 개발, 리포트 UI, 서비스 기능 구현</w:t>
+              <w:t>프론트·</w:t>
+            </w:r>
+            <w:proofErr w:type="spellStart"/>
+            <w:r>
+              <w:rPr>
+                <w:rFonts w:asciiTheme="majorEastAsia" w:eastAsiaTheme="majorEastAsia" w:hAnsiTheme="majorEastAsia"/>
+                <w:iCs/>
+                <w:sz w:val="20"/>
+                <w:szCs w:val="20"/>
+              </w:rPr>
+              <w:t>백엔드</w:t>
+            </w:r>
+            <w:proofErr w:type="spellEnd"/>
+            <w:r>
+              <w:rPr>
+                <w:rFonts w:asciiTheme="majorEastAsia" w:eastAsiaTheme="majorEastAsia" w:hAnsiTheme="majorEastAsia"/>
+                <w:iCs/>
+                <w:sz w:val="20"/>
+                <w:szCs w:val="20"/>
+              </w:rPr>
+              <w:t xml:space="preserve"> 개발, 리포트 UI, 서비스 기능 구현</w:t>
             </w:r>
           </w:p>
         </w:tc>
@@ -18220,7 +18731,27 @@
                 <w:sz w:val="20"/>
                 <w:szCs w:val="20"/>
               </w:rPr>
-              <w:t>웹 서비스 풀스택 개발 경력 5년</w:t>
+              <w:t xml:space="preserve">웹 서비스 </w:t>
+            </w:r>
+            <w:proofErr w:type="spellStart"/>
+            <w:r>
+              <w:rPr>
+                <w:rFonts w:asciiTheme="majorEastAsia" w:eastAsiaTheme="majorEastAsia" w:hAnsiTheme="majorEastAsia"/>
+                <w:iCs/>
+                <w:sz w:val="20"/>
+                <w:szCs w:val="20"/>
+              </w:rPr>
+              <w:t>풀스택</w:t>
+            </w:r>
+            <w:proofErr w:type="spellEnd"/>
+            <w:r>
+              <w:rPr>
+                <w:rFonts w:asciiTheme="majorEastAsia" w:eastAsiaTheme="majorEastAsia" w:hAnsiTheme="majorEastAsia"/>
+                <w:iCs/>
+                <w:sz w:val="20"/>
+                <w:szCs w:val="20"/>
+              </w:rPr>
+              <w:t xml:space="preserve"> 개발 경력 5년</w:t>
             </w:r>
           </w:p>
         </w:tc>
@@ -22902,6 +23433,7 @@
   <w:style w:type="character" w:default="1" w:styleId="a0">
     <w:name w:val="Default Paragraph Font"/>
     <w:uiPriority w:val="1"/>
+    <w:semiHidden/>
     <w:unhideWhenUsed/>
   </w:style>
   <w:style w:type="table" w:default="1" w:styleId="a1">

--- a/docs/예창패 실제 제풀용/claudecode/2026년 예비창업패키지 사업계획서_페르소닉AI_수정중_SOM수정_cc_BM수정.docx
+++ b/docs/예창패 실제 제풀용/claudecode/2026년 예비창업패키지 사업계획서_페르소닉AI_수정중_SOM수정_cc_BM수정.docx
@@ -16170,8 +16170,18 @@
                 <w:sz w:val="20"/>
                 <w:szCs w:val="20"/>
               </w:rPr>
-              <w:t>정부지원금</w:t>
-            </w:r>
+              <w:t>민간투자+</w:t>
+            </w:r>
+            <w:proofErr w:type="spellStart"/>
+            <w:r>
+              <w:rPr>
+                <w:rFonts w:ascii="맑은 고딕" w:eastAsia="맑은 고딕" w:hAnsi="맑은 고딕" w:hint="eastAsia"/>
+                <w:sz w:val="20"/>
+                <w:szCs w:val="20"/>
+              </w:rPr>
+              <w:t>정부매칭</w:t>
+            </w:r>
+            <w:proofErr w:type="spellEnd"/>
           </w:p>
         </w:tc>
         <w:tc>
@@ -16192,7 +16202,7 @@
                 <w:sz w:val="20"/>
                 <w:szCs w:val="20"/>
               </w:rPr>
-              <w:t>초기창업패키지</w:t>
+              <w:t>TIPS(민간투자1억+정부최대6억)</w:t>
             </w:r>
           </w:p>
         </w:tc>
@@ -16216,7 +16226,7 @@
                 <w:sz w:val="20"/>
                 <w:szCs w:val="20"/>
               </w:rPr>
-              <w:t>1억원</w:t>
+              <w:t>최대 7억원</w:t>
             </w:r>
           </w:p>
         </w:tc>
@@ -16233,6 +16243,7 @@
             <w:pPr>
               <w:jc w:val="center"/>
               <w:rPr>
+                <w:rFonts w:ascii="맑은 고딕" w:eastAsia="맑은 고딕" w:hAnsi="맑은 고딕" w:hint="eastAsia"/>
                 <w:sz w:val="20"/>
                 <w:szCs w:val="20"/>
               </w:rPr>
@@ -16257,28 +16268,19 @@
           <w:p>
             <w:pPr>
               <w:rPr>
-                <w:sz w:val="20"/>
-                <w:szCs w:val="20"/>
-              </w:rPr>
-            </w:pPr>
-            <w:r>
-              <w:rPr>
                 <w:rFonts w:ascii="맑은 고딕" w:eastAsia="맑은 고딕" w:hAnsi="맑은 고딕" w:hint="eastAsia"/>
                 <w:sz w:val="20"/>
                 <w:szCs w:val="20"/>
               </w:rPr>
-              <w:t>민간투자+</w:t>
-            </w:r>
-            <w:proofErr w:type="spellStart"/>
+            </w:pPr>
             <w:r>
               <w:rPr>
                 <w:rFonts w:ascii="맑은 고딕" w:eastAsia="맑은 고딕" w:hAnsi="맑은 고딕" w:hint="eastAsia"/>
                 <w:sz w:val="20"/>
                 <w:szCs w:val="20"/>
               </w:rPr>
-              <w:t>정부매칭</w:t>
-            </w:r>
-            <w:proofErr w:type="spellEnd"/>
+              <w:t>민간투자</w:t>
+            </w:r>
           </w:p>
         </w:tc>
         <w:tc>
@@ -16289,17 +16291,18 @@
             <w:pPr>
               <w:jc w:val="center"/>
               <w:rPr>
-                <w:sz w:val="20"/>
-                <w:szCs w:val="20"/>
-              </w:rPr>
-            </w:pPr>
-            <w:r>
-              <w:rPr>
                 <w:rFonts w:ascii="맑은 고딕" w:eastAsia="맑은 고딕" w:hAnsi="맑은 고딕" w:hint="eastAsia"/>
                 <w:sz w:val="20"/>
                 <w:szCs w:val="20"/>
               </w:rPr>
-              <w:t>TIPS(민간투자1억+정부최대6억)</w:t>
+            </w:pPr>
+            <w:r>
+              <w:rPr>
+                <w:rFonts w:ascii="맑은 고딕" w:eastAsia="맑은 고딕" w:hAnsi="맑은 고딕" w:hint="eastAsia"/>
+                <w:sz w:val="20"/>
+                <w:szCs w:val="20"/>
+              </w:rPr>
+              <w:t>시리즈A</w:t>
             </w:r>
           </w:p>
         </w:tc>
@@ -16313,17 +16316,18 @@
           <w:p>
             <w:pPr>
               <w:rPr>
-                <w:sz w:val="20"/>
-                <w:szCs w:val="20"/>
-              </w:rPr>
-            </w:pPr>
-            <w:r>
-              <w:rPr>
                 <w:rFonts w:ascii="맑은 고딕" w:eastAsia="맑은 고딕" w:hAnsi="맑은 고딕" w:hint="eastAsia"/>
                 <w:sz w:val="20"/>
                 <w:szCs w:val="20"/>
               </w:rPr>
-              <w:t>최대 7억원</w:t>
+            </w:pPr>
+            <w:r>
+              <w:rPr>
+                <w:rFonts w:ascii="맑은 고딕" w:eastAsia="맑은 고딕" w:hAnsi="맑은 고딕" w:hint="eastAsia"/>
+                <w:sz w:val="20"/>
+                <w:szCs w:val="20"/>
+              </w:rPr>
+              <w:t>약5억원</w:t>
             </w:r>
           </w:p>
         </w:tc>
@@ -16840,8 +16844,7 @@
       </w:tblPr>
       <w:tblGrid>
         <w:gridCol w:w="1702"/>
-        <w:gridCol w:w="3118"/>
-        <w:gridCol w:w="6237"/>
+        <w:gridCol w:w="9355"/>
       </w:tblGrid>
       <w:tr>
         <w:trPr>
@@ -16879,7 +16882,6 @@
         <w:tc>
           <w:tcPr>
             <w:tcW w:w="9355" w:type="dxa"/>
-            <w:gridSpan w:val="2"/>
             <w:shd w:val="clear" w:color="auto" w:fill="F2F2F2" w:themeFill="background1" w:themeFillShade="F2"/>
           </w:tcPr>
           <w:p>
@@ -16938,7 +16940,6 @@
         <w:tc>
           <w:tcPr>
             <w:tcW w:w="9355" w:type="dxa"/>
-            <w:gridSpan w:val="2"/>
           </w:tcPr>
           <w:p>
             <w:pPr>
@@ -16991,7 +16992,6 @@
         <w:tc>
           <w:tcPr>
             <w:tcW w:w="9355" w:type="dxa"/>
-            <w:gridSpan w:val="2"/>
           </w:tcPr>
           <w:p>
             <w:pPr>
@@ -17052,7 +17052,6 @@
         <w:tc>
           <w:tcPr>
             <w:tcW w:w="9355" w:type="dxa"/>
-            <w:gridSpan w:val="2"/>
           </w:tcPr>
           <w:p>
             <w:pPr>
@@ -17172,6 +17171,20 @@
           </w:p>
         </w:tc>
       </w:tr>
+    </w:tbl>
+    <w:p/>
+    <w:tbl>
+      <w:tblPr>
+        <w:tblStyle w:val="a8"/>
+        <w:tblW w:w="11057" w:type="dxa"/>
+        <w:tblInd w:w="-601" w:type="dxa"/>
+        <w:tblLook w:val="04A0" w:firstRow="1" w:lastRow="0" w:firstColumn="1" w:lastColumn="0" w:noHBand="0" w:noVBand="1"/>
+      </w:tblPr>
+      <w:tblGrid>
+        <w:gridCol w:w="1702"/>
+        <w:gridCol w:w="3118"/>
+        <w:gridCol w:w="6237"/>
+      </w:tblGrid>
       <w:tr>
         <w:trPr>
           <w:trHeight w:val="283"/>

--- a/docs/예창패 실제 제풀용/claudecode/2026년 예비창업패키지 사업계획서_페르소닉AI_수정중_SOM수정_cc_BM수정.docx
+++ b/docs/예창패 실제 제풀용/claudecode/2026년 예비창업패키지 사업계획서_페르소닉AI_수정중_SOM수정_cc_BM수정.docx
@@ -4987,10 +4987,7 @@
         </w:rPr>
       </w:pPr>
       <w:r>
-        <w:rPr>
-          <w:rFonts w:asciiTheme="minorEastAsia" w:eastAsiaTheme="minorEastAsia" w:hAnsiTheme="minorEastAsia"/>
-        </w:rPr>
-        <w:t>SOM 산정 근거 — 합성 페르소나 카테고리는 주요 4-5개사에 $163M 이상이 투자된 형성 초기 시장이다. 지배적 플레이어가 아직 없으므로, 당사는 SAM의 약 5%인 약 $63M(약 882억원)을 3-5년 내 획득 가능 시장으로 설정하였다. 29년 $5M(약 70억원)을 단기 매출 목표로 설정하고, 중장기적으로 SOM 달성을 지향한다.</w:t>
+        <w:t>SOM 산정 근거 — 합성 페르소나 카테고리는 주요 4-5개사에 $163M 이상이 투자된 형성 초기 시장이다. 지배적 플레이어가 아직 없으므로, 당사는 SAM의 약 5%인 약 $63M(약 882억원)을 3-5년 내 획득 가능 시장으로 설정하였다. 29년 $10.5M(약 147억원)을 단기 매출 목표로 설정하고, 중장기적으로 SOM 달성을 지향한다.</w:t>
       </w:r>
     </w:p>
     <w:p>
@@ -13973,57 +13970,7 @@
         </w:rPr>
       </w:pPr>
       <w:r>
-        <w:rPr>
-          <w:rFonts w:asciiTheme="minorEastAsia" w:eastAsiaTheme="minorEastAsia" w:hAnsiTheme="minorEastAsia"/>
-          <w:b/>
-          <w:bCs/>
-        </w:rPr>
-        <w:t xml:space="preserve">매출 </w:t>
-      </w:r>
-      <w:proofErr w:type="gramStart"/>
-      <w:r>
-        <w:rPr>
-          <w:rFonts w:asciiTheme="minorEastAsia" w:eastAsiaTheme="minorEastAsia" w:hAnsiTheme="minorEastAsia"/>
-          <w:b/>
-          <w:bCs/>
-        </w:rPr>
-        <w:t>추정 :</w:t>
-      </w:r>
-      <w:proofErr w:type="gramEnd"/>
-      <w:r>
-        <w:rPr>
-          <w:rFonts w:asciiTheme="minorEastAsia" w:eastAsiaTheme="minorEastAsia" w:hAnsiTheme="minorEastAsia"/>
-          <w:b/>
-          <w:bCs/>
-        </w:rPr>
-        <w:t xml:space="preserve"> </w:t>
-      </w:r>
-      <w:r>
-        <w:rPr>
-          <w:rFonts w:asciiTheme="minorEastAsia" w:eastAsiaTheme="minorEastAsia" w:hAnsiTheme="minorEastAsia"/>
-        </w:rPr>
-        <w:t xml:space="preserve">위 건당 손익 구조를 기반으로, 27년 400명(ARPU $625), 28년 1,500명($833), 29년 4,000명($1,250)으로 고객을 확대하며, 건별 과금에서 구독·엔터프라이즈 계약으로 </w:t>
-      </w:r>
-      <w:r>
-        <w:rPr>
-          <w:rFonts w:asciiTheme="minorEastAsia" w:eastAsiaTheme="minorEastAsia" w:hAnsiTheme="minorEastAsia"/>
-        </w:rPr>
-        <w:lastRenderedPageBreak/>
-        <w:t xml:space="preserve">채널을 확장한다. 이에 더해 여론·시장반응 시뮬레이션, A/B 테스트, 전문가 리뷰 등 유형 확장과 모바일 앱 플랫폼 확장을 단계적으로 추진한다. 판관비를 반영한 3개년 영업이익 </w:t>
-      </w:r>
-      <w:proofErr w:type="spellStart"/>
-      <w:r>
-        <w:rPr>
-          <w:rFonts w:asciiTheme="minorEastAsia" w:eastAsiaTheme="minorEastAsia" w:hAnsiTheme="minorEastAsia"/>
-        </w:rPr>
-        <w:t>프로젝션은</w:t>
-      </w:r>
-      <w:proofErr w:type="spellEnd"/>
-      <w:r>
-        <w:rPr>
-          <w:rFonts w:asciiTheme="minorEastAsia" w:eastAsiaTheme="minorEastAsia" w:hAnsiTheme="minorEastAsia"/>
-        </w:rPr>
-        <w:t xml:space="preserve"> 다음과 같다.</w:t>
+        <w:t>매출 추정 : 매출은 연간 유료 판매건수와 평균 판매단가를 기준으로 산정하였다. 27년 580건($500), 28년 3,000건($1,000), 29년 7,000건($1,500)의 유료 판매를 목표로 한다. 27년에는 온라인 광고를 중심으로 초기 판매건수를 빠르게 확보하고, 28년부터는 콘텐츠 자산 축적, 커뮤니티 유입, 오가닉 검색, PLG 활성화에 따라 비광고 판매 비중을 높인다. 온라인 광고는 방문 대비 결제 전환율 1%, 평균 CPC $5.58을 적용하였다. 이에 따라 유료광고 기여 비중은 27년 85%, 28년 75%, 29년 70%로 설정하고, 나머지 15~30%는 콘텐츠·오가닉·PLG가 담당하는 구조로 설계하였다. 27년은 적자를 허용하되, 28년에는 손익분기 수준의 흑자 전환, 29년에는 20% 수준의 영업이익률 확보를 목표로 한다.</w:t>
       </w:r>
     </w:p>
     <w:tbl>
@@ -14049,20 +13996,7 @@
             <w:shd w:val="clear" w:color="auto" w:fill="F2F2F2" w:themeFill="background1" w:themeFillShade="F2"/>
           </w:tcPr>
           <w:p>
-            <w:pPr>
-              <w:jc w:val="center"/>
-              <w:rPr>
-                <w:sz w:val="20"/>
-                <w:szCs w:val="24"/>
-              </w:rPr>
-            </w:pPr>
-            <w:r>
-              <w:rPr>
-                <w:rFonts w:ascii="맑은 고딕" w:eastAsia="맑은 고딕" w:hAnsi="맑은 고딕"/>
-                <w:b/>
-                <w:sz w:val="20"/>
-                <w:szCs w:val="24"/>
-              </w:rPr>
+            <w:r>
               <w:t>구분</w:t>
             </w:r>
           </w:p>
@@ -14073,20 +14007,7 @@
             <w:shd w:val="clear" w:color="auto" w:fill="F2F2F2" w:themeFill="background1" w:themeFillShade="F2"/>
           </w:tcPr>
           <w:p>
-            <w:pPr>
-              <w:jc w:val="center"/>
-              <w:rPr>
-                <w:sz w:val="20"/>
-                <w:szCs w:val="24"/>
-              </w:rPr>
-            </w:pPr>
-            <w:r>
-              <w:rPr>
-                <w:rFonts w:ascii="맑은 고딕" w:eastAsia="맑은 고딕" w:hAnsi="맑은 고딕"/>
-                <w:b/>
-                <w:sz w:val="20"/>
-                <w:szCs w:val="24"/>
-              </w:rPr>
+            <w:r>
               <w:t>27년</w:t>
             </w:r>
           </w:p>
@@ -14097,20 +14018,7 @@
             <w:shd w:val="clear" w:color="auto" w:fill="F2F2F2" w:themeFill="background1" w:themeFillShade="F2"/>
           </w:tcPr>
           <w:p>
-            <w:pPr>
-              <w:jc w:val="center"/>
-              <w:rPr>
-                <w:sz w:val="20"/>
-                <w:szCs w:val="24"/>
-              </w:rPr>
-            </w:pPr>
-            <w:r>
-              <w:rPr>
-                <w:rFonts w:ascii="맑은 고딕" w:eastAsia="맑은 고딕" w:hAnsi="맑은 고딕"/>
-                <w:b/>
-                <w:sz w:val="20"/>
-                <w:szCs w:val="24"/>
-              </w:rPr>
+            <w:r>
               <w:t>28년</w:t>
             </w:r>
           </w:p>
@@ -14121,20 +14029,7 @@
             <w:shd w:val="clear" w:color="auto" w:fill="F2F2F2" w:themeFill="background1" w:themeFillShade="F2"/>
           </w:tcPr>
           <w:p>
-            <w:pPr>
-              <w:jc w:val="center"/>
-              <w:rPr>
-                <w:sz w:val="20"/>
-                <w:szCs w:val="24"/>
-              </w:rPr>
-            </w:pPr>
-            <w:r>
-              <w:rPr>
-                <w:rFonts w:ascii="맑은 고딕" w:eastAsia="맑은 고딕" w:hAnsi="맑은 고딕"/>
-                <w:b/>
-                <w:sz w:val="20"/>
-                <w:szCs w:val="24"/>
-              </w:rPr>
+            <w:r>
               <w:t>29년</w:t>
             </w:r>
           </w:p>
@@ -14149,29 +14044,8 @@
             <w:tcW w:w="2836" w:type="dxa"/>
           </w:tcPr>
           <w:p>
-            <w:pPr>
-              <w:rPr>
-                <w:sz w:val="20"/>
-                <w:szCs w:val="24"/>
-              </w:rPr>
-            </w:pPr>
-            <w:r>
-              <w:rPr>
-                <w:rFonts w:ascii="맑은 고딕" w:eastAsia="맑은 고딕" w:hAnsi="맑은 고딕"/>
-                <w:b/>
-                <w:sz w:val="20"/>
-                <w:szCs w:val="24"/>
-              </w:rPr>
-              <w:t>매출</w:t>
-            </w:r>
-            <w:r>
-              <w:rPr>
-                <w:rFonts w:ascii="맑은 고딕" w:eastAsia="맑은 고딕" w:hAnsi="맑은 고딕" w:hint="eastAsia"/>
-                <w:b/>
-                <w:sz w:val="20"/>
-                <w:szCs w:val="24"/>
-              </w:rPr>
-              <w:t>액</w:t>
+            <w:r>
+              <w:t>연간 유료 판매건수</w:t>
             </w:r>
           </w:p>
         </w:tc>
@@ -14180,22 +14054,8 @@
             <w:tcW w:w="2693" w:type="dxa"/>
           </w:tcPr>
           <w:p>
-            <w:pPr>
-              <w:jc w:val="center"/>
-              <w:rPr>
-                <w:bCs/>
-                <w:sz w:val="20"/>
-                <w:szCs w:val="24"/>
-              </w:rPr>
-            </w:pPr>
-            <w:r>
-              <w:rPr>
-                <w:rFonts w:ascii="맑은 고딕" w:eastAsia="맑은 고딕" w:hAnsi="맑은 고딕"/>
-                <w:bCs/>
-                <w:sz w:val="20"/>
-                <w:szCs w:val="24"/>
-              </w:rPr>
-              <w:t>$250K</w:t>
+            <w:r>
+              <w:t>580건</w:t>
             </w:r>
           </w:p>
         </w:tc>
@@ -14204,22 +14064,8 @@
             <w:tcW w:w="2126" w:type="dxa"/>
           </w:tcPr>
           <w:p>
-            <w:pPr>
-              <w:jc w:val="center"/>
-              <w:rPr>
-                <w:bCs/>
-                <w:sz w:val="20"/>
-                <w:szCs w:val="24"/>
-              </w:rPr>
-            </w:pPr>
-            <w:r>
-              <w:rPr>
-                <w:rFonts w:ascii="맑은 고딕" w:eastAsia="맑은 고딕" w:hAnsi="맑은 고딕"/>
-                <w:bCs/>
-                <w:sz w:val="20"/>
-                <w:szCs w:val="24"/>
-              </w:rPr>
-              <w:t>$1,250K</w:t>
+            <w:r>
+              <w:t>3,000건</w:t>
             </w:r>
           </w:p>
         </w:tc>
@@ -14228,22 +14074,8 @@
             <w:tcW w:w="3402" w:type="dxa"/>
           </w:tcPr>
           <w:p>
-            <w:pPr>
-              <w:jc w:val="center"/>
-              <w:rPr>
-                <w:bCs/>
-                <w:sz w:val="20"/>
-                <w:szCs w:val="24"/>
-              </w:rPr>
-            </w:pPr>
-            <w:r>
-              <w:rPr>
-                <w:rFonts w:ascii="맑은 고딕" w:eastAsia="맑은 고딕" w:hAnsi="맑은 고딕"/>
-                <w:bCs/>
-                <w:sz w:val="20"/>
-                <w:szCs w:val="24"/>
-              </w:rPr>
-              <w:t>$5,000K</w:t>
+            <w:r>
+              <w:t>7,000건</w:t>
             </w:r>
           </w:p>
         </w:tc>
@@ -14257,30 +14089,8 @@
             <w:tcW w:w="2836" w:type="dxa"/>
           </w:tcPr>
           <w:p>
-            <w:pPr>
-              <w:ind w:firstLineChars="100" w:firstLine="200"/>
-              <w:rPr>
-                <w:sz w:val="20"/>
-                <w:szCs w:val="24"/>
-              </w:rPr>
-            </w:pPr>
-            <w:proofErr w:type="spellStart"/>
-            <w:r>
-              <w:rPr>
-                <w:rFonts w:ascii="맑은 고딕" w:eastAsia="맑은 고딕" w:hAnsi="맑은 고딕"/>
-                <w:sz w:val="20"/>
-                <w:szCs w:val="24"/>
-              </w:rPr>
-              <w:t>셀프서브</w:t>
-            </w:r>
-            <w:proofErr w:type="spellEnd"/>
-            <w:r>
-              <w:rPr>
-                <w:rFonts w:ascii="맑은 고딕" w:eastAsia="맑은 고딕" w:hAnsi="맑은 고딕"/>
-                <w:sz w:val="20"/>
-                <w:szCs w:val="24"/>
-              </w:rPr>
-              <w:t>(건별)</w:t>
+            <w:r>
+              <w:t>평균 판매단가</w:t>
             </w:r>
           </w:p>
         </w:tc>
@@ -14289,22 +14099,8 @@
             <w:tcW w:w="2693" w:type="dxa"/>
           </w:tcPr>
           <w:p>
-            <w:pPr>
-              <w:jc w:val="center"/>
-              <w:rPr>
-                <w:bCs/>
-                <w:sz w:val="20"/>
-                <w:szCs w:val="24"/>
-              </w:rPr>
-            </w:pPr>
-            <w:r>
-              <w:rPr>
-                <w:rFonts w:ascii="맑은 고딕" w:eastAsia="맑은 고딕" w:hAnsi="맑은 고딕"/>
-                <w:bCs/>
-                <w:sz w:val="20"/>
-                <w:szCs w:val="24"/>
-              </w:rPr>
-              <w:t>$213K</w:t>
+            <w:r>
+              <w:t>$500</w:t>
             </w:r>
           </w:p>
         </w:tc>
@@ -14313,22 +14109,8 @@
             <w:tcW w:w="2126" w:type="dxa"/>
           </w:tcPr>
           <w:p>
-            <w:pPr>
-              <w:jc w:val="center"/>
-              <w:rPr>
-                <w:bCs/>
-                <w:sz w:val="20"/>
-                <w:szCs w:val="24"/>
-              </w:rPr>
-            </w:pPr>
-            <w:r>
-              <w:rPr>
-                <w:rFonts w:ascii="맑은 고딕" w:eastAsia="맑은 고딕" w:hAnsi="맑은 고딕"/>
-                <w:bCs/>
-                <w:sz w:val="20"/>
-                <w:szCs w:val="24"/>
-              </w:rPr>
-              <w:t>$563K</w:t>
+            <w:r>
+              <w:t>$1,000</w:t>
             </w:r>
           </w:p>
         </w:tc>
@@ -14337,22 +14119,8 @@
             <w:tcW w:w="3402" w:type="dxa"/>
           </w:tcPr>
           <w:p>
-            <w:pPr>
-              <w:jc w:val="center"/>
-              <w:rPr>
-                <w:bCs/>
-                <w:sz w:val="20"/>
-                <w:szCs w:val="24"/>
-              </w:rPr>
-            </w:pPr>
-            <w:r>
-              <w:rPr>
-                <w:rFonts w:ascii="맑은 고딕" w:eastAsia="맑은 고딕" w:hAnsi="맑은 고딕"/>
-                <w:bCs/>
-                <w:sz w:val="20"/>
-                <w:szCs w:val="24"/>
-              </w:rPr>
-              <w:t>$1,500K</w:t>
+            <w:r>
+              <w:t>$1,500</w:t>
             </w:r>
           </w:p>
         </w:tc>
@@ -14366,20 +14134,8 @@
             <w:tcW w:w="2836" w:type="dxa"/>
           </w:tcPr>
           <w:p>
-            <w:pPr>
-              <w:ind w:firstLineChars="100" w:firstLine="200"/>
-              <w:rPr>
-                <w:sz w:val="20"/>
-                <w:szCs w:val="24"/>
-              </w:rPr>
-            </w:pPr>
-            <w:r>
-              <w:rPr>
-                <w:rFonts w:ascii="맑은 고딕" w:eastAsia="맑은 고딕" w:hAnsi="맑은 고딕"/>
-                <w:sz w:val="20"/>
-                <w:szCs w:val="24"/>
-              </w:rPr>
-              <w:t>구독(월/연간)</w:t>
+            <w:r>
+              <w:t>매출액</w:t>
             </w:r>
           </w:p>
         </w:tc>
@@ -14388,22 +14144,8 @@
             <w:tcW w:w="2693" w:type="dxa"/>
           </w:tcPr>
           <w:p>
-            <w:pPr>
-              <w:jc w:val="center"/>
-              <w:rPr>
-                <w:bCs/>
-                <w:sz w:val="20"/>
-                <w:szCs w:val="24"/>
-              </w:rPr>
-            </w:pPr>
-            <w:r>
-              <w:rPr>
-                <w:rFonts w:ascii="맑은 고딕" w:eastAsia="맑은 고딕" w:hAnsi="맑은 고딕"/>
-                <w:bCs/>
-                <w:sz w:val="20"/>
-                <w:szCs w:val="24"/>
-              </w:rPr>
-              <w:t>$38K</w:t>
+            <w:r>
+              <w:t>$290K</w:t>
             </w:r>
           </w:p>
         </w:tc>
@@ -14412,22 +14154,8 @@
             <w:tcW w:w="2126" w:type="dxa"/>
           </w:tcPr>
           <w:p>
-            <w:pPr>
-              <w:jc w:val="center"/>
-              <w:rPr>
-                <w:bCs/>
-                <w:sz w:val="20"/>
-                <w:szCs w:val="24"/>
-              </w:rPr>
-            </w:pPr>
-            <w:r>
-              <w:rPr>
-                <w:rFonts w:ascii="맑은 고딕" w:eastAsia="맑은 고딕" w:hAnsi="맑은 고딕"/>
-                <w:bCs/>
-                <w:sz w:val="20"/>
-                <w:szCs w:val="24"/>
-              </w:rPr>
-              <w:t>$437K</w:t>
+            <w:r>
+              <w:t>$3,000K</w:t>
             </w:r>
           </w:p>
         </w:tc>
@@ -14436,22 +14164,8 @@
             <w:tcW w:w="3402" w:type="dxa"/>
           </w:tcPr>
           <w:p>
-            <w:pPr>
-              <w:jc w:val="center"/>
-              <w:rPr>
-                <w:bCs/>
-                <w:sz w:val="20"/>
-                <w:szCs w:val="24"/>
-              </w:rPr>
-            </w:pPr>
-            <w:r>
-              <w:rPr>
-                <w:rFonts w:ascii="맑은 고딕" w:eastAsia="맑은 고딕" w:hAnsi="맑은 고딕"/>
-                <w:bCs/>
-                <w:sz w:val="20"/>
-                <w:szCs w:val="24"/>
-              </w:rPr>
-              <w:t>$2,000K</w:t>
+            <w:r>
+              <w:t>$10,500K</w:t>
             </w:r>
           </w:p>
         </w:tc>
@@ -14465,20 +14179,10 @@
             <w:tcW w:w="2836" w:type="dxa"/>
           </w:tcPr>
           <w:p>
-            <w:pPr>
-              <w:ind w:firstLineChars="100" w:firstLine="200"/>
-              <w:rPr>
-                <w:sz w:val="20"/>
-                <w:szCs w:val="24"/>
-              </w:rPr>
-            </w:pPr>
-            <w:r>
-              <w:rPr>
-                <w:rFonts w:ascii="맑은 고딕" w:eastAsia="맑은 고딕" w:hAnsi="맑은 고딕"/>
-                <w:sz w:val="20"/>
-                <w:szCs w:val="24"/>
-              </w:rPr>
-              <w:t>엔터프라이즈</w:t>
+            <w:r>
+              <w:t>유료광고 /</w:t>
+              <w:br/>
+              <w:t>콘텐츠·오가닉·PLG 비중</w:t>
             </w:r>
           </w:p>
         </w:tc>
@@ -14487,22 +14191,8 @@
             <w:tcW w:w="2693" w:type="dxa"/>
           </w:tcPr>
           <w:p>
-            <w:pPr>
-              <w:jc w:val="center"/>
-              <w:rPr>
-                <w:bCs/>
-                <w:sz w:val="20"/>
-                <w:szCs w:val="24"/>
-              </w:rPr>
-            </w:pPr>
-            <w:r>
-              <w:rPr>
-                <w:rFonts w:ascii="맑은 고딕" w:eastAsia="맑은 고딕" w:hAnsi="맑은 고딕"/>
-                <w:bCs/>
-                <w:sz w:val="20"/>
-                <w:szCs w:val="24"/>
-              </w:rPr>
-              <w:t>—</w:t>
+            <w:r>
+              <w:t>85% / 15%</w:t>
             </w:r>
           </w:p>
         </w:tc>
@@ -14511,22 +14201,8 @@
             <w:tcW w:w="2126" w:type="dxa"/>
           </w:tcPr>
           <w:p>
-            <w:pPr>
-              <w:jc w:val="center"/>
-              <w:rPr>
-                <w:bCs/>
-                <w:sz w:val="20"/>
-                <w:szCs w:val="24"/>
-              </w:rPr>
-            </w:pPr>
-            <w:r>
-              <w:rPr>
-                <w:rFonts w:ascii="맑은 고딕" w:eastAsia="맑은 고딕" w:hAnsi="맑은 고딕"/>
-                <w:bCs/>
-                <w:sz w:val="20"/>
-                <w:szCs w:val="24"/>
-              </w:rPr>
-              <w:t>$250K</w:t>
+            <w:r>
+              <w:t>75% / 25%</w:t>
             </w:r>
           </w:p>
         </w:tc>
@@ -14535,22 +14211,8 @@
             <w:tcW w:w="3402" w:type="dxa"/>
           </w:tcPr>
           <w:p>
-            <w:pPr>
-              <w:jc w:val="center"/>
-              <w:rPr>
-                <w:bCs/>
-                <w:sz w:val="20"/>
-                <w:szCs w:val="24"/>
-              </w:rPr>
-            </w:pPr>
-            <w:r>
-              <w:rPr>
-                <w:rFonts w:ascii="맑은 고딕" w:eastAsia="맑은 고딕" w:hAnsi="맑은 고딕"/>
-                <w:bCs/>
-                <w:sz w:val="20"/>
-                <w:szCs w:val="24"/>
-              </w:rPr>
-              <w:t>$1,500K</w:t>
+            <w:r>
+              <w:t>70% / 30%</w:t>
             </w:r>
           </w:p>
         </w:tc>
@@ -14564,23 +14226,8 @@
             <w:tcW w:w="2836" w:type="dxa"/>
           </w:tcPr>
           <w:p>
-            <w:pPr>
-              <w:rPr>
-                <w:b/>
-                <w:bCs/>
-                <w:sz w:val="20"/>
-                <w:szCs w:val="24"/>
-              </w:rPr>
-            </w:pPr>
-            <w:r>
-              <w:rPr>
-                <w:rFonts w:ascii="맑은 고딕" w:eastAsia="맑은 고딕" w:hAnsi="맑은 고딕"/>
-                <w:b/>
-                <w:bCs/>
-                <w:sz w:val="20"/>
-                <w:szCs w:val="24"/>
-              </w:rPr>
-              <w:t>매출원가</w:t>
+            <w:r>
+              <w:t>마케팅비</w:t>
             </w:r>
           </w:p>
         </w:tc>
@@ -14589,22 +14236,8 @@
             <w:tcW w:w="2693" w:type="dxa"/>
           </w:tcPr>
           <w:p>
-            <w:pPr>
-              <w:jc w:val="center"/>
-              <w:rPr>
-                <w:bCs/>
-                <w:sz w:val="20"/>
-                <w:szCs w:val="24"/>
-              </w:rPr>
-            </w:pPr>
-            <w:r>
-              <w:rPr>
-                <w:rFonts w:ascii="맑은 고딕" w:eastAsia="맑은 고딕" w:hAnsi="맑은 고딕"/>
-                <w:bCs/>
-                <w:sz w:val="20"/>
-                <w:szCs w:val="24"/>
-              </w:rPr>
-              <w:t>-$58K (23%)</w:t>
+            <w:r>
+              <w:t>-$275K</w:t>
             </w:r>
           </w:p>
         </w:tc>
@@ -14613,22 +14246,8 @@
             <w:tcW w:w="2126" w:type="dxa"/>
           </w:tcPr>
           <w:p>
-            <w:pPr>
-              <w:jc w:val="center"/>
-              <w:rPr>
-                <w:bCs/>
-                <w:sz w:val="20"/>
-                <w:szCs w:val="24"/>
-              </w:rPr>
-            </w:pPr>
-            <w:r>
-              <w:rPr>
-                <w:rFonts w:ascii="맑은 고딕" w:eastAsia="맑은 고딕" w:hAnsi="맑은 고딕"/>
-                <w:bCs/>
-                <w:sz w:val="20"/>
-                <w:szCs w:val="24"/>
-              </w:rPr>
-              <w:t>-$263K (21%)</w:t>
+            <w:r>
+              <w:t>-$1,256K</w:t>
             </w:r>
           </w:p>
         </w:tc>
@@ -14637,22 +14256,8 @@
             <w:tcW w:w="3402" w:type="dxa"/>
           </w:tcPr>
           <w:p>
-            <w:pPr>
-              <w:jc w:val="center"/>
-              <w:rPr>
-                <w:bCs/>
-                <w:sz w:val="20"/>
-                <w:szCs w:val="24"/>
-              </w:rPr>
-            </w:pPr>
-            <w:r>
-              <w:rPr>
-                <w:rFonts w:ascii="맑은 고딕" w:eastAsia="맑은 고딕" w:hAnsi="맑은 고딕"/>
-                <w:bCs/>
-                <w:sz w:val="20"/>
-                <w:szCs w:val="24"/>
-              </w:rPr>
-              <w:t>-$900K (18%)</w:t>
+            <w:r>
+              <w:t>-$2,734K</w:t>
             </w:r>
           </w:p>
         </w:tc>
@@ -14663,29 +14268,8 @@
             <w:tcW w:w="2836" w:type="dxa"/>
           </w:tcPr>
           <w:p>
-            <w:pPr>
-              <w:rPr>
-                <w:sz w:val="20"/>
-                <w:szCs w:val="24"/>
-              </w:rPr>
-            </w:pPr>
-            <w:r>
-              <w:rPr>
-                <w:rFonts w:ascii="맑은 고딕" w:eastAsia="맑은 고딕" w:hAnsi="맑은 고딕"/>
-                <w:b/>
-                <w:sz w:val="20"/>
-                <w:szCs w:val="24"/>
-              </w:rPr>
-              <w:t>매</w:t>
-            </w:r>
-            <w:r>
-              <w:rPr>
-                <w:rFonts w:ascii="맑은 고딕" w:eastAsia="맑은 고딕" w:hAnsi="맑은 고딕" w:hint="eastAsia"/>
-                <w:b/>
-                <w:sz w:val="20"/>
-                <w:szCs w:val="24"/>
-              </w:rPr>
-              <w:t>출손익</w:t>
+            <w:r>
+              <w:t>매출원가</w:t>
             </w:r>
           </w:p>
         </w:tc>
@@ -14694,22 +14278,8 @@
             <w:tcW w:w="2693" w:type="dxa"/>
           </w:tcPr>
           <w:p>
-            <w:pPr>
-              <w:jc w:val="center"/>
-              <w:rPr>
-                <w:bCs/>
-                <w:sz w:val="20"/>
-                <w:szCs w:val="24"/>
-              </w:rPr>
-            </w:pPr>
-            <w:r>
-              <w:rPr>
-                <w:rFonts w:ascii="맑은 고딕" w:eastAsia="맑은 고딕" w:hAnsi="맑은 고딕"/>
-                <w:bCs/>
-                <w:sz w:val="20"/>
-                <w:szCs w:val="24"/>
-              </w:rPr>
-              <w:t>$193K (77%)</w:t>
+            <w:r>
+              <w:t>-$67K (23%)</w:t>
             </w:r>
           </w:p>
         </w:tc>
@@ -14718,22 +14288,8 @@
             <w:tcW w:w="2126" w:type="dxa"/>
           </w:tcPr>
           <w:p>
-            <w:pPr>
-              <w:jc w:val="center"/>
-              <w:rPr>
-                <w:bCs/>
-                <w:sz w:val="20"/>
-                <w:szCs w:val="24"/>
-              </w:rPr>
-            </w:pPr>
-            <w:r>
-              <w:rPr>
-                <w:rFonts w:ascii="맑은 고딕" w:eastAsia="맑은 고딕" w:hAnsi="맑은 고딕"/>
-                <w:bCs/>
-                <w:sz w:val="20"/>
-                <w:szCs w:val="24"/>
-              </w:rPr>
-              <w:t>$988K (79%)</w:t>
+            <w:r>
+              <w:t>-$630K (21%)</w:t>
             </w:r>
           </w:p>
         </w:tc>
@@ -14742,22 +14298,8 @@
             <w:tcW w:w="3402" w:type="dxa"/>
           </w:tcPr>
           <w:p>
-            <w:pPr>
-              <w:jc w:val="center"/>
-              <w:rPr>
-                <w:bCs/>
-                <w:sz w:val="20"/>
-                <w:szCs w:val="24"/>
-              </w:rPr>
-            </w:pPr>
-            <w:r>
-              <w:rPr>
-                <w:rFonts w:ascii="맑은 고딕" w:eastAsia="맑은 고딕" w:hAnsi="맑은 고딕"/>
-                <w:bCs/>
-                <w:sz w:val="20"/>
-                <w:szCs w:val="24"/>
-              </w:rPr>
-              <w:t>$4,100K (82%)</w:t>
+            <w:r>
+              <w:t>-$1,890K (18%)</w:t>
             </w:r>
           </w:p>
         </w:tc>
@@ -14768,31 +14310,8 @@
             <w:tcW w:w="2836" w:type="dxa"/>
           </w:tcPr>
           <w:p>
-            <w:pPr>
-              <w:rPr>
-                <w:b/>
-                <w:bCs/>
-                <w:sz w:val="20"/>
-                <w:szCs w:val="24"/>
-              </w:rPr>
-            </w:pPr>
-            <w:r>
-              <w:rPr>
-                <w:rFonts w:ascii="맑은 고딕" w:eastAsia="맑은 고딕" w:hAnsi="맑은 고딕"/>
-                <w:b/>
-                <w:bCs/>
-                <w:sz w:val="20"/>
-                <w:szCs w:val="24"/>
-              </w:rPr>
-              <w:t xml:space="preserve">판관비 </w:t>
-            </w:r>
-            <w:r>
-              <w:rPr>
-                <w:rFonts w:ascii="맑은 고딕" w:eastAsia="맑은 고딕" w:hAnsi="맑은 고딕"/>
-                <w:sz w:val="20"/>
-                <w:szCs w:val="24"/>
-              </w:rPr>
-              <w:t>(인건비+운영비)</w:t>
+            <w:r>
+              <w:t>매출손익</w:t>
             </w:r>
           </w:p>
         </w:tc>
@@ -14801,22 +14320,8 @@
             <w:tcW w:w="2693" w:type="dxa"/>
           </w:tcPr>
           <w:p>
-            <w:pPr>
-              <w:jc w:val="center"/>
-              <w:rPr>
-                <w:bCs/>
-                <w:sz w:val="20"/>
-                <w:szCs w:val="24"/>
-              </w:rPr>
-            </w:pPr>
-            <w:r>
-              <w:rPr>
-                <w:rFonts w:ascii="맑은 고딕" w:eastAsia="맑은 고딕" w:hAnsi="맑은 고딕"/>
-                <w:bCs/>
-                <w:sz w:val="20"/>
-                <w:szCs w:val="24"/>
-              </w:rPr>
-              <w:t>-$184K</w:t>
+            <w:r>
+              <w:t>$223K (77%)</w:t>
             </w:r>
           </w:p>
         </w:tc>
@@ -14825,22 +14330,8 @@
             <w:tcW w:w="2126" w:type="dxa"/>
           </w:tcPr>
           <w:p>
-            <w:pPr>
-              <w:jc w:val="center"/>
-              <w:rPr>
-                <w:bCs/>
-                <w:sz w:val="20"/>
-                <w:szCs w:val="24"/>
-              </w:rPr>
-            </w:pPr>
-            <w:r>
-              <w:rPr>
-                <w:rFonts w:ascii="맑은 고딕" w:eastAsia="맑은 고딕" w:hAnsi="맑은 고딕"/>
-                <w:bCs/>
-                <w:sz w:val="20"/>
-                <w:szCs w:val="24"/>
-              </w:rPr>
-              <w:t>-$1,099K</w:t>
+            <w:r>
+              <w:t>$2,370K (79%)</w:t>
             </w:r>
           </w:p>
         </w:tc>
@@ -14849,22 +14340,8 @@
             <w:tcW w:w="3402" w:type="dxa"/>
           </w:tcPr>
           <w:p>
-            <w:pPr>
-              <w:jc w:val="center"/>
-              <w:rPr>
-                <w:bCs/>
-                <w:sz w:val="20"/>
-                <w:szCs w:val="24"/>
-              </w:rPr>
-            </w:pPr>
-            <w:r>
-              <w:rPr>
-                <w:rFonts w:ascii="맑은 고딕" w:eastAsia="맑은 고딕" w:hAnsi="맑은 고딕"/>
-                <w:bCs/>
-                <w:sz w:val="20"/>
-                <w:szCs w:val="24"/>
-              </w:rPr>
-              <w:t>-$1,884K</w:t>
+            <w:r>
+              <w:t>$8,610K (82%)</w:t>
             </w:r>
           </w:p>
         </w:tc>
@@ -14875,20 +14352,8 @@
             <w:tcW w:w="2836" w:type="dxa"/>
           </w:tcPr>
           <w:p>
-            <w:pPr>
-              <w:rPr>
-                <w:sz w:val="20"/>
-                <w:szCs w:val="24"/>
-              </w:rPr>
-            </w:pPr>
-            <w:r>
-              <w:rPr>
-                <w:rFonts w:ascii="맑은 고딕" w:eastAsia="맑은 고딕" w:hAnsi="맑은 고딕" w:hint="eastAsia"/>
-                <w:b/>
-                <w:sz w:val="20"/>
-                <w:szCs w:val="24"/>
-              </w:rPr>
-              <w:t>영업이익</w:t>
+            <w:r>
+              <w:t>판관비 합계</w:t>
             </w:r>
           </w:p>
         </w:tc>
@@ -14897,22 +14362,8 @@
             <w:tcW w:w="2693" w:type="dxa"/>
           </w:tcPr>
           <w:p>
-            <w:pPr>
-              <w:jc w:val="center"/>
-              <w:rPr>
-                <w:bCs/>
-                <w:sz w:val="20"/>
-                <w:szCs w:val="24"/>
-              </w:rPr>
-            </w:pPr>
-            <w:r>
-              <w:rPr>
-                <w:rFonts w:ascii="맑은 고딕" w:eastAsia="맑은 고딕" w:hAnsi="맑은 고딕"/>
-                <w:bCs/>
-                <w:sz w:val="20"/>
-                <w:szCs w:val="24"/>
-              </w:rPr>
-              <w:t>+$9K</w:t>
+            <w:r>
+              <w:t>-$459K</w:t>
             </w:r>
           </w:p>
         </w:tc>
@@ -14921,22 +14372,8 @@
             <w:tcW w:w="2126" w:type="dxa"/>
           </w:tcPr>
           <w:p>
-            <w:pPr>
-              <w:jc w:val="center"/>
-              <w:rPr>
-                <w:bCs/>
-                <w:sz w:val="20"/>
-                <w:szCs w:val="24"/>
-              </w:rPr>
-            </w:pPr>
-            <w:r>
-              <w:rPr>
-                <w:rFonts w:ascii="맑은 고딕" w:eastAsia="맑은 고딕" w:hAnsi="맑은 고딕"/>
-                <w:bCs/>
-                <w:sz w:val="20"/>
-                <w:szCs w:val="24"/>
-              </w:rPr>
-              <w:t>-$112K</w:t>
+            <w:r>
+              <w:t>-$2,355K</w:t>
             </w:r>
           </w:p>
         </w:tc>
@@ -14945,22 +14382,8 @@
             <w:tcW w:w="3402" w:type="dxa"/>
           </w:tcPr>
           <w:p>
-            <w:pPr>
-              <w:jc w:val="center"/>
-              <w:rPr>
-                <w:bCs/>
-                <w:sz w:val="20"/>
-                <w:szCs w:val="24"/>
-              </w:rPr>
-            </w:pPr>
-            <w:r>
-              <w:rPr>
-                <w:rFonts w:ascii="맑은 고딕" w:eastAsia="맑은 고딕" w:hAnsi="맑은 고딕"/>
-                <w:bCs/>
-                <w:sz w:val="20"/>
-                <w:szCs w:val="24"/>
-              </w:rPr>
-              <w:t>+$2,216K</w:t>
+            <w:r>
+              <w:t>-$6,510K</w:t>
             </w:r>
           </w:p>
         </w:tc>
@@ -14971,92 +14394,80 @@
             <w:tcW w:w="2836" w:type="dxa"/>
           </w:tcPr>
           <w:p>
-            <w:pPr>
-              <w:rPr>
-                <w:sz w:val="20"/>
-                <w:szCs w:val="24"/>
-              </w:rPr>
-            </w:pPr>
-            <w:r>
-              <w:rPr>
-                <w:rFonts w:ascii="맑은 고딕" w:eastAsia="맑은 고딕" w:hAnsi="맑은 고딕"/>
-                <w:b/>
-                <w:sz w:val="20"/>
-                <w:szCs w:val="24"/>
-              </w:rPr>
+            <w:r>
+              <w:t>영업이익</w:t>
+            </w:r>
+          </w:p>
+        </w:tc>
+        <w:tc>
+          <w:tcPr>
+            <w:tcW w:w="2693" w:type="dxa"/>
+          </w:tcPr>
+          <w:p>
+            <w:r>
+              <w:t>-$236K</w:t>
+            </w:r>
+          </w:p>
+        </w:tc>
+        <w:tc>
+          <w:tcPr>
+            <w:tcW w:w="2126" w:type="dxa"/>
+          </w:tcPr>
+          <w:p>
+            <w:r>
+              <w:t>$15K</w:t>
+            </w:r>
+          </w:p>
+        </w:tc>
+        <w:tc>
+          <w:tcPr>
+            <w:tcW w:w="3402" w:type="dxa"/>
+          </w:tcPr>
+          <w:p>
+            <w:r>
+              <w:t>$2,100K</w:t>
+            </w:r>
+          </w:p>
+        </w:tc>
+      </w:tr>
+      <w:tr>
+        <w:tc>
+          <w:tcPr>
+            <w:tcW w:type="dxa" w:w="2836"/>
+          </w:tcPr>
+          <w:p>
+            <w:r>
               <w:t>영업이익률</w:t>
             </w:r>
           </w:p>
         </w:tc>
         <w:tc>
           <w:tcPr>
-            <w:tcW w:w="2693" w:type="dxa"/>
-          </w:tcPr>
-          <w:p>
-            <w:pPr>
-              <w:jc w:val="center"/>
-              <w:rPr>
-                <w:bCs/>
-                <w:sz w:val="20"/>
-                <w:szCs w:val="24"/>
-              </w:rPr>
-            </w:pPr>
-            <w:r>
-              <w:rPr>
-                <w:rFonts w:ascii="맑은 고딕" w:eastAsia="맑은 고딕" w:hAnsi="맑은 고딕"/>
-                <w:bCs/>
-                <w:sz w:val="20"/>
-                <w:szCs w:val="24"/>
-              </w:rPr>
-              <w:t>+3%</w:t>
-            </w:r>
-          </w:p>
-        </w:tc>
-        <w:tc>
-          <w:tcPr>
-            <w:tcW w:w="2126" w:type="dxa"/>
-          </w:tcPr>
-          <w:p>
-            <w:pPr>
-              <w:jc w:val="center"/>
-              <w:rPr>
-                <w:bCs/>
-                <w:sz w:val="20"/>
-                <w:szCs w:val="24"/>
-              </w:rPr>
-            </w:pPr>
-            <w:r>
-              <w:rPr>
-                <w:rFonts w:ascii="맑은 고딕" w:eastAsia="맑은 고딕" w:hAnsi="맑은 고딕"/>
-                <w:bCs/>
-                <w:sz w:val="20"/>
-                <w:szCs w:val="24"/>
-              </w:rPr>
-              <w:t>-9%</w:t>
-            </w:r>
-          </w:p>
-        </w:tc>
-        <w:tc>
-          <w:tcPr>
-            <w:tcW w:w="3402" w:type="dxa"/>
-          </w:tcPr>
-          <w:p>
-            <w:pPr>
-              <w:jc w:val="center"/>
-              <w:rPr>
-                <w:bCs/>
-                <w:sz w:val="20"/>
-                <w:szCs w:val="24"/>
-              </w:rPr>
-            </w:pPr>
-            <w:r>
-              <w:rPr>
-                <w:rFonts w:ascii="맑은 고딕" w:eastAsia="맑은 고딕" w:hAnsi="맑은 고딕"/>
-                <w:bCs/>
-                <w:sz w:val="20"/>
-                <w:szCs w:val="24"/>
-              </w:rPr>
-              <w:t>+44%</w:t>
+            <w:tcW w:type="dxa" w:w="2693"/>
+          </w:tcPr>
+          <w:p>
+            <w:r>
+              <w:t>-81%</w:t>
+            </w:r>
+          </w:p>
+        </w:tc>
+        <w:tc>
+          <w:tcPr>
+            <w:tcW w:type="dxa" w:w="2126"/>
+          </w:tcPr>
+          <w:p>
+            <w:r>
+              <w:t>0.5%</w:t>
+            </w:r>
+          </w:p>
+        </w:tc>
+        <w:tc>
+          <w:tcPr>
+            <w:tcW w:type="dxa" w:w="3402"/>
+          </w:tcPr>
+          <w:p>
+            <w:r>
+              <w:t>20%</w:t>
             </w:r>
           </w:p>
         </w:tc>
@@ -15117,27 +14528,7 @@
             <w:shd w:val="clear" w:color="auto" w:fill="F2F2F2" w:themeFill="background1" w:themeFillShade="F2"/>
           </w:tcPr>
           <w:p>
-            <w:pPr>
-              <w:pStyle w:val="TableParagraph"/>
-              <w:spacing w:line="348" w:lineRule="exact"/>
-              <w:ind w:left="82" w:right="73"/>
-              <w:jc w:val="center"/>
-              <w:rPr>
-                <w:rFonts w:asciiTheme="minorEastAsia" w:eastAsiaTheme="minorEastAsia" w:hAnsiTheme="minorEastAsia"/>
-                <w:b/>
-                <w:sz w:val="20"/>
-                <w:szCs w:val="20"/>
-              </w:rPr>
-            </w:pPr>
-            <w:r>
-              <w:rPr>
-                <w:rFonts w:asciiTheme="minorEastAsia" w:eastAsiaTheme="minorEastAsia" w:hAnsiTheme="minorEastAsia"/>
-                <w:b/>
-                <w:spacing w:val="-5"/>
-                <w:w w:val="105"/>
-                <w:sz w:val="20"/>
-                <w:szCs w:val="20"/>
-              </w:rPr>
+            <w:r>
               <w:t>구분</w:t>
             </w:r>
           </w:p>
@@ -15151,49 +14542,8 @@
             <w:shd w:val="clear" w:color="auto" w:fill="F2F2F2" w:themeFill="background1" w:themeFillShade="F2"/>
           </w:tcPr>
           <w:p>
-            <w:pPr>
-              <w:pStyle w:val="TableParagraph"/>
-              <w:spacing w:line="348" w:lineRule="exact"/>
-              <w:ind w:left="238" w:right="227"/>
-              <w:jc w:val="center"/>
-              <w:rPr>
-                <w:rFonts w:asciiTheme="minorEastAsia" w:eastAsiaTheme="minorEastAsia" w:hAnsiTheme="minorEastAsia"/>
-                <w:b/>
-                <w:sz w:val="20"/>
-                <w:szCs w:val="20"/>
-              </w:rPr>
-            </w:pPr>
-            <w:r>
-              <w:rPr>
-                <w:rFonts w:asciiTheme="minorEastAsia" w:eastAsiaTheme="minorEastAsia" w:hAnsiTheme="minorEastAsia"/>
-                <w:b/>
-                <w:w w:val="105"/>
-                <w:sz w:val="20"/>
-                <w:szCs w:val="20"/>
-              </w:rPr>
-              <w:t>추진</w:t>
-            </w:r>
-            <w:r>
-              <w:rPr>
-                <w:rFonts w:asciiTheme="minorEastAsia" w:eastAsiaTheme="minorEastAsia" w:hAnsiTheme="minorEastAsia"/>
-                <w:b/>
-                <w:spacing w:val="30"/>
-                <w:w w:val="105"/>
-                <w:sz w:val="20"/>
-                <w:szCs w:val="20"/>
-              </w:rPr>
-              <w:t xml:space="preserve"> </w:t>
-            </w:r>
-            <w:r>
-              <w:rPr>
-                <w:rFonts w:asciiTheme="minorEastAsia" w:eastAsiaTheme="minorEastAsia" w:hAnsiTheme="minorEastAsia"/>
-                <w:b/>
-                <w:spacing w:val="-5"/>
-                <w:w w:val="105"/>
-                <w:sz w:val="20"/>
-                <w:szCs w:val="20"/>
-              </w:rPr>
-              <w:t>내용</w:t>
+            <w:r>
+              <w:t>추진 내용</w:t>
             </w:r>
           </w:p>
         </w:tc>
@@ -15206,49 +14556,8 @@
             <w:shd w:val="clear" w:color="auto" w:fill="F2F2F2" w:themeFill="background1" w:themeFillShade="F2"/>
           </w:tcPr>
           <w:p>
-            <w:pPr>
-              <w:pStyle w:val="TableParagraph"/>
-              <w:spacing w:line="348" w:lineRule="exact"/>
-              <w:ind w:left="536" w:right="520"/>
-              <w:jc w:val="center"/>
-              <w:rPr>
-                <w:rFonts w:asciiTheme="minorEastAsia" w:eastAsiaTheme="minorEastAsia" w:hAnsiTheme="minorEastAsia"/>
-                <w:b/>
-                <w:sz w:val="20"/>
-                <w:szCs w:val="20"/>
-              </w:rPr>
-            </w:pPr>
-            <w:r>
-              <w:rPr>
-                <w:rFonts w:asciiTheme="minorEastAsia" w:eastAsiaTheme="minorEastAsia" w:hAnsiTheme="minorEastAsia"/>
-                <w:b/>
-                <w:w w:val="105"/>
-                <w:sz w:val="20"/>
-                <w:szCs w:val="20"/>
-              </w:rPr>
-              <w:t>추진</w:t>
-            </w:r>
-            <w:r>
-              <w:rPr>
-                <w:rFonts w:asciiTheme="minorEastAsia" w:eastAsiaTheme="minorEastAsia" w:hAnsiTheme="minorEastAsia"/>
-                <w:b/>
-                <w:spacing w:val="30"/>
-                <w:w w:val="105"/>
-                <w:sz w:val="20"/>
-                <w:szCs w:val="20"/>
-              </w:rPr>
-              <w:t xml:space="preserve"> </w:t>
-            </w:r>
-            <w:r>
-              <w:rPr>
-                <w:rFonts w:asciiTheme="minorEastAsia" w:eastAsiaTheme="minorEastAsia" w:hAnsiTheme="minorEastAsia"/>
-                <w:b/>
-                <w:spacing w:val="-5"/>
-                <w:w w:val="105"/>
-                <w:sz w:val="20"/>
-                <w:szCs w:val="20"/>
-              </w:rPr>
-              <w:t>기간</w:t>
+            <w:r>
+              <w:t>추진 기간</w:t>
             </w:r>
           </w:p>
         </w:tc>
@@ -15261,49 +14570,8 @@
             <w:shd w:val="clear" w:color="auto" w:fill="F2F2F2" w:themeFill="background1" w:themeFillShade="F2"/>
           </w:tcPr>
           <w:p>
-            <w:pPr>
-              <w:pStyle w:val="TableParagraph"/>
-              <w:spacing w:line="348" w:lineRule="exact"/>
-              <w:ind w:left="290" w:right="270"/>
-              <w:jc w:val="center"/>
-              <w:rPr>
-                <w:rFonts w:asciiTheme="minorEastAsia" w:eastAsiaTheme="minorEastAsia" w:hAnsiTheme="minorEastAsia"/>
-                <w:b/>
-                <w:sz w:val="20"/>
-                <w:szCs w:val="20"/>
-              </w:rPr>
-            </w:pPr>
-            <w:r>
-              <w:rPr>
-                <w:rFonts w:asciiTheme="minorEastAsia" w:eastAsiaTheme="minorEastAsia" w:hAnsiTheme="minorEastAsia"/>
-                <w:b/>
-                <w:w w:val="105"/>
-                <w:sz w:val="20"/>
-                <w:szCs w:val="20"/>
-              </w:rPr>
-              <w:t>세부</w:t>
-            </w:r>
-            <w:r>
-              <w:rPr>
-                <w:rFonts w:asciiTheme="minorEastAsia" w:eastAsiaTheme="minorEastAsia" w:hAnsiTheme="minorEastAsia"/>
-                <w:b/>
-                <w:spacing w:val="30"/>
-                <w:w w:val="105"/>
-                <w:sz w:val="20"/>
-                <w:szCs w:val="20"/>
-              </w:rPr>
-              <w:t xml:space="preserve"> </w:t>
-            </w:r>
-            <w:r>
-              <w:rPr>
-                <w:rFonts w:asciiTheme="minorEastAsia" w:eastAsiaTheme="minorEastAsia" w:hAnsiTheme="minorEastAsia"/>
-                <w:b/>
-                <w:spacing w:val="-5"/>
-                <w:w w:val="105"/>
-                <w:sz w:val="20"/>
-                <w:szCs w:val="20"/>
-              </w:rPr>
-              <w:t>내용</w:t>
+            <w:r>
+              <w:t>세부 내용</w:t>
             </w:r>
           </w:p>
         </w:tc>
@@ -15320,19 +14588,7 @@
             </w:tcBorders>
           </w:tcPr>
           <w:p>
-            <w:pPr>
-              <w:jc w:val="center"/>
-              <w:rPr>
-                <w:sz w:val="20"/>
-                <w:szCs w:val="20"/>
-              </w:rPr>
-            </w:pPr>
-            <w:r>
-              <w:rPr>
-                <w:rFonts w:ascii="맑은 고딕" w:eastAsia="맑은 고딕" w:hAnsi="맑은 고딕"/>
-                <w:sz w:val="20"/>
-                <w:szCs w:val="20"/>
-              </w:rPr>
+            <w:r>
               <w:t>1</w:t>
             </w:r>
           </w:p>
@@ -15348,19 +14604,8 @@
             </w:tcMar>
           </w:tcPr>
           <w:p>
-            <w:pPr>
-              <w:rPr>
-                <w:sz w:val="20"/>
-                <w:szCs w:val="20"/>
-              </w:rPr>
-            </w:pPr>
-            <w:r>
-              <w:rPr>
-                <w:rFonts w:ascii="맑은 고딕" w:eastAsia="맑은 고딕" w:hAnsi="맑은 고딕"/>
-                <w:sz w:val="20"/>
-                <w:szCs w:val="20"/>
-              </w:rPr>
-              <w:t>글로벌 확장</w:t>
+            <w:r>
+              <w:t>예창패 기반 제품화</w:t>
             </w:r>
           </w:p>
         </w:tc>
@@ -15372,20 +14617,8 @@
             </w:tcBorders>
           </w:tcPr>
           <w:p>
-            <w:pPr>
-              <w:jc w:val="center"/>
-              <w:rPr>
-                <w:sz w:val="20"/>
-                <w:szCs w:val="20"/>
-              </w:rPr>
-            </w:pPr>
-            <w:r>
-              <w:rPr>
-                <w:rFonts w:ascii="맑은 고딕" w:eastAsia="맑은 고딕" w:hAnsi="맑은 고딕"/>
-                <w:sz w:val="20"/>
-                <w:szCs w:val="20"/>
-              </w:rPr>
-              <w:t>27년 상반기</w:t>
+            <w:r>
+              <w:t>26년 하반기</w:t>
             </w:r>
           </w:p>
         </w:tc>
@@ -15400,19 +14633,8 @@
             </w:tcMar>
           </w:tcPr>
           <w:p>
-            <w:pPr>
-              <w:rPr>
-                <w:sz w:val="20"/>
-                <w:szCs w:val="20"/>
-              </w:rPr>
-            </w:pPr>
-            <w:r>
-              <w:rPr>
-                <w:rFonts w:ascii="맑은 고딕" w:eastAsia="맑은 고딕" w:hAnsi="맑은 고딕"/>
-                <w:sz w:val="20"/>
-                <w:szCs w:val="20"/>
-              </w:rPr>
-              <w:t>글로벌 PLG로 해외 고객 기반 확대</w:t>
+            <w:r>
+              <w:t>핵심 엔진 고도화, 웹서비스 제품화, 베타 오픈 준비</w:t>
             </w:r>
           </w:p>
         </w:tc>
@@ -15426,19 +14648,7 @@
             <w:tcW w:w="709" w:type="dxa"/>
           </w:tcPr>
           <w:p>
-            <w:pPr>
-              <w:jc w:val="center"/>
-              <w:rPr>
-                <w:sz w:val="20"/>
-                <w:szCs w:val="20"/>
-              </w:rPr>
-            </w:pPr>
-            <w:r>
-              <w:rPr>
-                <w:rFonts w:ascii="맑은 고딕" w:eastAsia="맑은 고딕" w:hAnsi="맑은 고딕"/>
-                <w:sz w:val="20"/>
-                <w:szCs w:val="20"/>
-              </w:rPr>
+            <w:r>
               <w:t>2</w:t>
             </w:r>
           </w:p>
@@ -15451,29 +14661,8 @@
             </w:tcMar>
           </w:tcPr>
           <w:p>
-            <w:pPr>
-              <w:rPr>
-                <w:sz w:val="20"/>
-                <w:szCs w:val="20"/>
-              </w:rPr>
-            </w:pPr>
-            <w:proofErr w:type="spellStart"/>
-            <w:r>
-              <w:rPr>
-                <w:rFonts w:ascii="맑은 고딕" w:eastAsia="맑은 고딕" w:hAnsi="맑은 고딕"/>
-                <w:sz w:val="20"/>
-                <w:szCs w:val="20"/>
-              </w:rPr>
-              <w:t>초창패</w:t>
-            </w:r>
-            <w:proofErr w:type="spellEnd"/>
-            <w:r>
-              <w:rPr>
-                <w:rFonts w:ascii="맑은 고딕" w:eastAsia="맑은 고딕" w:hAnsi="맑은 고딕"/>
-                <w:sz w:val="20"/>
-                <w:szCs w:val="20"/>
-              </w:rPr>
-              <w:t xml:space="preserve"> 기반 운영</w:t>
+            <w:r>
+              <w:t>TIPS 기반 초기 판매 확대</w:t>
             </w:r>
           </w:p>
         </w:tc>
@@ -15482,20 +14671,8 @@
             <w:tcW w:w="2409" w:type="dxa"/>
           </w:tcPr>
           <w:p>
-            <w:pPr>
-              <w:jc w:val="center"/>
-              <w:rPr>
-                <w:sz w:val="20"/>
-                <w:szCs w:val="20"/>
-              </w:rPr>
-            </w:pPr>
-            <w:r>
-              <w:rPr>
-                <w:rFonts w:ascii="맑은 고딕" w:eastAsia="맑은 고딕" w:hAnsi="맑은 고딕"/>
-                <w:sz w:val="20"/>
-                <w:szCs w:val="20"/>
-              </w:rPr>
-              <w:t>27년 하반기</w:t>
+            <w:r>
+              <w:t>27년 상반기</w:t>
             </w:r>
           </w:p>
         </w:tc>
@@ -15507,37 +14684,8 @@
             </w:tcMar>
           </w:tcPr>
           <w:p>
-            <w:pPr>
-              <w:rPr>
-                <w:sz w:val="20"/>
-                <w:szCs w:val="20"/>
-              </w:rPr>
-            </w:pPr>
-            <w:r>
-              <w:rPr>
-                <w:rFonts w:ascii="맑은 고딕" w:eastAsia="맑은 고딕" w:hAnsi="맑은 고딕"/>
-                <w:sz w:val="20"/>
-                <w:szCs w:val="20"/>
-              </w:rPr>
-              <w:t xml:space="preserve">4명 유지, </w:t>
-            </w:r>
-            <w:proofErr w:type="spellStart"/>
-            <w:r>
-              <w:rPr>
-                <w:rFonts w:ascii="맑은 고딕" w:eastAsia="맑은 고딕" w:hAnsi="맑은 고딕"/>
-                <w:sz w:val="20"/>
-                <w:szCs w:val="20"/>
-              </w:rPr>
-              <w:t>초창패</w:t>
-            </w:r>
-            <w:proofErr w:type="spellEnd"/>
-            <w:r>
-              <w:rPr>
-                <w:rFonts w:ascii="맑은 고딕" w:eastAsia="맑은 고딕" w:hAnsi="맑은 고딕"/>
-                <w:sz w:val="20"/>
-                <w:szCs w:val="20"/>
-              </w:rPr>
-              <w:t xml:space="preserve"> 기반 운영</w:t>
+            <w:r>
+              <w:t>온라인 광고 본격 집행, 글로벌 PLG 초기 유입 확보, 580건 판매 목표</w:t>
             </w:r>
           </w:p>
         </w:tc>
@@ -15551,19 +14699,7 @@
             <w:tcW w:w="709" w:type="dxa"/>
           </w:tcPr>
           <w:p>
-            <w:pPr>
-              <w:jc w:val="center"/>
-              <w:rPr>
-                <w:sz w:val="20"/>
-                <w:szCs w:val="20"/>
-              </w:rPr>
-            </w:pPr>
-            <w:r>
-              <w:rPr>
-                <w:rFonts w:ascii="맑은 고딕" w:eastAsia="맑은 고딕" w:hAnsi="맑은 고딕"/>
-                <w:sz w:val="20"/>
-                <w:szCs w:val="20"/>
-              </w:rPr>
+            <w:r>
               <w:t>3</w:t>
             </w:r>
           </w:p>
@@ -15576,19 +14712,8 @@
             </w:tcMar>
           </w:tcPr>
           <w:p>
-            <w:pPr>
-              <w:rPr>
-                <w:sz w:val="20"/>
-                <w:szCs w:val="20"/>
-              </w:rPr>
-            </w:pPr>
-            <w:r>
-              <w:rPr>
-                <w:rFonts w:ascii="맑은 고딕" w:eastAsia="맑은 고딕" w:hAnsi="맑은 고딕"/>
-                <w:sz w:val="20"/>
-                <w:szCs w:val="20"/>
-              </w:rPr>
-              <w:t>투자유치 및 구독 출시</w:t>
+            <w:r>
+              <w:t>손익분기 통과 및 구독 고도화</w:t>
             </w:r>
           </w:p>
         </w:tc>
@@ -15597,19 +14722,7 @@
             <w:tcW w:w="2409" w:type="dxa"/>
           </w:tcPr>
           <w:p>
-            <w:pPr>
-              <w:jc w:val="center"/>
-              <w:rPr>
-                <w:sz w:val="20"/>
-                <w:szCs w:val="20"/>
-              </w:rPr>
-            </w:pPr>
-            <w:r>
-              <w:rPr>
-                <w:rFonts w:ascii="맑은 고딕" w:eastAsia="맑은 고딕" w:hAnsi="맑은 고딕"/>
-                <w:sz w:val="20"/>
-                <w:szCs w:val="20"/>
-              </w:rPr>
+            <w:r>
               <w:t>28년 상반기</w:t>
             </w:r>
           </w:p>
@@ -15622,19 +14735,8 @@
             </w:tcMar>
           </w:tcPr>
           <w:p>
-            <w:pPr>
-              <w:rPr>
-                <w:sz w:val="20"/>
-                <w:szCs w:val="20"/>
-              </w:rPr>
-            </w:pPr>
-            <w:r>
-              <w:rPr>
-                <w:rFonts w:ascii="맑은 고딕" w:eastAsia="맑은 고딕" w:hAnsi="맑은 고딕"/>
-                <w:sz w:val="20"/>
-                <w:szCs w:val="20"/>
-              </w:rPr>
-              <w:t>6명(+엔지니어, +마케팅/AM). TIPS 투자 유치, 구독 모델 출시</w:t>
+            <w:r>
+              <w:t>구독 전환 구조 고도화, 콘텐츠·오가닉·PLG 확대, 손익분기 수준 흑자 전환</w:t>
             </w:r>
           </w:p>
         </w:tc>
@@ -15648,19 +14750,7 @@
             <w:tcW w:w="709" w:type="dxa"/>
           </w:tcPr>
           <w:p>
-            <w:pPr>
-              <w:jc w:val="center"/>
-              <w:rPr>
-                <w:sz w:val="20"/>
-                <w:szCs w:val="20"/>
-              </w:rPr>
-            </w:pPr>
-            <w:r>
-              <w:rPr>
-                <w:rFonts w:ascii="맑은 고딕" w:eastAsia="맑은 고딕" w:hAnsi="맑은 고딕"/>
-                <w:sz w:val="20"/>
-                <w:szCs w:val="20"/>
-              </w:rPr>
+            <w:r>
               <w:t>4</w:t>
             </w:r>
           </w:p>
@@ -15673,18 +14763,7 @@
             </w:tcMar>
           </w:tcPr>
           <w:p>
-            <w:pPr>
-              <w:rPr>
-                <w:sz w:val="20"/>
-                <w:szCs w:val="20"/>
-              </w:rPr>
-            </w:pPr>
-            <w:r>
-              <w:rPr>
-                <w:rFonts w:ascii="맑은 고딕" w:eastAsia="맑은 고딕" w:hAnsi="맑은 고딕"/>
-                <w:sz w:val="20"/>
-                <w:szCs w:val="20"/>
-              </w:rPr>
+            <w:r>
               <w:t>엔터프라이즈 본격화 및 팀 확장</w:t>
             </w:r>
           </w:p>
@@ -15694,19 +14773,7 @@
             <w:tcW w:w="2409" w:type="dxa"/>
           </w:tcPr>
           <w:p>
-            <w:pPr>
-              <w:jc w:val="center"/>
-              <w:rPr>
-                <w:sz w:val="20"/>
-                <w:szCs w:val="20"/>
-              </w:rPr>
-            </w:pPr>
-            <w:r>
-              <w:rPr>
-                <w:rFonts w:ascii="맑은 고딕" w:eastAsia="맑은 고딕" w:hAnsi="맑은 고딕"/>
-                <w:sz w:val="20"/>
-                <w:szCs w:val="20"/>
-              </w:rPr>
+            <w:r>
               <w:t>28년 하반기</w:t>
             </w:r>
           </w:p>
@@ -15719,18 +14786,7 @@
             </w:tcMar>
           </w:tcPr>
           <w:p>
-            <w:pPr>
-              <w:rPr>
-                <w:sz w:val="20"/>
-                <w:szCs w:val="20"/>
-              </w:rPr>
-            </w:pPr>
-            <w:r>
-              <w:rPr>
-                <w:rFonts w:ascii="맑은 고딕" w:eastAsia="맑은 고딕" w:hAnsi="맑은 고딕"/>
-                <w:sz w:val="20"/>
-                <w:szCs w:val="20"/>
-              </w:rPr>
+            <w:r>
               <w:t>8명(+엔지니어, +AM). 엔터프라이즈 파일럿, 기업 고객 계약 확대</w:t>
             </w:r>
           </w:p>
@@ -15745,19 +14801,7 @@
             <w:tcW w:w="709" w:type="dxa"/>
           </w:tcPr>
           <w:p>
-            <w:pPr>
-              <w:jc w:val="center"/>
-              <w:rPr>
-                <w:sz w:val="20"/>
-                <w:szCs w:val="20"/>
-              </w:rPr>
-            </w:pPr>
-            <w:r>
-              <w:rPr>
-                <w:rFonts w:ascii="맑은 고딕" w:eastAsia="맑은 고딕" w:hAnsi="맑은 고딕"/>
-                <w:sz w:val="20"/>
-                <w:szCs w:val="20"/>
-              </w:rPr>
+            <w:r>
               <w:t>5</w:t>
             </w:r>
           </w:p>
@@ -15770,18 +14814,7 @@
             </w:tcMar>
           </w:tcPr>
           <w:p>
-            <w:pPr>
-              <w:rPr>
-                <w:sz w:val="20"/>
-                <w:szCs w:val="20"/>
-              </w:rPr>
-            </w:pPr>
-            <w:r>
-              <w:rPr>
-                <w:rFonts w:ascii="맑은 고딕" w:eastAsia="맑은 고딕" w:hAnsi="맑은 고딕"/>
-                <w:sz w:val="20"/>
-                <w:szCs w:val="20"/>
-              </w:rPr>
+            <w:r>
               <w:t>글로벌 확장 가속</w:t>
             </w:r>
           </w:p>
@@ -15791,19 +14824,7 @@
             <w:tcW w:w="2409" w:type="dxa"/>
           </w:tcPr>
           <w:p>
-            <w:pPr>
-              <w:jc w:val="center"/>
-              <w:rPr>
-                <w:sz w:val="20"/>
-                <w:szCs w:val="20"/>
-              </w:rPr>
-            </w:pPr>
-            <w:r>
-              <w:rPr>
-                <w:rFonts w:ascii="맑은 고딕" w:eastAsia="맑은 고딕" w:hAnsi="맑은 고딕"/>
-                <w:sz w:val="20"/>
-                <w:szCs w:val="20"/>
-              </w:rPr>
+            <w:r>
               <w:t>29년</w:t>
             </w:r>
           </w:p>
@@ -15816,19 +14837,8 @@
             </w:tcMar>
           </w:tcPr>
           <w:p>
-            <w:pPr>
-              <w:rPr>
-                <w:sz w:val="20"/>
-                <w:szCs w:val="20"/>
-              </w:rPr>
-            </w:pPr>
-            <w:r>
-              <w:rPr>
-                <w:rFonts w:ascii="맑은 고딕" w:eastAsia="맑은 고딕" w:hAnsi="맑은 고딕"/>
-                <w:sz w:val="20"/>
-                <w:szCs w:val="20"/>
-              </w:rPr>
-              <w:t>12명으로 확장(+데이터, +세일즈, +AM, +엔지니어). 엔터프라이즈 고객 확보, 해외 거점</w:t>
+            <w:r>
+              <w:t>12명으로 확장(+데이터, +세일즈, +AM, +엔지니어). 해외 확장, 엔터프라이즈 고객 확보</w:t>
             </w:r>
           </w:p>
         </w:tc>
@@ -15890,27 +14900,7 @@
             <w:shd w:val="clear" w:color="auto" w:fill="F2F2F2" w:themeFill="background1" w:themeFillShade="F2"/>
           </w:tcPr>
           <w:p>
-            <w:pPr>
-              <w:pStyle w:val="TableParagraph"/>
-              <w:spacing w:line="348" w:lineRule="exact"/>
-              <w:ind w:left="82" w:right="73"/>
-              <w:jc w:val="center"/>
-              <w:rPr>
-                <w:rFonts w:asciiTheme="minorEastAsia" w:eastAsiaTheme="minorEastAsia" w:hAnsiTheme="minorEastAsia"/>
-                <w:b/>
-                <w:sz w:val="20"/>
-                <w:szCs w:val="20"/>
-              </w:rPr>
-            </w:pPr>
-            <w:r>
-              <w:rPr>
-                <w:rFonts w:asciiTheme="minorEastAsia" w:eastAsiaTheme="minorEastAsia" w:hAnsiTheme="minorEastAsia" w:hint="eastAsia"/>
-                <w:b/>
-                <w:spacing w:val="-5"/>
-                <w:w w:val="105"/>
-                <w:sz w:val="20"/>
-                <w:szCs w:val="20"/>
-              </w:rPr>
+            <w:r>
               <w:t>시점</w:t>
             </w:r>
           </w:p>
@@ -15924,26 +14914,7 @@
             <w:shd w:val="clear" w:color="auto" w:fill="F2F2F2" w:themeFill="background1" w:themeFillShade="F2"/>
           </w:tcPr>
           <w:p>
-            <w:pPr>
-              <w:pStyle w:val="TableParagraph"/>
-              <w:spacing w:line="348" w:lineRule="exact"/>
-              <w:ind w:left="238" w:right="227"/>
-              <w:jc w:val="center"/>
-              <w:rPr>
-                <w:rFonts w:asciiTheme="minorEastAsia" w:eastAsiaTheme="minorEastAsia" w:hAnsiTheme="minorEastAsia"/>
-                <w:b/>
-                <w:sz w:val="20"/>
-                <w:szCs w:val="20"/>
-              </w:rPr>
-            </w:pPr>
-            <w:r>
-              <w:rPr>
-                <w:rFonts w:asciiTheme="minorEastAsia" w:eastAsiaTheme="minorEastAsia" w:hAnsiTheme="minorEastAsia" w:hint="eastAsia"/>
-                <w:b/>
-                <w:w w:val="105"/>
-                <w:sz w:val="20"/>
-                <w:szCs w:val="20"/>
-              </w:rPr>
+            <w:r>
               <w:t>구분</w:t>
             </w:r>
           </w:p>
@@ -15957,26 +14928,7 @@
             <w:shd w:val="clear" w:color="auto" w:fill="F2F2F2" w:themeFill="background1" w:themeFillShade="F2"/>
           </w:tcPr>
           <w:p>
-            <w:pPr>
-              <w:pStyle w:val="TableParagraph"/>
-              <w:spacing w:line="348" w:lineRule="exact"/>
-              <w:ind w:left="536" w:right="520"/>
-              <w:jc w:val="center"/>
-              <w:rPr>
-                <w:rFonts w:asciiTheme="minorEastAsia" w:eastAsiaTheme="minorEastAsia" w:hAnsiTheme="minorEastAsia"/>
-                <w:b/>
-                <w:sz w:val="20"/>
-                <w:szCs w:val="20"/>
-              </w:rPr>
-            </w:pPr>
-            <w:r>
-              <w:rPr>
-                <w:rFonts w:asciiTheme="minorEastAsia" w:eastAsiaTheme="minorEastAsia" w:hAnsiTheme="minorEastAsia" w:hint="eastAsia"/>
-                <w:b/>
-                <w:w w:val="105"/>
-                <w:sz w:val="20"/>
-                <w:szCs w:val="20"/>
-              </w:rPr>
+            <w:r>
               <w:t>내용</w:t>
             </w:r>
           </w:p>
@@ -15990,26 +14942,7 @@
             <w:shd w:val="clear" w:color="auto" w:fill="F2F2F2" w:themeFill="background1" w:themeFillShade="F2"/>
           </w:tcPr>
           <w:p>
-            <w:pPr>
-              <w:pStyle w:val="TableParagraph"/>
-              <w:spacing w:line="348" w:lineRule="exact"/>
-              <w:ind w:left="290" w:right="270"/>
-              <w:jc w:val="center"/>
-              <w:rPr>
-                <w:rFonts w:asciiTheme="minorEastAsia" w:eastAsiaTheme="minorEastAsia" w:hAnsiTheme="minorEastAsia"/>
-                <w:b/>
-                <w:sz w:val="20"/>
-                <w:szCs w:val="20"/>
-              </w:rPr>
-            </w:pPr>
-            <w:r>
-              <w:rPr>
-                <w:rFonts w:asciiTheme="minorEastAsia" w:eastAsiaTheme="minorEastAsia" w:hAnsiTheme="minorEastAsia" w:hint="eastAsia"/>
-                <w:b/>
-                <w:w w:val="105"/>
-                <w:sz w:val="20"/>
-                <w:szCs w:val="20"/>
-              </w:rPr>
+            <w:r>
               <w:t>금액</w:t>
             </w:r>
           </w:p>
@@ -16027,19 +14960,7 @@
             </w:tcBorders>
           </w:tcPr>
           <w:p>
-            <w:pPr>
-              <w:jc w:val="center"/>
-              <w:rPr>
-                <w:sz w:val="20"/>
-                <w:szCs w:val="20"/>
-              </w:rPr>
-            </w:pPr>
-            <w:r>
-              <w:rPr>
-                <w:rFonts w:ascii="맑은 고딕" w:eastAsia="맑은 고딕" w:hAnsi="맑은 고딕" w:hint="eastAsia"/>
-                <w:sz w:val="20"/>
-                <w:szCs w:val="20"/>
-              </w:rPr>
+            <w:r>
               <w:t>26년 하반기</w:t>
             </w:r>
           </w:p>
@@ -16055,18 +14976,7 @@
             </w:tcMar>
           </w:tcPr>
           <w:p>
-            <w:pPr>
-              <w:rPr>
-                <w:sz w:val="20"/>
-                <w:szCs w:val="20"/>
-              </w:rPr>
-            </w:pPr>
-            <w:r>
-              <w:rPr>
-                <w:rFonts w:ascii="맑은 고딕" w:eastAsia="맑은 고딕" w:hAnsi="맑은 고딕" w:hint="eastAsia"/>
-                <w:sz w:val="20"/>
-                <w:szCs w:val="20"/>
-              </w:rPr>
+            <w:r>
               <w:t>정부지원금</w:t>
             </w:r>
           </w:p>
@@ -16079,20 +14989,8 @@
             </w:tcBorders>
           </w:tcPr>
           <w:p>
-            <w:pPr>
-              <w:jc w:val="center"/>
-              <w:rPr>
-                <w:sz w:val="20"/>
-                <w:szCs w:val="20"/>
-              </w:rPr>
-            </w:pPr>
-            <w:r>
-              <w:rPr>
-                <w:rFonts w:ascii="맑은 고딕" w:eastAsia="맑은 고딕" w:hAnsi="맑은 고딕" w:hint="eastAsia"/>
-                <w:sz w:val="20"/>
-                <w:szCs w:val="20"/>
-              </w:rPr>
-              <w:t>예비창업패키지</w:t>
+            <w:r>
+              <w:t>예비창업패키지. 핵심 엔진 고도화, 웹서비스 제품화, 베타 오픈 준비</w:t>
             </w:r>
           </w:p>
         </w:tc>
@@ -16107,18 +15005,7 @@
             </w:tcMar>
           </w:tcPr>
           <w:p>
-            <w:pPr>
-              <w:rPr>
-                <w:sz w:val="20"/>
-                <w:szCs w:val="20"/>
-              </w:rPr>
-            </w:pPr>
-            <w:r>
-              <w:rPr>
-                <w:rFonts w:ascii="맑은 고딕" w:eastAsia="맑은 고딕" w:hAnsi="맑은 고딕" w:hint="eastAsia"/>
-                <w:sz w:val="20"/>
-                <w:szCs w:val="20"/>
-              </w:rPr>
+            <w:r>
               <w:t>4,000만원</w:t>
             </w:r>
           </w:p>
@@ -16133,19 +15020,7 @@
             <w:tcW w:w="1843" w:type="dxa"/>
           </w:tcPr>
           <w:p>
-            <w:pPr>
-              <w:jc w:val="center"/>
-              <w:rPr>
-                <w:sz w:val="20"/>
-                <w:szCs w:val="20"/>
-              </w:rPr>
-            </w:pPr>
-            <w:r>
-              <w:rPr>
-                <w:rFonts w:ascii="맑은 고딕" w:eastAsia="맑은 고딕" w:hAnsi="맑은 고딕" w:hint="eastAsia"/>
-                <w:sz w:val="20"/>
-                <w:szCs w:val="20"/>
-              </w:rPr>
+            <w:r>
               <w:t>27년 상반기</w:t>
             </w:r>
           </w:p>
@@ -16158,30 +15033,9 @@
             </w:tcMar>
           </w:tcPr>
           <w:p>
-            <w:pPr>
-              <w:rPr>
-                <w:sz w:val="20"/>
-                <w:szCs w:val="20"/>
-              </w:rPr>
-            </w:pPr>
-            <w:r>
-              <w:rPr>
-                <w:rFonts w:ascii="맑은 고딕" w:eastAsia="맑은 고딕" w:hAnsi="맑은 고딕" w:hint="eastAsia"/>
-                <w:sz w:val="20"/>
-                <w:szCs w:val="20"/>
-              </w:rPr>
-              <w:t>민간투자+</w:t>
-            </w:r>
-            <w:proofErr w:type="spellStart"/>
-            <w:r>
-              <w:rPr>
-                <w:rFonts w:ascii="맑은 고딕" w:eastAsia="맑은 고딕" w:hAnsi="맑은 고딕" w:hint="eastAsia"/>
-                <w:sz w:val="20"/>
-                <w:szCs w:val="20"/>
-              </w:rPr>
-              <w:t>정부매칭</w:t>
-            </w:r>
-            <w:proofErr w:type="spellEnd"/>
+            <w:r>
+              <w:t>민간투자+정부매칭</w:t>
+            </w:r>
           </w:p>
         </w:tc>
         <w:tc>
@@ -16189,20 +15043,8 @@
             <w:tcW w:w="4110" w:type="dxa"/>
           </w:tcPr>
           <w:p>
-            <w:pPr>
-              <w:jc w:val="center"/>
-              <w:rPr>
-                <w:sz w:val="20"/>
-                <w:szCs w:val="20"/>
-              </w:rPr>
-            </w:pPr>
-            <w:r>
-              <w:rPr>
-                <w:rFonts w:ascii="맑은 고딕" w:eastAsia="맑은 고딕" w:hAnsi="맑은 고딕" w:hint="eastAsia"/>
-                <w:sz w:val="20"/>
-                <w:szCs w:val="20"/>
-              </w:rPr>
-              <w:t>TIPS(민간투자1억+정부최대6억)</w:t>
+            <w:r>
+              <w:t>TIPS. 온라인 광고 본격 집행, 글로벌 PLG 초기 유입 확보, 27년 580건 판매건수 달성, 28년 손익분기 통과까지의 운영 안전판 확보</w:t>
             </w:r>
           </w:p>
         </w:tc>
@@ -16214,19 +15056,8 @@
             </w:tcMar>
           </w:tcPr>
           <w:p>
-            <w:pPr>
-              <w:rPr>
-                <w:sz w:val="20"/>
-                <w:szCs w:val="20"/>
-              </w:rPr>
-            </w:pPr>
-            <w:r>
-              <w:rPr>
-                <w:rFonts w:ascii="맑은 고딕" w:eastAsia="맑은 고딕" w:hAnsi="맑은 고딕" w:hint="eastAsia"/>
-                <w:sz w:val="20"/>
-                <w:szCs w:val="20"/>
-              </w:rPr>
-              <w:t>최대 7억원</w:t>
+            <w:r>
+              <w:t>최대 13억원</w:t>
             </w:r>
           </w:p>
         </w:tc>
@@ -16240,21 +15071,8 @@
             <w:tcW w:w="1843" w:type="dxa"/>
           </w:tcPr>
           <w:p>
-            <w:pPr>
-              <w:jc w:val="center"/>
-              <w:rPr>
-                <w:rFonts w:ascii="맑은 고딕" w:eastAsia="맑은 고딕" w:hAnsi="맑은 고딕" w:hint="eastAsia"/>
-                <w:sz w:val="20"/>
-                <w:szCs w:val="20"/>
-              </w:rPr>
-            </w:pPr>
-            <w:r>
-              <w:rPr>
-                <w:rFonts w:ascii="맑은 고딕" w:eastAsia="맑은 고딕" w:hAnsi="맑은 고딕" w:hint="eastAsia"/>
-                <w:sz w:val="20"/>
-                <w:szCs w:val="20"/>
-              </w:rPr>
-              <w:t>28년 상반기</w:t>
+            <w:r>
+              <w:t>28년 하반기</w:t>
             </w:r>
           </w:p>
         </w:tc>
@@ -16266,19 +15084,7 @@
             </w:tcMar>
           </w:tcPr>
           <w:p>
-            <w:pPr>
-              <w:rPr>
-                <w:rFonts w:ascii="맑은 고딕" w:eastAsia="맑은 고딕" w:hAnsi="맑은 고딕" w:hint="eastAsia"/>
-                <w:sz w:val="20"/>
-                <w:szCs w:val="20"/>
-              </w:rPr>
-            </w:pPr>
-            <w:r>
-              <w:rPr>
-                <w:rFonts w:ascii="맑은 고딕" w:eastAsia="맑은 고딕" w:hAnsi="맑은 고딕" w:hint="eastAsia"/>
-                <w:sz w:val="20"/>
-                <w:szCs w:val="20"/>
-              </w:rPr>
+            <w:r>
               <w:t>민간투자</w:t>
             </w:r>
           </w:p>
@@ -16288,21 +15094,8 @@
             <w:tcW w:w="4110" w:type="dxa"/>
           </w:tcPr>
           <w:p>
-            <w:pPr>
-              <w:jc w:val="center"/>
-              <w:rPr>
-                <w:rFonts w:ascii="맑은 고딕" w:eastAsia="맑은 고딕" w:hAnsi="맑은 고딕" w:hint="eastAsia"/>
-                <w:sz w:val="20"/>
-                <w:szCs w:val="20"/>
-              </w:rPr>
-            </w:pPr>
-            <w:r>
-              <w:rPr>
-                <w:rFonts w:ascii="맑은 고딕" w:eastAsia="맑은 고딕" w:hAnsi="맑은 고딕" w:hint="eastAsia"/>
-                <w:sz w:val="20"/>
-                <w:szCs w:val="20"/>
-              </w:rPr>
-              <w:t>시리즈A</w:t>
+            <w:r>
+              <w:t>시리즈A. 엔터프라이즈 고객 확대, 해외 확장, 팀 확충, 29년 7,000건 판매 체제 구축</w:t>
             </w:r>
           </w:p>
         </w:tc>
@@ -16314,20 +15107,8 @@
             </w:tcMar>
           </w:tcPr>
           <w:p>
-            <w:pPr>
-              <w:rPr>
-                <w:rFonts w:ascii="맑은 고딕" w:eastAsia="맑은 고딕" w:hAnsi="맑은 고딕" w:hint="eastAsia"/>
-                <w:sz w:val="20"/>
-                <w:szCs w:val="20"/>
-              </w:rPr>
-            </w:pPr>
-            <w:r>
-              <w:rPr>
-                <w:rFonts w:ascii="맑은 고딕" w:eastAsia="맑은 고딕" w:hAnsi="맑은 고딕" w:hint="eastAsia"/>
-                <w:sz w:val="20"/>
-                <w:szCs w:val="20"/>
-              </w:rPr>
-              <w:t>약5억원</w:t>
+            <w:r>
+              <w:t>약 10억원</w:t>
             </w:r>
           </w:p>
         </w:tc>

--- a/docs/예창패 실제 제풀용/claudecode/2026년 예비창업패키지 사업계획서_페르소닉AI_수정중_SOM수정_cc_BM수정.docx
+++ b/docs/예창패 실제 제풀용/claudecode/2026년 예비창업패키지 사업계획서_페르소닉AI_수정중_SOM수정_cc_BM수정.docx
@@ -13970,7 +13970,7 @@
         </w:rPr>
       </w:pPr>
       <w:r>
-        <w:t>매출 추정 : 매출은 연간 유료 판매건수와 평균 판매단가를 기준으로 산정하였다. 27년 580건($500), 28년 3,000건($1,000), 29년 7,000건($1,500)의 유료 판매를 목표로 한다. 27년에는 온라인 광고를 중심으로 초기 판매건수를 빠르게 확보하고, 28년부터는 콘텐츠 자산 축적, 커뮤니티 유입, 오가닉 검색, PLG 활성화에 따라 비광고 판매 비중을 높인다. 온라인 광고는 방문 대비 결제 전환율 1%, 평균 CPC $5.58을 적용하였다. 이에 따라 유료광고 기여 비중은 27년 85%, 28년 75%, 29년 70%로 설정하고, 나머지 15~30%는 콘텐츠·오가닉·PLG가 담당하는 구조로 설계하였다. 27년은 적자를 허용하되, 28년에는 손익분기 수준의 흑자 전환, 29년에는 20% 수준의 영업이익률 확보를 목표로 한다.</w:t>
+        <w:t>매출 추정 : 27년에는 온라인 광고를 중심으로 초기 판매건수를 확보하고, 28년부터는 콘텐츠 자산 축적, 커뮤니티 유입, 오가닉 검색, PLG 활성화에 따라 비광고 판매 비중을 높인다. 27년은 적자를 허용하되, 28년에는 손익분기 수준의 흑자 전환, 29년에는 엔터프라이즈 확대와 해외 확장을 반영하더라도 20% 수준의 영업이익률 확보를 목표로 한다.</w:t>
       </w:r>
     </w:p>
     <w:tbl>

--- a/docs/예창패 실제 제풀용/claudecode/2026년 예비창업패키지 사업계획서_페르소닉AI_수정중_SOM수정_cc_BM수정.docx
+++ b/docs/예창패 실제 제풀용/claudecode/2026년 예비창업패키지 사업계획서_페르소닉AI_수정중_SOM수정_cc_BM수정.docx
@@ -13333,36 +13333,7 @@
         </w:rPr>
       </w:pPr>
       <w:r>
-        <w:rPr>
-          <w:rFonts w:asciiTheme="minorEastAsia" w:eastAsiaTheme="minorEastAsia" w:hAnsiTheme="minorEastAsia"/>
-          <w:b/>
-          <w:bCs/>
-        </w:rPr>
-        <w:t>비즈니스 모델 (수익화 모델</w:t>
-      </w:r>
-      <w:proofErr w:type="gramStart"/>
-      <w:r>
-        <w:rPr>
-          <w:rFonts w:asciiTheme="minorEastAsia" w:eastAsiaTheme="minorEastAsia" w:hAnsiTheme="minorEastAsia"/>
-          <w:b/>
-          <w:bCs/>
-        </w:rPr>
-        <w:t>) :</w:t>
-      </w:r>
-      <w:proofErr w:type="gramEnd"/>
-      <w:r>
-        <w:rPr>
-          <w:rFonts w:asciiTheme="minorEastAsia" w:eastAsiaTheme="minorEastAsia" w:hAnsiTheme="minorEastAsia"/>
-          <w:b/>
-          <w:bCs/>
-        </w:rPr>
-        <w:t xml:space="preserve"> </w:t>
-      </w:r>
-      <w:r>
-        <w:rPr>
-          <w:rFonts w:asciiTheme="minorEastAsia" w:eastAsiaTheme="minorEastAsia" w:hAnsiTheme="minorEastAsia"/>
-        </w:rPr>
-        <w:t>건별 과금(PAYG)으로 시작하여, 28년부터 월·연간 구독과 엔터프라이즈 연간 계약을 추가한다. 원가의 대부분은 LLM API 비용이며, LLM 가격 하락 추세에 따라 마진은 자동으로 개선된다. 1건(30페르소나) 기준 건당 손익 구조는 다음과 같다.</w:t>
+        <w:t>비즈니스 모델 (수익화 모델) : 건별 과금(PAYG)으로 시작하여, 28년부터 월·연간 구독과 엔터프라이즈 연간 계약을 추가한다. 원가의 대부분은 LLM API와 시뮬레이션 컴퓨팅 비용이며, 3개 서비스 유형 모두 건당 공헌이익이 양수인 구조다. 각 서비스 유형의 가격, 원가, 공헌이익률은 다음과 같다.</w:t>
       </w:r>
     </w:p>
     <w:tbl>
@@ -13385,20 +13356,7 @@
             <w:shd w:val="clear" w:color="auto" w:fill="F2F2F2" w:themeFill="background1" w:themeFillShade="F2"/>
           </w:tcPr>
           <w:p>
-            <w:pPr>
-              <w:jc w:val="center"/>
-              <w:rPr>
-                <w:sz w:val="20"/>
-                <w:szCs w:val="20"/>
-              </w:rPr>
-            </w:pPr>
-            <w:r>
-              <w:rPr>
-                <w:rFonts w:ascii="맑은 고딕" w:eastAsia="맑은 고딕" w:hAnsi="맑은 고딕"/>
-                <w:b/>
-                <w:sz w:val="20"/>
-                <w:szCs w:val="20"/>
-              </w:rPr>
+            <w:r>
               <w:t>구분</w:t>
             </w:r>
           </w:p>
@@ -13409,33 +13367,9 @@
             <w:shd w:val="clear" w:color="auto" w:fill="F2F2F2" w:themeFill="background1" w:themeFillShade="F2"/>
           </w:tcPr>
           <w:p>
-            <w:pPr>
-              <w:jc w:val="center"/>
-              <w:rPr>
-                <w:sz w:val="20"/>
-                <w:szCs w:val="20"/>
-              </w:rPr>
-            </w:pPr>
-            <w:r>
-              <w:rPr>
-                <w:rFonts w:ascii="맑은 고딕" w:eastAsia="맑은 고딕" w:hAnsi="맑은 고딕"/>
-                <w:b/>
-                <w:sz w:val="20"/>
-                <w:szCs w:val="20"/>
-              </w:rPr>
-              <w:t xml:space="preserve">합성 </w:t>
-            </w:r>
-            <w:proofErr w:type="spellStart"/>
-            <w:r>
-              <w:rPr>
-                <w:rFonts w:ascii="맑은 고딕" w:eastAsia="맑은 고딕" w:hAnsi="맑은 고딕"/>
-                <w:b/>
-                <w:sz w:val="20"/>
-                <w:szCs w:val="20"/>
-              </w:rPr>
-              <w:t>서베이</w:t>
-            </w:r>
-            <w:proofErr w:type="spellEnd"/>
+            <w:r>
+              <w:t>합성 서베이</w:t>
+            </w:r>
           </w:p>
         </w:tc>
         <w:tc>
@@ -13444,20 +13378,7 @@
             <w:shd w:val="clear" w:color="auto" w:fill="F2F2F2" w:themeFill="background1" w:themeFillShade="F2"/>
           </w:tcPr>
           <w:p>
-            <w:pPr>
-              <w:jc w:val="center"/>
-              <w:rPr>
-                <w:sz w:val="20"/>
-                <w:szCs w:val="20"/>
-              </w:rPr>
-            </w:pPr>
-            <w:r>
-              <w:rPr>
-                <w:rFonts w:ascii="맑은 고딕" w:eastAsia="맑은 고딕" w:hAnsi="맑은 고딕"/>
-                <w:b/>
-                <w:sz w:val="20"/>
-                <w:szCs w:val="20"/>
-              </w:rPr>
+            <w:r>
               <w:t>UI/UX 리뷰</w:t>
             </w:r>
           </w:p>
@@ -13468,20 +13389,7 @@
             <w:shd w:val="clear" w:color="auto" w:fill="F2F2F2" w:themeFill="background1" w:themeFillShade="F2"/>
           </w:tcPr>
           <w:p>
-            <w:pPr>
-              <w:jc w:val="center"/>
-              <w:rPr>
-                <w:sz w:val="20"/>
-                <w:szCs w:val="20"/>
-              </w:rPr>
-            </w:pPr>
-            <w:r>
-              <w:rPr>
-                <w:rFonts w:ascii="맑은 고딕" w:eastAsia="맑은 고딕" w:hAnsi="맑은 고딕"/>
-                <w:b/>
-                <w:sz w:val="20"/>
-                <w:szCs w:val="20"/>
-              </w:rPr>
+            <w:r>
               <w:t>제품 사용 시뮬레이션</w:t>
             </w:r>
           </w:p>
@@ -13493,18 +13401,7 @@
             <w:tcW w:w="2552" w:type="dxa"/>
           </w:tcPr>
           <w:p>
-            <w:pPr>
-              <w:rPr>
-                <w:sz w:val="20"/>
-                <w:szCs w:val="20"/>
-              </w:rPr>
-            </w:pPr>
-            <w:r>
-              <w:rPr>
-                <w:rFonts w:ascii="맑은 고딕" w:eastAsia="맑은 고딕" w:hAnsi="맑은 고딕"/>
-                <w:sz w:val="20"/>
-                <w:szCs w:val="20"/>
-              </w:rPr>
+            <w:r>
               <w:t>판매가</w:t>
             </w:r>
           </w:p>
@@ -13514,19 +13411,7 @@
             <w:tcW w:w="2865" w:type="dxa"/>
           </w:tcPr>
           <w:p>
-            <w:pPr>
-              <w:jc w:val="center"/>
-              <w:rPr>
-                <w:sz w:val="20"/>
-                <w:szCs w:val="20"/>
-              </w:rPr>
-            </w:pPr>
-            <w:r>
-              <w:rPr>
-                <w:rFonts w:ascii="맑은 고딕" w:eastAsia="맑은 고딕" w:hAnsi="맑은 고딕"/>
-                <w:sz w:val="20"/>
-                <w:szCs w:val="20"/>
-              </w:rPr>
+            <w:r>
               <w:t>$39</w:t>
             </w:r>
           </w:p>
@@ -13536,19 +13421,7 @@
             <w:tcW w:w="2408" w:type="dxa"/>
           </w:tcPr>
           <w:p>
-            <w:pPr>
-              <w:jc w:val="center"/>
-              <w:rPr>
-                <w:sz w:val="20"/>
-                <w:szCs w:val="20"/>
-              </w:rPr>
-            </w:pPr>
-            <w:r>
-              <w:rPr>
-                <w:rFonts w:ascii="맑은 고딕" w:eastAsia="맑은 고딕" w:hAnsi="맑은 고딕"/>
-                <w:sz w:val="20"/>
-                <w:szCs w:val="20"/>
-              </w:rPr>
+            <w:r>
               <w:t>$69</w:t>
             </w:r>
           </w:p>
@@ -13558,19 +13431,7 @@
             <w:tcW w:w="3232" w:type="dxa"/>
           </w:tcPr>
           <w:p>
-            <w:pPr>
-              <w:jc w:val="center"/>
-              <w:rPr>
-                <w:sz w:val="20"/>
-                <w:szCs w:val="20"/>
-              </w:rPr>
-            </w:pPr>
-            <w:r>
-              <w:rPr>
-                <w:rFonts w:ascii="맑은 고딕" w:eastAsia="맑은 고딕" w:hAnsi="맑은 고딕"/>
-                <w:sz w:val="20"/>
-                <w:szCs w:val="20"/>
-              </w:rPr>
+            <w:r>
               <w:t>$149</w:t>
             </w:r>
           </w:p>
@@ -13582,35 +13443,8 @@
             <w:tcW w:w="2552" w:type="dxa"/>
           </w:tcPr>
           <w:p>
-            <w:pPr>
-              <w:rPr>
-                <w:sz w:val="20"/>
-                <w:szCs w:val="20"/>
-              </w:rPr>
-            </w:pPr>
-            <w:r>
-              <w:rPr>
-                <w:rFonts w:ascii="맑은 고딕" w:eastAsia="맑은 고딕" w:hAnsi="맑은 고딕"/>
-                <w:sz w:val="20"/>
-                <w:szCs w:val="20"/>
-              </w:rPr>
-              <w:t>원가(</w:t>
-            </w:r>
-            <w:r>
-              <w:rPr>
-                <w:rFonts w:ascii="맑은 고딕" w:eastAsia="맑은 고딕" w:hAnsi="맑은 고딕" w:hint="eastAsia"/>
-                <w:sz w:val="20"/>
-                <w:szCs w:val="20"/>
-              </w:rPr>
-              <w:t>컴퓨팅</w:t>
-            </w:r>
-            <w:r>
-              <w:rPr>
-                <w:rFonts w:ascii="맑은 고딕" w:eastAsia="맑은 고딕" w:hAnsi="맑은 고딕"/>
-                <w:sz w:val="20"/>
-                <w:szCs w:val="20"/>
-              </w:rPr>
-              <w:t>+LLM)</w:t>
+            <w:r>
+              <w:t>원가(LLM+컴퓨팅)</w:t>
             </w:r>
           </w:p>
         </w:tc>
@@ -13619,19 +13453,7 @@
             <w:tcW w:w="2865" w:type="dxa"/>
           </w:tcPr>
           <w:p>
-            <w:pPr>
-              <w:jc w:val="center"/>
-              <w:rPr>
-                <w:sz w:val="20"/>
-                <w:szCs w:val="20"/>
-              </w:rPr>
-            </w:pPr>
-            <w:r>
-              <w:rPr>
-                <w:rFonts w:ascii="맑은 고딕" w:eastAsia="맑은 고딕" w:hAnsi="맑은 고딕"/>
-                <w:sz w:val="20"/>
-                <w:szCs w:val="20"/>
-              </w:rPr>
+            <w:r>
               <w:t>$5.10</w:t>
             </w:r>
           </w:p>
@@ -13641,19 +13463,7 @@
             <w:tcW w:w="2408" w:type="dxa"/>
           </w:tcPr>
           <w:p>
-            <w:pPr>
-              <w:jc w:val="center"/>
-              <w:rPr>
-                <w:sz w:val="20"/>
-                <w:szCs w:val="20"/>
-              </w:rPr>
-            </w:pPr>
-            <w:r>
-              <w:rPr>
-                <w:rFonts w:ascii="맑은 고딕" w:eastAsia="맑은 고딕" w:hAnsi="맑은 고딕"/>
-                <w:sz w:val="20"/>
-                <w:szCs w:val="20"/>
-              </w:rPr>
+            <w:r>
               <w:t>$9.00</w:t>
             </w:r>
           </w:p>
@@ -13663,19 +13473,7 @@
             <w:tcW w:w="3232" w:type="dxa"/>
           </w:tcPr>
           <w:p>
-            <w:pPr>
-              <w:jc w:val="center"/>
-              <w:rPr>
-                <w:sz w:val="20"/>
-                <w:szCs w:val="20"/>
-              </w:rPr>
-            </w:pPr>
-            <w:r>
-              <w:rPr>
-                <w:rFonts w:ascii="맑은 고딕" w:eastAsia="맑은 고딕" w:hAnsi="맑은 고딕"/>
-                <w:sz w:val="20"/>
-                <w:szCs w:val="20"/>
-              </w:rPr>
+            <w:r>
               <w:t>$38.00</w:t>
             </w:r>
           </w:p>
@@ -13687,22 +13485,9 @@
             <w:tcW w:w="2552" w:type="dxa"/>
           </w:tcPr>
           <w:p>
-            <w:pPr>
-              <w:rPr>
-                <w:sz w:val="20"/>
-                <w:szCs w:val="20"/>
-              </w:rPr>
-            </w:pPr>
-            <w:proofErr w:type="spellStart"/>
-            <w:r>
-              <w:rPr>
-                <w:rFonts w:ascii="맑은 고딕" w:eastAsia="맑은 고딕" w:hAnsi="맑은 고딕"/>
-                <w:sz w:val="20"/>
-                <w:szCs w:val="20"/>
-              </w:rPr>
-              <w:t>매출총이익률</w:t>
-            </w:r>
-            <w:proofErr w:type="spellEnd"/>
+            <w:r>
+              <w:t>건당 공헌이익률</w:t>
+            </w:r>
           </w:p>
         </w:tc>
         <w:tc>
@@ -13710,20 +13495,8 @@
             <w:tcW w:w="2865" w:type="dxa"/>
           </w:tcPr>
           <w:p>
-            <w:pPr>
-              <w:jc w:val="center"/>
-              <w:rPr>
-                <w:sz w:val="20"/>
-                <w:szCs w:val="20"/>
-              </w:rPr>
-            </w:pPr>
-            <w:r>
-              <w:rPr>
-                <w:rFonts w:ascii="맑은 고딕" w:eastAsia="맑은 고딕" w:hAnsi="맑은 고딕"/>
-                <w:sz w:val="20"/>
-                <w:szCs w:val="20"/>
-              </w:rPr>
-              <w:t>87%</w:t>
+            <w:r>
+              <w:t>80%</w:t>
             </w:r>
           </w:p>
         </w:tc>
@@ -13732,20 +13505,8 @@
             <w:tcW w:w="2408" w:type="dxa"/>
           </w:tcPr>
           <w:p>
-            <w:pPr>
-              <w:jc w:val="center"/>
-              <w:rPr>
-                <w:sz w:val="20"/>
-                <w:szCs w:val="20"/>
-              </w:rPr>
-            </w:pPr>
-            <w:r>
-              <w:rPr>
-                <w:rFonts w:ascii="맑은 고딕" w:eastAsia="맑은 고딕" w:hAnsi="맑은 고딕"/>
-                <w:sz w:val="20"/>
-                <w:szCs w:val="20"/>
-              </w:rPr>
-              <w:t>87%</w:t>
+            <w:r>
+              <w:t>81%</w:t>
             </w:r>
           </w:p>
         </w:tc>
@@ -13754,202 +13515,8 @@
             <w:tcW w:w="3232" w:type="dxa"/>
           </w:tcPr>
           <w:p>
-            <w:pPr>
-              <w:jc w:val="center"/>
-              <w:rPr>
-                <w:sz w:val="20"/>
-                <w:szCs w:val="20"/>
-              </w:rPr>
-            </w:pPr>
-            <w:r>
-              <w:rPr>
-                <w:rFonts w:ascii="맑은 고딕" w:eastAsia="맑은 고딕" w:hAnsi="맑은 고딕"/>
-                <w:sz w:val="20"/>
-                <w:szCs w:val="20"/>
-              </w:rPr>
-              <w:t>75%</w:t>
-            </w:r>
-          </w:p>
-        </w:tc>
-      </w:tr>
-      <w:tr>
-        <w:tc>
-          <w:tcPr>
-            <w:tcW w:w="2552" w:type="dxa"/>
-          </w:tcPr>
-          <w:p>
-            <w:pPr>
-              <w:rPr>
-                <w:sz w:val="20"/>
-                <w:szCs w:val="20"/>
-              </w:rPr>
-            </w:pPr>
-            <w:r>
-              <w:rPr>
-                <w:rFonts w:ascii="맑은 고딕" w:eastAsia="맑은 고딕" w:hAnsi="맑은 고딕"/>
-                <w:sz w:val="20"/>
-                <w:szCs w:val="20"/>
-              </w:rPr>
-              <w:t>부대비용(결제·충당금)</w:t>
-            </w:r>
-          </w:p>
-        </w:tc>
-        <w:tc>
-          <w:tcPr>
-            <w:tcW w:w="2865" w:type="dxa"/>
-          </w:tcPr>
-          <w:p>
-            <w:pPr>
-              <w:jc w:val="center"/>
-              <w:rPr>
-                <w:sz w:val="20"/>
-                <w:szCs w:val="20"/>
-              </w:rPr>
-            </w:pPr>
-            <w:r>
-              <w:rPr>
-                <w:rFonts w:ascii="맑은 고딕" w:eastAsia="맑은 고딕" w:hAnsi="맑은 고딕"/>
-                <w:sz w:val="20"/>
-                <w:szCs w:val="20"/>
-              </w:rPr>
-              <w:t>$2.60</w:t>
-            </w:r>
-          </w:p>
-        </w:tc>
-        <w:tc>
-          <w:tcPr>
-            <w:tcW w:w="2408" w:type="dxa"/>
-          </w:tcPr>
-          <w:p>
-            <w:pPr>
-              <w:jc w:val="center"/>
-              <w:rPr>
-                <w:sz w:val="20"/>
-                <w:szCs w:val="20"/>
-              </w:rPr>
-            </w:pPr>
-            <w:r>
-              <w:rPr>
-                <w:rFonts w:ascii="맑은 고딕" w:eastAsia="맑은 고딕" w:hAnsi="맑은 고딕"/>
-                <w:sz w:val="20"/>
-                <w:szCs w:val="20"/>
-              </w:rPr>
-              <w:t>$4.37</w:t>
-            </w:r>
-          </w:p>
-        </w:tc>
-        <w:tc>
-          <w:tcPr>
-            <w:tcW w:w="3232" w:type="dxa"/>
-          </w:tcPr>
-          <w:p>
-            <w:pPr>
-              <w:jc w:val="center"/>
-              <w:rPr>
-                <w:sz w:val="20"/>
-                <w:szCs w:val="20"/>
-              </w:rPr>
-            </w:pPr>
-            <w:r>
-              <w:rPr>
-                <w:rFonts w:ascii="맑은 고딕" w:eastAsia="맑은 고딕" w:hAnsi="맑은 고딕"/>
-                <w:sz w:val="20"/>
-                <w:szCs w:val="20"/>
-              </w:rPr>
-              <w:t>$9.09</w:t>
-            </w:r>
-          </w:p>
-        </w:tc>
-      </w:tr>
-      <w:tr>
-        <w:tc>
-          <w:tcPr>
-            <w:tcW w:w="2552" w:type="dxa"/>
-          </w:tcPr>
-          <w:p>
-            <w:pPr>
-              <w:rPr>
-                <w:sz w:val="20"/>
-                <w:szCs w:val="20"/>
-              </w:rPr>
-            </w:pPr>
-            <w:r>
-              <w:rPr>
-                <w:rFonts w:ascii="맑은 고딕" w:eastAsia="맑은 고딕" w:hAnsi="맑은 고딕"/>
-                <w:b/>
-                <w:sz w:val="20"/>
-                <w:szCs w:val="20"/>
-              </w:rPr>
-              <w:t>건당 공헌이익</w:t>
-            </w:r>
-          </w:p>
-        </w:tc>
-        <w:tc>
-          <w:tcPr>
-            <w:tcW w:w="2865" w:type="dxa"/>
-          </w:tcPr>
-          <w:p>
-            <w:pPr>
-              <w:jc w:val="center"/>
-              <w:rPr>
-                <w:sz w:val="20"/>
-                <w:szCs w:val="20"/>
-              </w:rPr>
-            </w:pPr>
-            <w:r>
-              <w:rPr>
-                <w:rFonts w:ascii="맑은 고딕" w:eastAsia="맑은 고딕" w:hAnsi="맑은 고딕"/>
-                <w:b/>
-                <w:sz w:val="20"/>
-                <w:szCs w:val="20"/>
-              </w:rPr>
-              <w:t>$31.30 (80%)</w:t>
-            </w:r>
-          </w:p>
-        </w:tc>
-        <w:tc>
-          <w:tcPr>
-            <w:tcW w:w="2408" w:type="dxa"/>
-          </w:tcPr>
-          <w:p>
-            <w:pPr>
-              <w:jc w:val="center"/>
-              <w:rPr>
-                <w:sz w:val="20"/>
-                <w:szCs w:val="20"/>
-              </w:rPr>
-            </w:pPr>
-            <w:r>
-              <w:rPr>
-                <w:rFonts w:ascii="맑은 고딕" w:eastAsia="맑은 고딕" w:hAnsi="맑은 고딕"/>
-                <w:b/>
-                <w:sz w:val="20"/>
-                <w:szCs w:val="20"/>
-              </w:rPr>
-              <w:t>$55.63 (81%)</w:t>
-            </w:r>
-          </w:p>
-        </w:tc>
-        <w:tc>
-          <w:tcPr>
-            <w:tcW w:w="3232" w:type="dxa"/>
-          </w:tcPr>
-          <w:p>
-            <w:pPr>
-              <w:jc w:val="center"/>
-              <w:rPr>
-                <w:sz w:val="20"/>
-                <w:szCs w:val="20"/>
-              </w:rPr>
-            </w:pPr>
-            <w:r>
-              <w:rPr>
-                <w:rFonts w:ascii="맑은 고딕" w:eastAsia="맑은 고딕" w:hAnsi="맑은 고딕"/>
-                <w:b/>
-                <w:sz w:val="20"/>
-                <w:szCs w:val="20"/>
-              </w:rPr>
-              <w:t>$101.91 (68%)</w:t>
+            <w:r>
+              <w:t>68%</w:t>
             </w:r>
           </w:p>
         </w:tc>
@@ -14045,7 +13612,7 @@
           </w:tcPr>
           <w:p>
             <w:r>
-              <w:t>연간 유료 판매건수</w:t>
+              <w:t>건수/단가</w:t>
             </w:r>
           </w:p>
         </w:tc>
@@ -14055,7 +13622,7 @@
           </w:tcPr>
           <w:p>
             <w:r>
-              <w:t>580건</w:t>
+              <w:t>580건 × $500</w:t>
             </w:r>
           </w:p>
         </w:tc>
@@ -14065,7 +13632,7 @@
           </w:tcPr>
           <w:p>
             <w:r>
-              <w:t>3,000건</w:t>
+              <w:t>3,000건 × $1,000</w:t>
             </w:r>
           </w:p>
         </w:tc>
@@ -14075,7 +13642,7 @@
           </w:tcPr>
           <w:p>
             <w:r>
-              <w:t>7,000건</w:t>
+              <w:t>7,000건 × $1,500</w:t>
             </w:r>
           </w:p>
         </w:tc>
@@ -14090,7 +13657,7 @@
           </w:tcPr>
           <w:p>
             <w:r>
-              <w:t>평균 판매단가</w:t>
+              <w:t>고객획득 구조</w:t>
             </w:r>
           </w:p>
         </w:tc>
@@ -14100,7 +13667,7 @@
           </w:tcPr>
           <w:p>
             <w:r>
-              <w:t>$500</w:t>
+              <w:t>광고 85% / 비광고 15%</w:t>
             </w:r>
           </w:p>
         </w:tc>
@@ -14110,7 +13677,7 @@
           </w:tcPr>
           <w:p>
             <w:r>
-              <w:t>$1,000</w:t>
+              <w:t>광고 75% / 비광고 25%</w:t>
             </w:r>
           </w:p>
         </w:tc>
@@ -14120,7 +13687,7 @@
           </w:tcPr>
           <w:p>
             <w:r>
-              <w:t>$1,500</w:t>
+              <w:t>광고 70% / 비광고 30%</w:t>
             </w:r>
           </w:p>
         </w:tc>
@@ -14180,9 +13747,7 @@
           </w:tcPr>
           <w:p>
             <w:r>
-              <w:t>유료광고 /</w:t>
-              <w:br/>
-              <w:t>콘텐츠·오가닉·PLG 비중</w:t>
+              <w:t>매출원가</w:t>
             </w:r>
           </w:p>
         </w:tc>
@@ -14192,7 +13757,7 @@
           </w:tcPr>
           <w:p>
             <w:r>
-              <w:t>85% / 15%</w:t>
+              <w:t>-$67K (23%)</w:t>
             </w:r>
           </w:p>
         </w:tc>
@@ -14202,7 +13767,7 @@
           </w:tcPr>
           <w:p>
             <w:r>
-              <w:t>75% / 25%</w:t>
+              <w:t>-$630K (21%)</w:t>
             </w:r>
           </w:p>
         </w:tc>
@@ -14212,7 +13777,7 @@
           </w:tcPr>
           <w:p>
             <w:r>
-              <w:t>70% / 30%</w:t>
+              <w:t>-$1,890K (18%)</w:t>
             </w:r>
           </w:p>
         </w:tc>
@@ -14227,7 +13792,7 @@
           </w:tcPr>
           <w:p>
             <w:r>
-              <w:t>마케팅비</w:t>
+              <w:t>매출손익</w:t>
             </w:r>
           </w:p>
         </w:tc>
@@ -14237,7 +13802,7 @@
           </w:tcPr>
           <w:p>
             <w:r>
-              <w:t>-$275K</w:t>
+              <w:t>$223K (77%)</w:t>
             </w:r>
           </w:p>
         </w:tc>
@@ -14247,7 +13812,7 @@
           </w:tcPr>
           <w:p>
             <w:r>
-              <w:t>-$1,256K</w:t>
+              <w:t>$2,370K (79%)</w:t>
             </w:r>
           </w:p>
         </w:tc>
@@ -14257,7 +13822,7 @@
           </w:tcPr>
           <w:p>
             <w:r>
-              <w:t>-$2,734K</w:t>
+              <w:t>$8,610K (82%)</w:t>
             </w:r>
           </w:p>
         </w:tc>
@@ -14269,7 +13834,7 @@
           </w:tcPr>
           <w:p>
             <w:r>
-              <w:t>매출원가</w:t>
+              <w:t>영업이익</w:t>
             </w:r>
           </w:p>
         </w:tc>
@@ -14279,7 +13844,7 @@
           </w:tcPr>
           <w:p>
             <w:r>
-              <w:t>-$67K (23%)</w:t>
+              <w:t>-$236K</w:t>
             </w:r>
           </w:p>
         </w:tc>
@@ -14289,7 +13854,7 @@
           </w:tcPr>
           <w:p>
             <w:r>
-              <w:t>-$630K (21%)</w:t>
+              <w:t>$15K</w:t>
             </w:r>
           </w:p>
         </w:tc>
@@ -14299,7 +13864,7 @@
           </w:tcPr>
           <w:p>
             <w:r>
-              <w:t>-$1,890K (18%)</w:t>
+              <w:t>$2,100K</w:t>
             </w:r>
           </w:p>
         </w:tc>
@@ -14311,7 +13876,7 @@
           </w:tcPr>
           <w:p>
             <w:r>
-              <w:t>매출손익</w:t>
+              <w:t>영업이익률</w:t>
             </w:r>
           </w:p>
         </w:tc>
@@ -14321,7 +13886,7 @@
           </w:tcPr>
           <w:p>
             <w:r>
-              <w:t>$223K (77%)</w:t>
+              <w:t>-81%</w:t>
             </w:r>
           </w:p>
         </w:tc>
@@ -14331,139 +13896,13 @@
           </w:tcPr>
           <w:p>
             <w:r>
-              <w:t>$2,370K (79%)</w:t>
+              <w:t>0.5%</w:t>
             </w:r>
           </w:p>
         </w:tc>
         <w:tc>
           <w:tcPr>
             <w:tcW w:w="3402" w:type="dxa"/>
-          </w:tcPr>
-          <w:p>
-            <w:r>
-              <w:t>$8,610K (82%)</w:t>
-            </w:r>
-          </w:p>
-        </w:tc>
-      </w:tr>
-      <w:tr>
-        <w:tc>
-          <w:tcPr>
-            <w:tcW w:w="2836" w:type="dxa"/>
-          </w:tcPr>
-          <w:p>
-            <w:r>
-              <w:t>판관비 합계</w:t>
-            </w:r>
-          </w:p>
-        </w:tc>
-        <w:tc>
-          <w:tcPr>
-            <w:tcW w:w="2693" w:type="dxa"/>
-          </w:tcPr>
-          <w:p>
-            <w:r>
-              <w:t>-$459K</w:t>
-            </w:r>
-          </w:p>
-        </w:tc>
-        <w:tc>
-          <w:tcPr>
-            <w:tcW w:w="2126" w:type="dxa"/>
-          </w:tcPr>
-          <w:p>
-            <w:r>
-              <w:t>-$2,355K</w:t>
-            </w:r>
-          </w:p>
-        </w:tc>
-        <w:tc>
-          <w:tcPr>
-            <w:tcW w:w="3402" w:type="dxa"/>
-          </w:tcPr>
-          <w:p>
-            <w:r>
-              <w:t>-$6,510K</w:t>
-            </w:r>
-          </w:p>
-        </w:tc>
-      </w:tr>
-      <w:tr>
-        <w:tc>
-          <w:tcPr>
-            <w:tcW w:w="2836" w:type="dxa"/>
-          </w:tcPr>
-          <w:p>
-            <w:r>
-              <w:t>영업이익</w:t>
-            </w:r>
-          </w:p>
-        </w:tc>
-        <w:tc>
-          <w:tcPr>
-            <w:tcW w:w="2693" w:type="dxa"/>
-          </w:tcPr>
-          <w:p>
-            <w:r>
-              <w:t>-$236K</w:t>
-            </w:r>
-          </w:p>
-        </w:tc>
-        <w:tc>
-          <w:tcPr>
-            <w:tcW w:w="2126" w:type="dxa"/>
-          </w:tcPr>
-          <w:p>
-            <w:r>
-              <w:t>$15K</w:t>
-            </w:r>
-          </w:p>
-        </w:tc>
-        <w:tc>
-          <w:tcPr>
-            <w:tcW w:w="3402" w:type="dxa"/>
-          </w:tcPr>
-          <w:p>
-            <w:r>
-              <w:t>$2,100K</w:t>
-            </w:r>
-          </w:p>
-        </w:tc>
-      </w:tr>
-      <w:tr>
-        <w:tc>
-          <w:tcPr>
-            <w:tcW w:type="dxa" w:w="2836"/>
-          </w:tcPr>
-          <w:p>
-            <w:r>
-              <w:t>영업이익률</w:t>
-            </w:r>
-          </w:p>
-        </w:tc>
-        <w:tc>
-          <w:tcPr>
-            <w:tcW w:type="dxa" w:w="2693"/>
-          </w:tcPr>
-          <w:p>
-            <w:r>
-              <w:t>-81%</w:t>
-            </w:r>
-          </w:p>
-        </w:tc>
-        <w:tc>
-          <w:tcPr>
-            <w:tcW w:type="dxa" w:w="2126"/>
-          </w:tcPr>
-          <w:p>
-            <w:r>
-              <w:t>0.5%</w:t>
-            </w:r>
-          </w:p>
-        </w:tc>
-        <w:tc>
-          <w:tcPr>
-            <w:tcW w:type="dxa" w:w="3402"/>
           </w:tcPr>
           <w:p>
             <w:r>
